--- a/Antony-Ancil-CV.docx
+++ b/Antony-Ancil-CV.docx
@@ -216,16 +216,16 @@
     </w:p>
     <w:p>
       <w:pPr>
-        <w:spacing w:after="40"/>
-      </w:pPr>
-      <w:r>
-        <w:t>Multi-skilled IT Support, Administration, and Facilities Management professional with 36 years of international experience (30 years UAE + 6 years India - hybrid operations &amp; consultancy). Triple-core expertise: (1) IT Infrastructure &amp; AV Systems Management including distance learning pioneering (2008), (2) Full Administrative Operations - ISO 9001, procurement, financial administration, multi-department coordination, and (3) Facilities Management - asset lifecycle control, HSE/NFPA/IOSH compliance, multi-campus coordination. British Council Certified IELTS &amp; OET Test Day Administrator / Supervisor / IT Support - 11 years 9 months continuous across all HCT UAE campuses with zero compliance incidents. Holder of Google Generative AI (2026), Google Analytics, Cisco Networking Academy, IOSH Managing Safely, Child Protection Awareness, and 10+ Google Cloud Skills Boost badges (Sept 2026). Builder of bilingual digital ecosystems and Python automation tools. Seeking international roles in IT Support, Administration, or Facilities Management.</w:t>
+        <w:spacing w:after="0"/>
+      </w:pPr>
+      <w:r>
+        <w:t>Holder of Google AI Essentials Specialization (Oct 2026) - 5 Courses Complete: Introduction to AI, Maximize Productivity, Discover the Art of Prompting, Use AI Responsibly, Stay Ahead of AI Curve, plus Google Analytics (G-2BZDPM9EZM), Cisco Networking Academy, IOSH Managing Safely, Child Protection Awareness, and 10+ Google Cloud Skills Boost badges (Sept-Oct 2026). Builder of bilingual digital ecosystems and Python automation tools. Seeking international roles in IT Support, Administration, or Facilities Management.</w:t>
       </w:r>
     </w:p>
     <w:p>
       <w:pPr>
         <w:pStyle w:val="Heading1"/>
-        <w:spacing w:after="120" w:line="40" w:lineRule="exact"/>
+        <w:spacing w:before="360" w:after="120" w:line="40" w:lineRule="exact"/>
         <w:rPr>
           <w:rFonts w:ascii="Calibri" w:hAnsi="Calibri"/>
           <w:color w:val="1A3A5C"/>
@@ -440,7 +440,6 @@
         <w:rPr>
           <w:b/>
         </w:rPr>
-        <w:lastRenderedPageBreak/>
         <w:t>Administration &amp; Finance:</w:t>
       </w:r>
     </w:p>
@@ -459,6 +458,7 @@
         <w:spacing w:after="20"/>
       </w:pPr>
       <w:r>
+        <w:lastRenderedPageBreak/>
         <w:t>Finance administration — budgeting support, cost centre tracking, invoice processing, purchase orders, vendor negotiations, financial reporting</w:t>
       </w:r>
     </w:p>
@@ -706,6 +706,7 @@
     <w:p>
       <w:pPr>
         <w:pStyle w:val="Heading2"/>
+        <w:spacing w:before="120" w:line="240" w:lineRule="auto"/>
       </w:pPr>
       <w:r>
         <w:rPr>
@@ -732,14 +733,6 @@
     </w:p>
     <w:p>
       <w:pPr>
-        <w:spacing w:after="40"/>
-        <w:rPr>
-          <w:b/>
-        </w:rPr>
-      </w:pPr>
-    </w:p>
-    <w:p>
-      <w:pPr>
         <w:pStyle w:val="Heading1"/>
         <w:spacing w:before="0"/>
       </w:pPr>
@@ -766,6 +759,7 @@
         <w:spacing w:after="20"/>
       </w:pPr>
       <w:r>
+        <w:lastRenderedPageBreak/>
         <w:t>💻 Distance Learning Pioneer 2008 — First video-conferencing AV classrooms linking Madinat Zayed &amp; Ruwais — 2 years ahead of sector</w:t>
       </w:r>
     </w:p>
@@ -802,7 +796,10 @@
         <w:spacing w:after="20"/>
       </w:pPr>
       <w:r>
-        <w:t>⚡ Digital Consultancy 2024-2026 — Bilingual websites, Python bot, AI tools, Google Analytics — Venad Global Consultancy</w:t>
+        <w:t xml:space="preserve">⚡ Digital Consultancy 2024-2026 — Bilingual websites, Python bot, AI tools, Google Analytics — </w:t>
+      </w:r>
+      <w:r>
+        <w:t>VGC</w:t>
       </w:r>
     </w:p>
     <w:p>
@@ -885,24 +882,84 @@
       </w:pPr>
       <w:r>
         <w:rPr>
-          <w:b/>
+          <w:color w:val="0000FF"/>
         </w:rPr>
-        <w:t xml:space="preserve">Google Cloud &amp; AI — </w:t>
+        <w:t>G</w:t>
       </w:r>
       <w:r>
         <w:rPr>
-          <w:b/>
+          <w:color w:val="EE0000"/>
         </w:rPr>
-        <w:t>Core Professional:</w:t>
+        <w:t>o</w:t>
+      </w:r>
+      <w:r>
+        <w:rPr>
+          <w:color w:val="FFC000"/>
+        </w:rPr>
+        <w:t>o</w:t>
+      </w:r>
+      <w:r>
+        <w:rPr>
+          <w:color w:val="0000FF"/>
+        </w:rPr>
+        <w:t>g</w:t>
+      </w:r>
+      <w:r>
+        <w:rPr>
+          <w:color w:val="00B050"/>
+        </w:rPr>
+        <w:t>l</w:t>
+      </w:r>
+      <w:r>
+        <w:rPr>
+          <w:color w:val="EE0000"/>
+        </w:rPr>
+        <w:t>e</w:t>
       </w:r>
       <w:r>
         <w:t xml:space="preserve"> </w:t>
       </w:r>
       <w:r>
+        <w:t xml:space="preserve">Cloud &amp; AI — Core Professional: Latest (October 2026) — </w:t>
+      </w:r>
+      <w:r>
         <w:rPr>
-          <w:b/>
+          <w:color w:val="0000FF"/>
         </w:rPr>
-        <w:t>Latest (September 2026):</w:t>
+        <w:t>G</w:t>
+      </w:r>
+      <w:r>
+        <w:rPr>
+          <w:color w:val="EE0000"/>
+        </w:rPr>
+        <w:t>O</w:t>
+      </w:r>
+      <w:r>
+        <w:rPr>
+          <w:color w:val="FFC000"/>
+        </w:rPr>
+        <w:t>O</w:t>
+      </w:r>
+      <w:r>
+        <w:rPr>
+          <w:color w:val="0000FF"/>
+        </w:rPr>
+        <w:t>G</w:t>
+      </w:r>
+      <w:r>
+        <w:rPr>
+          <w:color w:val="00B050"/>
+        </w:rPr>
+        <w:t>L</w:t>
+      </w:r>
+      <w:r>
+        <w:rPr>
+          <w:color w:val="EE0000"/>
+        </w:rPr>
+        <w:t>E</w:t>
+      </w:r>
+      <w:r>
+        <w:t xml:space="preserve"> AI ESSENTIALS SPECIALIZATION COMPLETE:</w:t>
       </w:r>
     </w:p>
     <w:p>
@@ -918,7 +975,43 @@
         <w:pStyle w:val="ListBullet"/>
       </w:pPr>
       <w:r>
-        <w:t xml:space="preserve">Google Skills Profile: </w:t>
+        <w:rPr>
+          <w:color w:val="0000FF"/>
+        </w:rPr>
+        <w:t>G</w:t>
+      </w:r>
+      <w:r>
+        <w:rPr>
+          <w:color w:val="EE0000"/>
+        </w:rPr>
+        <w:t>o</w:t>
+      </w:r>
+      <w:r>
+        <w:rPr>
+          <w:color w:val="FFC000"/>
+        </w:rPr>
+        <w:t>o</w:t>
+      </w:r>
+      <w:r>
+        <w:rPr>
+          <w:color w:val="0000FF"/>
+        </w:rPr>
+        <w:t>g</w:t>
+      </w:r>
+      <w:r>
+        <w:rPr>
+          <w:color w:val="00B050"/>
+        </w:rPr>
+        <w:t>l</w:t>
+      </w:r>
+      <w:r>
+        <w:rPr>
+          <w:color w:val="EE0000"/>
+        </w:rPr>
+        <w:t>e</w:t>
+      </w:r>
+      <w:r>
+        <w:t xml:space="preserve"> Skills Profile: </w:t>
       </w:r>
       <w:hyperlink r:id="rId8" w:history="1">
         <w:r>
@@ -935,7 +1028,43 @@
         <w:spacing w:after="20"/>
       </w:pPr>
       <w:r>
-        <w:t xml:space="preserve">Google Developer Profile: </w:t>
+        <w:rPr>
+          <w:color w:val="0000FF"/>
+        </w:rPr>
+        <w:t>G</w:t>
+      </w:r>
+      <w:r>
+        <w:rPr>
+          <w:color w:val="EE0000"/>
+        </w:rPr>
+        <w:t>o</w:t>
+      </w:r>
+      <w:r>
+        <w:rPr>
+          <w:color w:val="FFC000"/>
+        </w:rPr>
+        <w:t>o</w:t>
+      </w:r>
+      <w:r>
+        <w:rPr>
+          <w:color w:val="0000FF"/>
+        </w:rPr>
+        <w:t>g</w:t>
+      </w:r>
+      <w:r>
+        <w:rPr>
+          <w:color w:val="00B050"/>
+        </w:rPr>
+        <w:t>l</w:t>
+      </w:r>
+      <w:r>
+        <w:rPr>
+          <w:color w:val="EE0000"/>
+        </w:rPr>
+        <w:t>e</w:t>
+      </w:r>
+      <w:r>
+        <w:t xml:space="preserve"> Developer Profile: </w:t>
       </w:r>
       <w:hyperlink r:id="rId9" w:history="1">
         <w:r>
@@ -1010,27 +1139,57 @@
         <w:spacing w:after="20"/>
       </w:pPr>
       <w:r>
-        <w:t>Discover the Art of Prompting</w:t>
-      </w:r>
-      <w:r>
-        <w:t xml:space="preserve">: </w:t>
-      </w:r>
-      <w:r>
-        <w:t>Google Skills Boost</w:t>
-      </w:r>
-      <w:r>
-        <w:t xml:space="preserve"> | </w:t>
+        <w:rPr>
+          <w:color w:val="0000FF"/>
+        </w:rPr>
+        <w:t>G</w:t>
+      </w:r>
+      <w:r>
+        <w:rPr>
+          <w:color w:val="EE0000"/>
+        </w:rPr>
+        <w:t>o</w:t>
+      </w:r>
+      <w:r>
+        <w:rPr>
+          <w:color w:val="FFC000"/>
+        </w:rPr>
+        <w:t>o</w:t>
+      </w:r>
+      <w:r>
+        <w:rPr>
+          <w:color w:val="0000FF"/>
+        </w:rPr>
+        <w:t>g</w:t>
+      </w:r>
+      <w:r>
+        <w:rPr>
+          <w:color w:val="00B050"/>
+        </w:rPr>
+        <w:t>l</w:t>
+      </w:r>
+      <w:r>
+        <w:rPr>
+          <w:color w:val="EE0000"/>
+        </w:rPr>
+        <w:t>e</w:t>
+      </w:r>
+      <w:r>
+        <w:t xml:space="preserve"> AI Essentials Specialization</w:t>
+      </w:r>
+      <w:r>
+        <w:t xml:space="preserve">:  </w:t>
       </w:r>
       <w:hyperlink r:id="rId14" w:history="1">
         <w:r>
           <w:rPr>
             <w:rStyle w:val="Hyperlink"/>
           </w:rPr>
-          <w:t>Coursera</w:t>
+          <w:t>Google / Coursera</w:t>
         </w:r>
       </w:hyperlink>
       <w:r>
-        <w:t xml:space="preserve"> (Sept 2026)</w:t>
+        <w:t xml:space="preserve"> (Oct 7, 2026)</w:t>
       </w:r>
     </w:p>
     <w:p>
@@ -1039,27 +1198,54 @@
         <w:spacing w:after="20"/>
       </w:pPr>
       <w:r>
-        <w:t>Introduction to AI</w:t>
-      </w:r>
-      <w:r>
-        <w:t xml:space="preserve">: </w:t>
-      </w:r>
-      <w:r>
-        <w:t>Google Skills Boost</w:t>
-      </w:r>
-      <w:r>
-        <w:t xml:space="preserve"> | </w:t>
+        <w:rPr>
+          <w:color w:val="0000FF"/>
+        </w:rPr>
+        <w:t>G</w:t>
+      </w:r>
+      <w:r>
+        <w:rPr>
+          <w:color w:val="EE0000"/>
+        </w:rPr>
+        <w:t>o</w:t>
+      </w:r>
+      <w:r>
+        <w:rPr>
+          <w:color w:val="FFC000"/>
+        </w:rPr>
+        <w:t>o</w:t>
+      </w:r>
+      <w:r>
+        <w:rPr>
+          <w:color w:val="0000FF"/>
+        </w:rPr>
+        <w:t>g</w:t>
+      </w:r>
+      <w:r>
+        <w:rPr>
+          <w:color w:val="00B050"/>
+        </w:rPr>
+        <w:t>l</w:t>
+      </w:r>
+      <w:r>
+        <w:rPr>
+          <w:color w:val="EE0000"/>
+        </w:rPr>
+        <w:t>e</w:t>
+      </w:r>
+      <w:r>
+        <w:t xml:space="preserve"> AI Essentials - Discover the Art of Prompting: </w:t>
       </w:r>
       <w:hyperlink r:id="rId15" w:history="1">
         <w:r>
           <w:rPr>
             <w:rStyle w:val="Hyperlink"/>
           </w:rPr>
-          <w:t>Coursera</w:t>
+          <w:t>Google / Coursera</w:t>
         </w:r>
       </w:hyperlink>
       <w:r>
-        <w:t xml:space="preserve"> (Sept 2026)</w:t>
+        <w:t xml:space="preserve"> (Sept 22, 2026) </w:t>
       </w:r>
     </w:p>
     <w:p>
@@ -1068,9 +1254,65 @@
         <w:spacing w:after="20"/>
       </w:pPr>
       <w:r>
+        <w:rPr>
+          <w:color w:val="0000FF"/>
+        </w:rPr>
+        <w:t>G</w:t>
+      </w:r>
+      <w:r>
+        <w:rPr>
+          <w:color w:val="EE0000"/>
+        </w:rPr>
+        <w:t>o</w:t>
+      </w:r>
+      <w:r>
+        <w:rPr>
+          <w:color w:val="FFC000"/>
+        </w:rPr>
+        <w:t>o</w:t>
+      </w:r>
+      <w:r>
+        <w:rPr>
+          <w:color w:val="0000FF"/>
+        </w:rPr>
+        <w:t>g</w:t>
+      </w:r>
+      <w:r>
+        <w:rPr>
+          <w:color w:val="00B050"/>
+        </w:rPr>
+        <w:t>l</w:t>
+      </w:r>
+      <w:r>
+        <w:rPr>
+          <w:color w:val="EE0000"/>
+        </w:rPr>
+        <w:t>e</w:t>
+      </w:r>
+      <w:r>
+        <w:t xml:space="preserve"> AI Essentials - Introduction to AI: </w:t>
+      </w:r>
+      <w:hyperlink r:id="rId16" w:history="1">
+        <w:r>
+          <w:rPr>
+            <w:rStyle w:val="Hyperlink"/>
+          </w:rPr>
+          <w:t>Google / Coursera</w:t>
+        </w:r>
+      </w:hyperlink>
+      <w:r>
+        <w:t xml:space="preserve"> (Sept 2026)</w:t>
+      </w:r>
+    </w:p>
+    <w:p>
+      <w:pPr>
+        <w:pStyle w:val="ListBullet"/>
+        <w:spacing w:after="20"/>
+      </w:pPr>
+      <w:r>
         <w:t xml:space="preserve">Cisco Networking Academy: </w:t>
       </w:r>
-      <w:hyperlink r:id="rId16" w:history="1">
+      <w:hyperlink r:id="rId17" w:history="1">
         <w:r>
           <w:rPr>
             <w:rStyle w:val="Hyperlink"/>
@@ -1091,36 +1333,54 @@
         <w:spacing w:after="20"/>
       </w:pPr>
       <w:r>
-        <w:t xml:space="preserve">Maximize Productivity </w:t>
-      </w:r>
-      <w:r>
-        <w:t>with</w:t>
-      </w:r>
-      <w:r>
-        <w:t xml:space="preserve"> AI Tools</w:t>
-      </w:r>
-      <w:r>
-        <w:t>:</w:t>
-      </w:r>
-      <w:r>
-        <w:t xml:space="preserve"> </w:t>
-      </w:r>
-      <w:hyperlink r:id="rId17" w:history="1">
+        <w:rPr>
+          <w:color w:val="0000FF"/>
+        </w:rPr>
+        <w:t>G</w:t>
+      </w:r>
+      <w:r>
+        <w:rPr>
+          <w:color w:val="EE0000"/>
+        </w:rPr>
+        <w:t>o</w:t>
+      </w:r>
+      <w:r>
+        <w:rPr>
+          <w:color w:val="FFC000"/>
+        </w:rPr>
+        <w:t>o</w:t>
+      </w:r>
+      <w:r>
+        <w:rPr>
+          <w:color w:val="0000FF"/>
+        </w:rPr>
+        <w:t>g</w:t>
+      </w:r>
+      <w:r>
+        <w:rPr>
+          <w:color w:val="00B050"/>
+        </w:rPr>
+        <w:t>l</w:t>
+      </w:r>
+      <w:r>
+        <w:rPr>
+          <w:color w:val="EE0000"/>
+        </w:rPr>
+        <w:t>e</w:t>
+      </w:r>
+      <w:r>
+        <w:t xml:space="preserve"> AI Essentials - Use AI Responsibly: </w:t>
+      </w:r>
+      <w:hyperlink r:id="rId18" w:history="1">
         <w:r>
           <w:rPr>
             <w:rStyle w:val="Hyperlink"/>
           </w:rPr>
-          <w:t>Coursera</w:t>
+          <w:t>Google / Coursera</w:t>
         </w:r>
       </w:hyperlink>
       <w:r>
-        <w:t xml:space="preserve"> / </w:t>
-      </w:r>
-      <w:r>
-        <w:t>Google Skills Boost</w:t>
-      </w:r>
-      <w:r>
-        <w:t xml:space="preserve"> (June 2026)</w:t>
+        <w:t xml:space="preserve"> (Oct 7, 2026)</w:t>
       </w:r>
     </w:p>
     <w:p>
@@ -1129,9 +1389,132 @@
         <w:spacing w:after="20"/>
       </w:pPr>
       <w:r>
+        <w:rPr>
+          <w:color w:val="0000FF"/>
+        </w:rPr>
+        <w:t>G</w:t>
+      </w:r>
+      <w:r>
+        <w:rPr>
+          <w:color w:val="EE0000"/>
+        </w:rPr>
+        <w:t>o</w:t>
+      </w:r>
+      <w:r>
+        <w:rPr>
+          <w:color w:val="FFC000"/>
+        </w:rPr>
+        <w:t>o</w:t>
+      </w:r>
+      <w:r>
+        <w:rPr>
+          <w:color w:val="0000FF"/>
+        </w:rPr>
+        <w:t>g</w:t>
+      </w:r>
+      <w:r>
+        <w:rPr>
+          <w:color w:val="00B050"/>
+        </w:rPr>
+        <w:t>l</w:t>
+      </w:r>
+      <w:r>
+        <w:rPr>
+          <w:color w:val="EE0000"/>
+        </w:rPr>
+        <w:t>e</w:t>
+      </w:r>
+      <w:r>
+        <w:t xml:space="preserve"> AI Essentials - Stay Ahead of the AI Curve: </w:t>
+      </w:r>
+      <w:hyperlink r:id="rId19" w:history="1">
+        <w:r>
+          <w:rPr>
+            <w:rStyle w:val="Hyperlink"/>
+          </w:rPr>
+          <w:t>Google / Coursera</w:t>
+        </w:r>
+      </w:hyperlink>
+      <w:r>
+        <w:t xml:space="preserve"> (Oct 7, 2026)</w:t>
+      </w:r>
+    </w:p>
+    <w:p>
+      <w:pPr>
+        <w:pStyle w:val="ListBullet"/>
+        <w:spacing w:after="20"/>
+      </w:pPr>
+      <w:r>
+        <w:rPr>
+          <w:color w:val="0000FF"/>
+        </w:rPr>
+        <w:t>G</w:t>
+      </w:r>
+      <w:r>
+        <w:rPr>
+          <w:color w:val="EE0000"/>
+        </w:rPr>
+        <w:t>o</w:t>
+      </w:r>
+      <w:r>
+        <w:rPr>
+          <w:color w:val="FFC000"/>
+        </w:rPr>
+        <w:t>o</w:t>
+      </w:r>
+      <w:r>
+        <w:rPr>
+          <w:color w:val="0000FF"/>
+        </w:rPr>
+        <w:t>g</w:t>
+      </w:r>
+      <w:r>
+        <w:rPr>
+          <w:color w:val="00B050"/>
+        </w:rPr>
+        <w:t>l</w:t>
+      </w:r>
+      <w:r>
+        <w:rPr>
+          <w:color w:val="EE0000"/>
+        </w:rPr>
+        <w:t>e</w:t>
+      </w:r>
+      <w:r>
+        <w:t xml:space="preserve"> AI Essentials - Maximize Productivity </w:t>
+      </w:r>
+      <w:proofErr w:type="gramStart"/>
+      <w:r>
+        <w:t>With</w:t>
+      </w:r>
+      <w:proofErr w:type="gramEnd"/>
+      <w:r>
+        <w:t xml:space="preserve"> AI Tools: </w:t>
+      </w:r>
+      <w:hyperlink r:id="rId20" w:history="1">
+        <w:r>
+          <w:rPr>
+            <w:rStyle w:val="Hyperlink"/>
+          </w:rPr>
+          <w:t>Google / Coursera</w:t>
+        </w:r>
+      </w:hyperlink>
+      <w:r>
+        <w:t xml:space="preserve"> (June 10, 2026)</w:t>
+      </w:r>
+      <w:r>
+        <w:t xml:space="preserve"> </w:t>
+      </w:r>
+    </w:p>
+    <w:p>
+      <w:pPr>
+        <w:pStyle w:val="ListBullet"/>
+        <w:spacing w:after="20"/>
+      </w:pPr>
+      <w:r>
         <w:t xml:space="preserve">Cisco Networking Academy: — </w:t>
       </w:r>
-      <w:hyperlink r:id="rId18" w:history="1">
+      <w:hyperlink r:id="rId21" w:history="1">
         <w:r>
           <w:rPr>
             <w:rStyle w:val="Hyperlink"/>
@@ -1170,9 +1553,45 @@
         <w:spacing w:after="20"/>
       </w:pPr>
       <w:r>
-        <w:t xml:space="preserve">Google Analytics Certification — </w:t>
-      </w:r>
-      <w:hyperlink r:id="rId19" w:anchor="acc.0DyAnwUh" w:history="1">
+        <w:rPr>
+          <w:color w:val="0000FF"/>
+        </w:rPr>
+        <w:t>G</w:t>
+      </w:r>
+      <w:r>
+        <w:rPr>
+          <w:color w:val="EE0000"/>
+        </w:rPr>
+        <w:t>o</w:t>
+      </w:r>
+      <w:r>
+        <w:rPr>
+          <w:color w:val="FFC000"/>
+        </w:rPr>
+        <w:t>o</w:t>
+      </w:r>
+      <w:r>
+        <w:rPr>
+          <w:color w:val="0000FF"/>
+        </w:rPr>
+        <w:t>g</w:t>
+      </w:r>
+      <w:r>
+        <w:rPr>
+          <w:color w:val="00B050"/>
+        </w:rPr>
+        <w:t>l</w:t>
+      </w:r>
+      <w:r>
+        <w:rPr>
+          <w:color w:val="EE0000"/>
+        </w:rPr>
+        <w:t>e</w:t>
+      </w:r>
+      <w:r>
+        <w:t xml:space="preserve"> Analytics Certification — </w:t>
+      </w:r>
+      <w:hyperlink r:id="rId22" w:anchor="acc.0DyAnwUh" w:history="1">
         <w:r>
           <w:rPr>
             <w:rStyle w:val="Hyperlink"/>
@@ -1210,7 +1629,7 @@
       <w:r>
         <w:t xml:space="preserve">Cisco Networking Academy — </w:t>
       </w:r>
-      <w:hyperlink r:id="rId20" w:history="1">
+      <w:hyperlink r:id="rId23" w:history="1">
         <w:r>
           <w:rPr>
             <w:rStyle w:val="Hyperlink"/>
@@ -1331,7 +1750,7 @@
       </w:r>
     </w:p>
     <w:sectPr>
-      <w:footerReference w:type="default" r:id="rId21"/>
+      <w:footerReference w:type="default" r:id="rId24"/>
       <w:pgSz w:w="12240" w:h="15840"/>
       <w:pgMar w:top="720" w:right="864" w:bottom="720" w:left="864" w:header="720" w:footer="720" w:gutter="0"/>
       <w:cols w:space="720"/>

--- a/Antony-Ancil-CV.docx
+++ b/Antony-Ancil-CV.docx
@@ -219,7 +219,7 @@
         <w:spacing w:after="0"/>
       </w:pPr>
       <w:r>
-        <w:t>Holder of Google AI Essentials Specialization (Oct 2026) - 5 Courses Complete: Introduction to AI, Maximize Productivity, Discover the Art of Prompting, Use AI Responsibly, Stay Ahead of AI Curve, plus Google Analytics (G-2BZDPM9EZM), Cisco Networking Academy, IOSH Managing Safely, Child Protection Awareness, and 10+ Google Cloud Skills Boost badges (Sept-Oct 2026). Builder of bilingual digital ecosystems and Python automation tools. Seeking international roles in IT Support, Administration, or Facilities Management.</w:t>
+        <w:t>Holder of 50 Certificates (Oct 8, 2026) — Google Cloud Triple Badge Day Oct 8, 2026: Arcade Simulator SRE Game (28742645) Rank 419 + Set Up a Google Cloud Network (28742711) + Implement DevOps Workflows (28742694) — 8 labs, CI/CD with Cloud Build &amp; Artifact Registry, GKE, custom VPC, firewall hardening. Plus Google AI Essentials Specialization (5/5 Complete Oct 7, 2026), Google Analytics Certified (G-2BZDPM9EZM), Cisco Networking Academy, IOSH Managing Safely, Child Protection Awareness, British Council IELTS/OET 11y9m. Builder of bilingual digital ecosystems and Python automation tools. Seeking international roles in IT Support, Administration, or Facilities Management.</w:t>
       </w:r>
     </w:p>
     <w:p>
@@ -866,11 +866,7 @@
         <w:spacing w:before="0"/>
       </w:pPr>
       <w:r>
-        <w:rPr>
-          <w:rFonts w:ascii="Calibri" w:hAnsi="Calibri"/>
-          <w:color w:val="1A3A5C"/>
-        </w:rPr>
-        <w:t>CERTIFICATIONS &amp; AWARDS (2026 Updated)</w:t>
+        <w:t>CERTIFICATIONS &amp; AWARDS</w:t>
       </w:r>
     </w:p>
     <w:p>
@@ -881,85 +877,7 @@
         </w:rPr>
       </w:pPr>
       <w:r>
-        <w:rPr>
-          <w:color w:val="0000FF"/>
-        </w:rPr>
-        <w:t>G</w:t>
-      </w:r>
-      <w:r>
-        <w:rPr>
-          <w:color w:val="EE0000"/>
-        </w:rPr>
-        <w:t>o</w:t>
-      </w:r>
-      <w:r>
-        <w:rPr>
-          <w:color w:val="FFC000"/>
-        </w:rPr>
-        <w:t>o</w:t>
-      </w:r>
-      <w:r>
-        <w:rPr>
-          <w:color w:val="0000FF"/>
-        </w:rPr>
-        <w:t>g</w:t>
-      </w:r>
-      <w:r>
-        <w:rPr>
-          <w:color w:val="00B050"/>
-        </w:rPr>
-        <w:t>l</w:t>
-      </w:r>
-      <w:r>
-        <w:rPr>
-          <w:color w:val="EE0000"/>
-        </w:rPr>
-        <w:t>e</w:t>
-      </w:r>
-      <w:r>
-        <w:t xml:space="preserve"> </w:t>
-      </w:r>
-      <w:r>
-        <w:t xml:space="preserve">Cloud &amp; AI — Core Professional: Latest (October 2026) — </w:t>
-      </w:r>
-      <w:r>
-        <w:rPr>
-          <w:color w:val="0000FF"/>
-        </w:rPr>
-        <w:t>G</w:t>
-      </w:r>
-      <w:r>
-        <w:rPr>
-          <w:color w:val="EE0000"/>
-        </w:rPr>
-        <w:t>O</w:t>
-      </w:r>
-      <w:r>
-        <w:rPr>
-          <w:color w:val="FFC000"/>
-        </w:rPr>
-        <w:t>O</w:t>
-      </w:r>
-      <w:r>
-        <w:rPr>
-          <w:color w:val="0000FF"/>
-        </w:rPr>
-        <w:t>G</w:t>
-      </w:r>
-      <w:r>
-        <w:rPr>
-          <w:color w:val="00B050"/>
-        </w:rPr>
-        <w:t>L</w:t>
-      </w:r>
-      <w:r>
-        <w:rPr>
-          <w:color w:val="EE0000"/>
-        </w:rPr>
-        <w:t>E</w:t>
-      </w:r>
-      <w:r>
-        <w:t xml:space="preserve"> AI ESSENTIALS SPECIALIZATION COMPLETE:</w:t>
+        <w:t>Google Cloud &amp; AI — Core Professional: LATEST — ARCADE SIMULATOR SRE TRIPLE BADGE DAY Oct 8, 2026 — GOOGLE AI ESSENTIALS SPECIALIZATION COMPLETE (Oct 7, 2026):</w:t>
       </w:r>
     </w:p>
     <w:p>
@@ -1512,9 +1430,207 @@
         <w:spacing w:after="20"/>
       </w:pPr>
       <w:r>
+        <w:rPr>
+          <w:color w:val="0000FF"/>
+        </w:rPr>
+        <w:t>G</w:t>
+      </w:r>
+      <w:r>
+        <w:rPr>
+          <w:color w:val="EE0000"/>
+        </w:rPr>
+        <w:t>o</w:t>
+      </w:r>
+      <w:r>
+        <w:rPr>
+          <w:color w:val="FFC000"/>
+        </w:rPr>
+        <w:t>o</w:t>
+      </w:r>
+      <w:r>
+        <w:rPr>
+          <w:color w:val="0000FF"/>
+        </w:rPr>
+        <w:t>g</w:t>
+      </w:r>
+      <w:r>
+        <w:rPr>
+          <w:color w:val="00B050"/>
+        </w:rPr>
+        <w:t>l</w:t>
+      </w:r>
+      <w:r>
+        <w:rPr>
+          <w:color w:val="EE0000"/>
+        </w:rPr>
+        <w:t>e</w:t>
+      </w:r>
+      <w:r>
+        <w:rPr>
+          <w:color w:val="EE0000"/>
+        </w:rPr>
+        <w:t xml:space="preserve"> </w:t>
+      </w:r>
+      <w:r>
+        <w:t xml:space="preserve">Arcade Simulator: Site Reliability Engineer — </w:t>
+      </w:r>
+      <w:hyperlink r:id="rId21" w:history="1">
+        <w:r>
+          <w:rPr>
+            <w:rStyle w:val="Hyperlink"/>
+          </w:rPr>
+          <w:t>Game Badge ID 28742645</w:t>
+        </w:r>
+      </w:hyperlink>
+      <w:r>
+        <w:t xml:space="preserve"> — Oct 8, 2026 </w:t>
+      </w:r>
+    </w:p>
+    <w:p>
+      <w:pPr>
+        <w:pStyle w:val="ListBullet"/>
+        <w:spacing w:after="20"/>
+      </w:pPr>
+      <w:r>
+        <w:rPr>
+          <w:color w:val="0000FF"/>
+        </w:rPr>
+        <w:t>G</w:t>
+      </w:r>
+      <w:r>
+        <w:rPr>
+          <w:color w:val="EE0000"/>
+        </w:rPr>
+        <w:t>o</w:t>
+      </w:r>
+      <w:r>
+        <w:rPr>
+          <w:color w:val="FFC000"/>
+        </w:rPr>
+        <w:t>o</w:t>
+      </w:r>
+      <w:r>
+        <w:rPr>
+          <w:color w:val="0000FF"/>
+        </w:rPr>
+        <w:t>g</w:t>
+      </w:r>
+      <w:r>
+        <w:rPr>
+          <w:color w:val="00B050"/>
+        </w:rPr>
+        <w:t>l</w:t>
+      </w:r>
+      <w:r>
+        <w:rPr>
+          <w:color w:val="EE0000"/>
+        </w:rPr>
+        <w:t>e</w:t>
+      </w:r>
+      <w:r>
+        <w:rPr>
+          <w:color w:val="EE0000"/>
+        </w:rPr>
+        <w:t xml:space="preserve"> </w:t>
+      </w:r>
+      <w:r>
+        <w:t xml:space="preserve">Set Up a Google Cloud Network — </w:t>
+      </w:r>
+      <w:hyperlink r:id="rId22" w:history="1">
+        <w:r>
+          <w:rPr>
+            <w:rStyle w:val="Hyperlink"/>
+          </w:rPr>
+          <w:t>Badge ID 28742711</w:t>
+        </w:r>
+      </w:hyperlink>
+      <w:r>
+        <w:t xml:space="preserve"> — Oct 8, 2026 — Infrastructure Modernization</w:t>
+      </w:r>
+      <w:r>
+        <w:t>.</w:t>
+      </w:r>
+      <w:r>
+        <w:t xml:space="preserve"> </w:t>
+      </w:r>
+    </w:p>
+    <w:p>
+      <w:pPr>
+        <w:pStyle w:val="ListBullet"/>
+        <w:spacing w:after="20"/>
+      </w:pPr>
+      <w:r>
+        <w:rPr>
+          <w:color w:val="0000FF"/>
+        </w:rPr>
+        <w:t>G</w:t>
+      </w:r>
+      <w:r>
+        <w:rPr>
+          <w:color w:val="EE0000"/>
+        </w:rPr>
+        <w:t>o</w:t>
+      </w:r>
+      <w:r>
+        <w:rPr>
+          <w:color w:val="FFC000"/>
+        </w:rPr>
+        <w:t>o</w:t>
+      </w:r>
+      <w:r>
+        <w:rPr>
+          <w:color w:val="0000FF"/>
+        </w:rPr>
+        <w:t>g</w:t>
+      </w:r>
+      <w:r>
+        <w:rPr>
+          <w:color w:val="00B050"/>
+        </w:rPr>
+        <w:t>l</w:t>
+      </w:r>
+      <w:r>
+        <w:rPr>
+          <w:color w:val="EE0000"/>
+        </w:rPr>
+        <w:t>e</w:t>
+      </w:r>
+      <w:r>
+        <w:rPr>
+          <w:color w:val="0000FF"/>
+        </w:rPr>
+        <w:t xml:space="preserve"> </w:t>
+      </w:r>
+      <w:r>
+        <w:t xml:space="preserve">Implement DevOps Workflows — </w:t>
+      </w:r>
+      <w:hyperlink r:id="rId23" w:history="1">
+        <w:r>
+          <w:rPr>
+            <w:rStyle w:val="Hyperlink"/>
+          </w:rPr>
+          <w:t>Badge ID 28742694</w:t>
+        </w:r>
+      </w:hyperlink>
+      <w:r>
+        <w:t xml:space="preserve"> — Oct 8, 2026 — Application Modernization</w:t>
+      </w:r>
+      <w:r>
+        <w:t>.</w:t>
+      </w:r>
+      <w:r>
+        <w:t xml:space="preserve"> </w:t>
+      </w:r>
+    </w:p>
+    <w:p>
+      <w:pPr>
+        <w:pStyle w:val="ListBullet"/>
+        <w:spacing w:after="20"/>
+      </w:pPr>
+      <w:r>
         <w:t xml:space="preserve">Cisco Networking Academy: — </w:t>
       </w:r>
-      <w:hyperlink r:id="rId21" w:history="1">
+      <w:hyperlink r:id="rId24" w:history="1">
         <w:r>
           <w:rPr>
             <w:rStyle w:val="Hyperlink"/>
@@ -1591,7 +1707,7 @@
       <w:r>
         <w:t xml:space="preserve"> Analytics Certification — </w:t>
       </w:r>
-      <w:hyperlink r:id="rId22" w:anchor="acc.0DyAnwUh" w:history="1">
+      <w:hyperlink r:id="rId25" w:anchor="acc.0DyAnwUh" w:history="1">
         <w:r>
           <w:rPr>
             <w:rStyle w:val="Hyperlink"/>
@@ -1629,7 +1745,7 @@
       <w:r>
         <w:t xml:space="preserve">Cisco Networking Academy — </w:t>
       </w:r>
-      <w:hyperlink r:id="rId23" w:history="1">
+      <w:hyperlink r:id="rId26" w:history="1">
         <w:r>
           <w:rPr>
             <w:rStyle w:val="Hyperlink"/>
@@ -1656,7 +1772,10 @@
         <w:spacing w:after="20"/>
       </w:pPr>
       <w:r>
-        <w:t>HABC Level 2 Emergency First Aid — OrientMCT (2017) | Basic Fire Fighting — NFPA UAE | Creativity &amp; Innovation — ABAMI UAE</w:t>
+        <w:t>HABC Level 2 Emergency First Aid — OrientMCT (2017) Basic Fire Fighting — NFPA | Creativity &amp; Innovation — ABAMI</w:t>
+      </w:r>
+      <w:r>
+        <w:t>.</w:t>
       </w:r>
     </w:p>
     <w:p>
@@ -1674,23 +1793,27 @@
     </w:p>
     <w:p>
       <w:pPr>
+        <w:pStyle w:val="ListBullet"/>
         <w:spacing w:after="40"/>
       </w:pPr>
       <w:r>
-        <w:rPr>
-          <w:color w:val="666666"/>
-          <w:sz w:val="19"/>
-        </w:rPr>
-        <w:t>Full verified references, letters and LinkedIn recommendations available at: venadglobal.org/references</w:t>
+        <w:t xml:space="preserve">Prof. Trevor Davison — Associate Vice Chancellor, </w:t>
+      </w:r>
+      <w:proofErr w:type="spellStart"/>
+      <w:r>
+        <w:t>CQUniversity</w:t>
+      </w:r>
+      <w:proofErr w:type="spellEnd"/>
+      <w:r>
+        <w:t xml:space="preserve"> Australia</w:t>
       </w:r>
     </w:p>
     <w:p>
       <w:pPr>
         <w:pStyle w:val="ListBullet"/>
-        <w:spacing w:after="40"/>
-      </w:pPr>
-      <w:r>
-        <w:t>Prof. Trevor Davison — Associate Vice Chancellor, CQUniversity Australia</w:t>
+      </w:pPr>
+      <w:r>
+        <w:t>Dr. Phil Quirke — Executive Dean HCT MZ &amp; Ruwais (Former)</w:t>
       </w:r>
     </w:p>
     <w:p>
@@ -1698,7 +1821,7 @@
         <w:pStyle w:val="ListBullet"/>
       </w:pPr>
       <w:r>
-        <w:t>Dr. Phil Quirke — Executive Dean HCT MZ &amp; Ruwais (Former)</w:t>
+        <w:t>Dr. Aidan Thorne — BC Global IELTS Master Trainer, Wales UK</w:t>
       </w:r>
     </w:p>
     <w:p>
@@ -1706,7 +1829,7 @@
         <w:pStyle w:val="ListBullet"/>
       </w:pPr>
       <w:r>
-        <w:t>Dr. Aidan Thorne — BC Global IELTS Master Trainer, Wales UK</w:t>
+        <w:t>Elizabeth Morey — Former Dean, Concordia University Canada</w:t>
       </w:r>
     </w:p>
     <w:p>
@@ -1714,7 +1837,7 @@
         <w:pStyle w:val="ListBullet"/>
       </w:pPr>
       <w:r>
-        <w:t>Elizabeth Morey — Former Dean, Concordia University Canada</w:t>
+        <w:t>Dr. Hesham Shehab — Director Academic Programs, Ministry of Interior UAE</w:t>
       </w:r>
     </w:p>
     <w:p>
@@ -1722,7 +1845,7 @@
         <w:pStyle w:val="ListBullet"/>
       </w:pPr>
       <w:r>
-        <w:t>Dr. Hesham Shehab — Director Academic Programs, Ministry of Interior UAE</w:t>
+        <w:t>Belinda Southby — Lead Learning Technologist, FuturU, UK</w:t>
       </w:r>
     </w:p>
     <w:p>
@@ -1730,7 +1853,7 @@
         <w:pStyle w:val="ListBullet"/>
       </w:pPr>
       <w:r>
-        <w:t>Belinda Southby — Lead Learning Technologist, FuturU, UK</w:t>
+        <w:t>Mr. George Joseph — General Manager Delma Industrial Coating · UAE</w:t>
       </w:r>
     </w:p>
     <w:p>
@@ -1738,19 +1861,11 @@
         <w:pStyle w:val="ListBullet"/>
       </w:pPr>
       <w:r>
-        <w:t>Mr. George Joseph — General Manager Delma Industrial Coating · UAE</w:t>
-      </w:r>
-    </w:p>
-    <w:p>
-      <w:pPr>
-        <w:pStyle w:val="ListBullet"/>
-      </w:pPr>
-      <w:r>
         <w:t>Mrs. Blaizy George — Managing Director the Farm Story · Kerala, India</w:t>
       </w:r>
     </w:p>
     <w:sectPr>
-      <w:footerReference w:type="default" r:id="rId24"/>
+      <w:footerReference w:type="default" r:id="rId27"/>
       <w:pgSz w:w="12240" w:h="15840"/>
       <w:pgMar w:top="720" w:right="864" w:bottom="720" w:left="864" w:header="720" w:footer="720" w:gutter="0"/>
       <w:cols w:space="720"/>

--- a/Antony-Ancil-CV.docx
+++ b/Antony-Ancil-CV.docx
@@ -204,7 +204,7 @@
     <w:p>
       <w:pPr>
         <w:pStyle w:val="Heading1"/>
-        <w:spacing w:after="120" w:line="40" w:lineRule="exact"/>
+        <w:spacing w:before="240" w:line="20" w:lineRule="exact"/>
       </w:pPr>
       <w:r>
         <w:rPr>
@@ -219,13 +219,13 @@
         <w:spacing w:after="0"/>
       </w:pPr>
       <w:r>
-        <w:t>Holder of 50 Certificates (Oct 8, 2026) — Google Cloud Triple Badge Day Oct 8, 2026: Arcade Simulator SRE Game (28742645) Rank 419 + Set Up a Google Cloud Network (28742711) + Implement DevOps Workflows (28742694) — 8 labs, CI/CD with Cloud Build &amp; Artifact Registry, GKE, custom VPC, firewall hardening. Plus Google AI Essentials Specialization (5/5 Complete Oct 7, 2026), Google Analytics Certified (G-2BZDPM9EZM), Cisco Networking Academy, IOSH Managing Safely, Child Protection Awareness, British Council IELTS/OET 11y9m. Builder of bilingual digital ecosystems and Python automation tools. Seeking international roles in IT Support, Administration, or Facilities Management.</w:t>
+        <w:t>Multi-skilled IT Support, Administration, and Facilities Management professional with 36 years of international experience (30 years UAE + 6 years India - hybrid operations &amp; consultancy). Triple-core expertise: (1) IT Infrastructure &amp; AV Systems Management including distance learning pioneering (2008), (2) Full Administrative Operations - ISO 9001, procurement, financial administration, multi-department coordination, and (3) Facilities Management - asset lifecycle control, HSE/NFPA/IOSH compliance, multi-campus coordination. British Council Certified IELTS &amp; OET Test Day Administrator / Supervisor / IT Support - 11 years 9 months continuous across all HCT UAE campuses with zero compliance incidents. Google Generative AI (2026), Google Analytics, Cisco Networking Academy, IOSH Managing Safely, Child Protection Awareness, and 50+ Google Cloud Skills Boost badges. Builder of bilingual digital ecosystems and Python automation tools. Seeking international roles in IT Support, Administration, or Facilities Management.</w:t>
       </w:r>
     </w:p>
     <w:p>
       <w:pPr>
         <w:pStyle w:val="Heading1"/>
-        <w:spacing w:before="360" w:after="120" w:line="40" w:lineRule="exact"/>
+        <w:spacing w:before="240" w:line="40" w:lineRule="exact"/>
         <w:rPr>
           <w:rFonts w:ascii="Calibri" w:hAnsi="Calibri"/>
           <w:color w:val="1A3A5C"/>
@@ -326,7 +326,7 @@
     <w:p>
       <w:pPr>
         <w:pStyle w:val="Heading1"/>
-        <w:spacing w:before="120" w:line="360" w:lineRule="auto"/>
+        <w:spacing w:before="80" w:line="240" w:lineRule="auto"/>
       </w:pPr>
       <w:r>
         <w:rPr>
@@ -434,7 +434,7 @@
     </w:p>
     <w:p>
       <w:pPr>
-        <w:spacing w:after="40"/>
+        <w:spacing w:after="0"/>
       </w:pPr>
       <w:r>
         <w:rPr>
@@ -548,6 +548,7 @@
     <w:p>
       <w:pPr>
         <w:pStyle w:val="Heading2"/>
+        <w:spacing w:before="80"/>
       </w:pPr>
       <w:r>
         <w:rPr>
@@ -609,7 +610,7 @@
     <w:p>
       <w:pPr>
         <w:pStyle w:val="Heading2"/>
-        <w:spacing w:before="120"/>
+        <w:spacing w:before="80"/>
       </w:pPr>
       <w:r>
         <w:rPr>
@@ -706,7 +707,7 @@
     <w:p>
       <w:pPr>
         <w:pStyle w:val="Heading2"/>
-        <w:spacing w:before="120" w:line="240" w:lineRule="auto"/>
+        <w:spacing w:before="80" w:line="240" w:lineRule="auto"/>
       </w:pPr>
       <w:r>
         <w:rPr>
@@ -864,920 +865,2846 @@
       <w:pPr>
         <w:pStyle w:val="Heading1"/>
         <w:spacing w:before="0"/>
+        <w:rPr>
+          <w:rFonts w:ascii="Calibri" w:hAnsi="Calibri"/>
+          <w:color w:val="1A3A5C"/>
+        </w:rPr>
       </w:pPr>
       <w:r>
+        <w:rPr>
+          <w:rFonts w:ascii="Calibri" w:hAnsi="Calibri"/>
+          <w:color w:val="1A3A5C"/>
+        </w:rPr>
+        <w:t>PUBLIC PROFILES</w:t>
+      </w:r>
+    </w:p>
+    <w:tbl>
+      <w:tblPr>
+        <w:tblStyle w:val="TableGrid"/>
+        <w:tblW w:w="0" w:type="auto"/>
+        <w:tblBorders>
+          <w:top w:val="none" w:sz="0" w:space="0" w:color="auto"/>
+          <w:left w:val="none" w:sz="0" w:space="0" w:color="auto"/>
+          <w:bottom w:val="none" w:sz="0" w:space="0" w:color="auto"/>
+          <w:right w:val="none" w:sz="0" w:space="0" w:color="auto"/>
+          <w:insideH w:val="none" w:sz="0" w:space="0" w:color="auto"/>
+          <w:insideV w:val="none" w:sz="0" w:space="0" w:color="auto"/>
+        </w:tblBorders>
+        <w:tblLook w:val="04A0" w:firstRow="1" w:lastRow="0" w:firstColumn="1" w:lastColumn="0" w:noHBand="0" w:noVBand="1"/>
+      </w:tblPr>
+      <w:tblGrid>
+        <w:gridCol w:w="3576"/>
+        <w:gridCol w:w="3576"/>
+        <w:gridCol w:w="3576"/>
+      </w:tblGrid>
+      <w:tr>
+        <w:tc>
+          <w:tcPr>
+            <w:tcW w:w="3576" w:type="dxa"/>
+            <w:vAlign w:val="center"/>
+          </w:tcPr>
+          <w:p>
+            <w:hyperlink r:id="rId8" w:history="1">
+              <w:r>
+                <w:rPr>
+                  <w:rStyle w:val="Hyperlink"/>
+                </w:rPr>
+                <w:t>G</w:t>
+              </w:r>
+              <w:r>
+                <w:rPr>
+                  <w:rStyle w:val="Hyperlink"/>
+                  <w:color w:val="EE0000"/>
+                </w:rPr>
+                <w:t>o</w:t>
+              </w:r>
+              <w:r>
+                <w:rPr>
+                  <w:rStyle w:val="Hyperlink"/>
+                  <w:color w:val="FFC000"/>
+                </w:rPr>
+                <w:t>o</w:t>
+              </w:r>
+              <w:r>
+                <w:rPr>
+                  <w:rStyle w:val="Hyperlink"/>
+                </w:rPr>
+                <w:t>g</w:t>
+              </w:r>
+              <w:r>
+                <w:rPr>
+                  <w:rStyle w:val="Hyperlink"/>
+                  <w:color w:val="00B050"/>
+                </w:rPr>
+                <w:t>l</w:t>
+              </w:r>
+              <w:r>
+                <w:rPr>
+                  <w:rStyle w:val="Hyperlink"/>
+                  <w:color w:val="EE0000"/>
+                </w:rPr>
+                <w:t>e</w:t>
+              </w:r>
+              <w:r>
+                <w:rPr>
+                  <w:rStyle w:val="Hyperlink"/>
+                </w:rPr>
+                <w:t xml:space="preserve"> Skills Profile Verify</w:t>
+              </w:r>
+            </w:hyperlink>
+          </w:p>
+        </w:tc>
+        <w:tc>
+          <w:tcPr>
+            <w:tcW w:w="3576" w:type="dxa"/>
+            <w:vAlign w:val="center"/>
+          </w:tcPr>
+          <w:p>
+            <w:hyperlink r:id="rId9" w:history="1">
+              <w:r>
+                <w:rPr>
+                  <w:rStyle w:val="Hyperlink"/>
+                </w:rPr>
+                <w:t>G</w:t>
+              </w:r>
+              <w:r>
+                <w:rPr>
+                  <w:rStyle w:val="Hyperlink"/>
+                  <w:color w:val="EE0000"/>
+                </w:rPr>
+                <w:t>o</w:t>
+              </w:r>
+              <w:r>
+                <w:rPr>
+                  <w:rStyle w:val="Hyperlink"/>
+                  <w:color w:val="FFC000"/>
+                </w:rPr>
+                <w:t>o</w:t>
+              </w:r>
+              <w:r>
+                <w:rPr>
+                  <w:rStyle w:val="Hyperlink"/>
+                </w:rPr>
+                <w:t>g</w:t>
+              </w:r>
+              <w:r>
+                <w:rPr>
+                  <w:rStyle w:val="Hyperlink"/>
+                  <w:color w:val="00B050"/>
+                </w:rPr>
+                <w:t>l</w:t>
+              </w:r>
+              <w:r>
+                <w:rPr>
+                  <w:rStyle w:val="Hyperlink"/>
+                  <w:color w:val="EE0000"/>
+                </w:rPr>
+                <w:t>e</w:t>
+              </w:r>
+              <w:r>
+                <w:rPr>
+                  <w:rStyle w:val="Hyperlink"/>
+                </w:rPr>
+                <w:t xml:space="preserve"> Developer Profile Verify</w:t>
+              </w:r>
+            </w:hyperlink>
+          </w:p>
+        </w:tc>
+        <w:tc>
+          <w:tcPr>
+            <w:tcW w:w="3576" w:type="dxa"/>
+            <w:vAlign w:val="center"/>
+          </w:tcPr>
+          <w:p>
+            <w:hyperlink r:id="rId10" w:history="1">
+              <w:proofErr w:type="spellStart"/>
+              <w:r>
+                <w:rPr>
+                  <w:rStyle w:val="Hyperlink"/>
+                </w:rPr>
+                <w:t>Credly</w:t>
+              </w:r>
+              <w:proofErr w:type="spellEnd"/>
+              <w:r>
+                <w:rPr>
+                  <w:rStyle w:val="Hyperlink"/>
+                </w:rPr>
+                <w:t xml:space="preserve"> by Pearson Verify</w:t>
+              </w:r>
+            </w:hyperlink>
+          </w:p>
+        </w:tc>
+      </w:tr>
+      <w:tr>
+        <w:tc>
+          <w:tcPr>
+            <w:tcW w:w="3576" w:type="dxa"/>
+            <w:vAlign w:val="center"/>
+          </w:tcPr>
+          <w:p>
+            <w:hyperlink r:id="rId11" w:history="1">
+              <w:r>
+                <w:rPr>
+                  <w:rStyle w:val="Hyperlink"/>
+                </w:rPr>
+                <w:t>LinkedIn Verify</w:t>
+              </w:r>
+            </w:hyperlink>
+          </w:p>
+        </w:tc>
+        <w:tc>
+          <w:tcPr>
+            <w:tcW w:w="3576" w:type="dxa"/>
+            <w:vAlign w:val="center"/>
+          </w:tcPr>
+          <w:p>
+            <w:hyperlink r:id="rId12" w:anchor="cv" w:history="1">
+              <w:r>
+                <w:rPr>
+                  <w:rStyle w:val="Hyperlink"/>
+                </w:rPr>
+                <w:t>Antony Ancil Portfolio</w:t>
+              </w:r>
+            </w:hyperlink>
+          </w:p>
+        </w:tc>
+        <w:tc>
+          <w:tcPr>
+            <w:tcW w:w="3576" w:type="dxa"/>
+            <w:vAlign w:val="center"/>
+          </w:tcPr>
+          <w:p>
+            <w:hyperlink r:id="rId13" w:anchor="references" w:history="1">
+              <w:r>
+                <w:rPr>
+                  <w:rStyle w:val="Hyperlink"/>
+                </w:rPr>
+                <w:t>Antony Ancil Reference</w:t>
+              </w:r>
+            </w:hyperlink>
+          </w:p>
+        </w:tc>
+      </w:tr>
+    </w:tbl>
+    <w:p>
+      <w:pPr>
+        <w:pStyle w:val="Heading1"/>
+        <w:spacing w:before="0"/>
+        <w:rPr>
+          <w:rFonts w:ascii="Calibri" w:hAnsi="Calibri"/>
+          <w:color w:val="1A3A5C"/>
+        </w:rPr>
+      </w:pPr>
+      <w:r>
+        <w:rPr>
+          <w:rFonts w:ascii="Calibri" w:hAnsi="Calibri"/>
+          <w:color w:val="1A3A5C"/>
+        </w:rPr>
         <w:t>CERTIFICATIONS &amp; AWARDS</w:t>
       </w:r>
     </w:p>
-    <w:p>
-      <w:pPr>
-        <w:spacing w:after="40"/>
-        <w:rPr>
-          <w:b/>
-        </w:rPr>
-      </w:pPr>
-      <w:r>
-        <w:t>Google Cloud &amp; AI — Core Professional: LATEST — ARCADE SIMULATOR SRE TRIPLE BADGE DAY Oct 8, 2026 — GOOGLE AI ESSENTIALS SPECIALIZATION COMPLETE (Oct 7, 2026):</w:t>
-      </w:r>
-    </w:p>
-    <w:p>
-      <w:pPr>
-        <w:spacing w:after="40"/>
-      </w:pPr>
-      <w:r>
-        <w:t xml:space="preserve">Public Profiles: </w:t>
-      </w:r>
-    </w:p>
-    <w:p>
-      <w:pPr>
-        <w:pStyle w:val="ListBullet"/>
-      </w:pPr>
-      <w:r>
-        <w:rPr>
-          <w:color w:val="0000FF"/>
-        </w:rPr>
-        <w:t>G</w:t>
-      </w:r>
-      <w:r>
-        <w:rPr>
-          <w:color w:val="EE0000"/>
-        </w:rPr>
-        <w:t>o</w:t>
-      </w:r>
-      <w:r>
-        <w:rPr>
-          <w:color w:val="FFC000"/>
-        </w:rPr>
-        <w:t>o</w:t>
-      </w:r>
-      <w:r>
-        <w:rPr>
-          <w:color w:val="0000FF"/>
-        </w:rPr>
-        <w:t>g</w:t>
-      </w:r>
-      <w:r>
-        <w:rPr>
-          <w:color w:val="00B050"/>
-        </w:rPr>
-        <w:t>l</w:t>
-      </w:r>
-      <w:r>
-        <w:rPr>
-          <w:color w:val="EE0000"/>
-        </w:rPr>
-        <w:t>e</w:t>
-      </w:r>
-      <w:r>
-        <w:t xml:space="preserve"> Skills Profile: </w:t>
-      </w:r>
-      <w:hyperlink r:id="rId8" w:history="1">
-        <w:r>
-          <w:rPr>
-            <w:rStyle w:val="Hyperlink"/>
-          </w:rPr>
-          <w:t>https://www.skills.google/public_profiles/94ed9c64-b219-4e43-8f23-b411eb4a37de</w:t>
-        </w:r>
-      </w:hyperlink>
-    </w:p>
-    <w:p>
-      <w:pPr>
-        <w:pStyle w:val="ListBullet"/>
-        <w:spacing w:after="20"/>
-      </w:pPr>
-      <w:r>
-        <w:rPr>
-          <w:color w:val="0000FF"/>
-        </w:rPr>
-        <w:t>G</w:t>
-      </w:r>
-      <w:r>
-        <w:rPr>
-          <w:color w:val="EE0000"/>
-        </w:rPr>
-        <w:t>o</w:t>
-      </w:r>
-      <w:r>
-        <w:rPr>
-          <w:color w:val="FFC000"/>
-        </w:rPr>
-        <w:t>o</w:t>
-      </w:r>
-      <w:r>
-        <w:rPr>
-          <w:color w:val="0000FF"/>
-        </w:rPr>
-        <w:t>g</w:t>
-      </w:r>
-      <w:r>
-        <w:rPr>
-          <w:color w:val="00B050"/>
-        </w:rPr>
-        <w:t>l</w:t>
-      </w:r>
-      <w:r>
-        <w:rPr>
-          <w:color w:val="EE0000"/>
-        </w:rPr>
-        <w:t>e</w:t>
-      </w:r>
-      <w:r>
-        <w:t xml:space="preserve"> Developer Profile: </w:t>
-      </w:r>
-      <w:hyperlink r:id="rId9" w:history="1">
-        <w:r>
-          <w:rPr>
-            <w:rStyle w:val="Hyperlink"/>
-          </w:rPr>
-          <w:t xml:space="preserve"> https://g.dev/idivet</w:t>
-        </w:r>
-      </w:hyperlink>
-      <w:r>
-        <w:t xml:space="preserve">| Portfolio: </w:t>
-      </w:r>
-      <w:hyperlink r:id="rId10" w:history="1">
-        <w:r>
-          <w:rPr>
-            <w:rStyle w:val="Hyperlink"/>
-          </w:rPr>
-          <w:t>http://www.venadglobal.org/cv</w:t>
-        </w:r>
-      </w:hyperlink>
-    </w:p>
-    <w:p>
-      <w:pPr>
-        <w:pStyle w:val="ListBullet"/>
-      </w:pPr>
-      <w:r>
-        <w:t xml:space="preserve">Credly by Pearson: </w:t>
-      </w:r>
-      <w:hyperlink r:id="rId11" w:history="1">
-        <w:r>
-          <w:rPr>
-            <w:rStyle w:val="Hyperlink"/>
-          </w:rPr>
-          <w:t>https://www.credly.com/users/antony-ancil</w:t>
-        </w:r>
-      </w:hyperlink>
-      <w:r>
-        <w:t xml:space="preserve"> | LinkedIn: </w:t>
-      </w:r>
-      <w:hyperlink r:id="rId12" w:history="1">
-        <w:r>
-          <w:rPr>
-            <w:rStyle w:val="Hyperlink"/>
-          </w:rPr>
-          <w:t>https://www.linkedin.com/in/idivet/</w:t>
-        </w:r>
-      </w:hyperlink>
-    </w:p>
-    <w:p>
-      <w:pPr>
-        <w:pStyle w:val="ListBullet"/>
-        <w:spacing w:after="20"/>
-      </w:pPr>
-      <w:r>
-        <w:t xml:space="preserve">Cisco Networking Academy: — </w:t>
-      </w:r>
-      <w:hyperlink r:id="rId13" w:history="1">
-        <w:r>
-          <w:rPr>
-            <w:rStyle w:val="Hyperlink"/>
-          </w:rPr>
-          <w:t>Python Essentials 1</w:t>
-        </w:r>
-      </w:hyperlink>
-      <w:r>
-        <w:t xml:space="preserve"> (August 2026)</w:t>
-      </w:r>
-    </w:p>
-    <w:p>
-      <w:pPr>
-        <w:pStyle w:val="ListBullet"/>
-        <w:spacing w:after="20"/>
-      </w:pPr>
-      <w:r>
-        <w:rPr>
-          <w:color w:val="0000FF"/>
-        </w:rPr>
-        <w:t>G</w:t>
-      </w:r>
-      <w:r>
-        <w:rPr>
-          <w:color w:val="EE0000"/>
-        </w:rPr>
-        <w:t>o</w:t>
-      </w:r>
-      <w:r>
-        <w:rPr>
-          <w:color w:val="FFC000"/>
-        </w:rPr>
-        <w:t>o</w:t>
-      </w:r>
-      <w:r>
-        <w:rPr>
-          <w:color w:val="0000FF"/>
-        </w:rPr>
-        <w:t>g</w:t>
-      </w:r>
-      <w:r>
-        <w:rPr>
-          <w:color w:val="00B050"/>
-        </w:rPr>
-        <w:t>l</w:t>
-      </w:r>
-      <w:r>
-        <w:rPr>
-          <w:color w:val="EE0000"/>
-        </w:rPr>
-        <w:t>e</w:t>
-      </w:r>
-      <w:r>
-        <w:t xml:space="preserve"> AI Essentials Specialization</w:t>
-      </w:r>
-      <w:r>
-        <w:t xml:space="preserve">:  </w:t>
-      </w:r>
-      <w:hyperlink r:id="rId14" w:history="1">
-        <w:r>
-          <w:rPr>
-            <w:rStyle w:val="Hyperlink"/>
-          </w:rPr>
-          <w:t>Google / Coursera</w:t>
-        </w:r>
-      </w:hyperlink>
-      <w:r>
-        <w:t xml:space="preserve"> (Oct 7, 2026)</w:t>
-      </w:r>
-    </w:p>
-    <w:p>
-      <w:pPr>
-        <w:pStyle w:val="ListBullet"/>
-        <w:spacing w:after="20"/>
-      </w:pPr>
-      <w:r>
-        <w:rPr>
-          <w:color w:val="0000FF"/>
-        </w:rPr>
-        <w:t>G</w:t>
-      </w:r>
-      <w:r>
-        <w:rPr>
-          <w:color w:val="EE0000"/>
-        </w:rPr>
-        <w:t>o</w:t>
-      </w:r>
-      <w:r>
-        <w:rPr>
-          <w:color w:val="FFC000"/>
-        </w:rPr>
-        <w:t>o</w:t>
-      </w:r>
-      <w:r>
-        <w:rPr>
-          <w:color w:val="0000FF"/>
-        </w:rPr>
-        <w:t>g</w:t>
-      </w:r>
-      <w:r>
-        <w:rPr>
-          <w:color w:val="00B050"/>
-        </w:rPr>
-        <w:t>l</w:t>
-      </w:r>
-      <w:r>
-        <w:rPr>
-          <w:color w:val="EE0000"/>
-        </w:rPr>
-        <w:t>e</w:t>
-      </w:r>
-      <w:r>
-        <w:t xml:space="preserve"> AI Essentials - Discover the Art of Prompting: </w:t>
-      </w:r>
-      <w:hyperlink r:id="rId15" w:history="1">
-        <w:r>
-          <w:rPr>
-            <w:rStyle w:val="Hyperlink"/>
-          </w:rPr>
-          <w:t>Google / Coursera</w:t>
-        </w:r>
-      </w:hyperlink>
-      <w:r>
-        <w:t xml:space="preserve"> (Sept 22, 2026) </w:t>
-      </w:r>
-    </w:p>
-    <w:p>
-      <w:pPr>
-        <w:pStyle w:val="ListBullet"/>
-        <w:spacing w:after="20"/>
-      </w:pPr>
-      <w:r>
-        <w:rPr>
-          <w:color w:val="0000FF"/>
-        </w:rPr>
-        <w:t>G</w:t>
-      </w:r>
-      <w:r>
-        <w:rPr>
-          <w:color w:val="EE0000"/>
-        </w:rPr>
-        <w:t>o</w:t>
-      </w:r>
-      <w:r>
-        <w:rPr>
-          <w:color w:val="FFC000"/>
-        </w:rPr>
-        <w:t>o</w:t>
-      </w:r>
-      <w:r>
-        <w:rPr>
-          <w:color w:val="0000FF"/>
-        </w:rPr>
-        <w:t>g</w:t>
-      </w:r>
-      <w:r>
-        <w:rPr>
-          <w:color w:val="00B050"/>
-        </w:rPr>
-        <w:t>l</w:t>
-      </w:r>
-      <w:r>
-        <w:rPr>
-          <w:color w:val="EE0000"/>
-        </w:rPr>
-        <w:t>e</w:t>
-      </w:r>
-      <w:r>
-        <w:t xml:space="preserve"> AI Essentials - Introduction to AI: </w:t>
-      </w:r>
-      <w:hyperlink r:id="rId16" w:history="1">
-        <w:r>
-          <w:rPr>
-            <w:rStyle w:val="Hyperlink"/>
-          </w:rPr>
-          <w:t>Google / Coursera</w:t>
-        </w:r>
-      </w:hyperlink>
-      <w:r>
-        <w:t xml:space="preserve"> (Sept 2026)</w:t>
-      </w:r>
-    </w:p>
-    <w:p>
-      <w:pPr>
-        <w:pStyle w:val="ListBullet"/>
-        <w:spacing w:after="20"/>
-      </w:pPr>
-      <w:r>
-        <w:t xml:space="preserve">Cisco Networking Academy: </w:t>
-      </w:r>
-      <w:hyperlink r:id="rId17" w:history="1">
-        <w:r>
-          <w:rPr>
-            <w:rStyle w:val="Hyperlink"/>
-          </w:rPr>
-          <w:t>Discovering Entrepreneurship.</w:t>
-        </w:r>
-      </w:hyperlink>
-      <w:r>
-        <w:t xml:space="preserve"> </w:t>
-      </w:r>
-      <w:r>
-        <w:t>(August 2026)</w:t>
-      </w:r>
-    </w:p>
-    <w:p>
-      <w:pPr>
-        <w:pStyle w:val="ListBullet"/>
-        <w:spacing w:after="20"/>
-      </w:pPr>
-      <w:r>
-        <w:rPr>
-          <w:color w:val="0000FF"/>
-        </w:rPr>
-        <w:t>G</w:t>
-      </w:r>
-      <w:r>
-        <w:rPr>
-          <w:color w:val="EE0000"/>
-        </w:rPr>
-        <w:t>o</w:t>
-      </w:r>
-      <w:r>
-        <w:rPr>
-          <w:color w:val="FFC000"/>
-        </w:rPr>
-        <w:t>o</w:t>
-      </w:r>
-      <w:r>
-        <w:rPr>
-          <w:color w:val="0000FF"/>
-        </w:rPr>
-        <w:t>g</w:t>
-      </w:r>
-      <w:r>
-        <w:rPr>
-          <w:color w:val="00B050"/>
-        </w:rPr>
-        <w:t>l</w:t>
-      </w:r>
-      <w:r>
-        <w:rPr>
-          <w:color w:val="EE0000"/>
-        </w:rPr>
-        <w:t>e</w:t>
-      </w:r>
-      <w:r>
-        <w:t xml:space="preserve"> AI Essentials - Use AI Responsibly: </w:t>
-      </w:r>
-      <w:hyperlink r:id="rId18" w:history="1">
-        <w:r>
-          <w:rPr>
-            <w:rStyle w:val="Hyperlink"/>
-          </w:rPr>
-          <w:t>Google / Coursera</w:t>
-        </w:r>
-      </w:hyperlink>
-      <w:r>
-        <w:t xml:space="preserve"> (Oct 7, 2026)</w:t>
-      </w:r>
-    </w:p>
-    <w:p>
-      <w:pPr>
-        <w:pStyle w:val="ListBullet"/>
-        <w:spacing w:after="20"/>
-      </w:pPr>
-      <w:r>
-        <w:rPr>
-          <w:color w:val="0000FF"/>
-        </w:rPr>
-        <w:t>G</w:t>
-      </w:r>
-      <w:r>
-        <w:rPr>
-          <w:color w:val="EE0000"/>
-        </w:rPr>
-        <w:t>o</w:t>
-      </w:r>
-      <w:r>
-        <w:rPr>
-          <w:color w:val="FFC000"/>
-        </w:rPr>
-        <w:t>o</w:t>
-      </w:r>
-      <w:r>
-        <w:rPr>
-          <w:color w:val="0000FF"/>
-        </w:rPr>
-        <w:t>g</w:t>
-      </w:r>
-      <w:r>
-        <w:rPr>
-          <w:color w:val="00B050"/>
-        </w:rPr>
-        <w:t>l</w:t>
-      </w:r>
-      <w:r>
-        <w:rPr>
-          <w:color w:val="EE0000"/>
-        </w:rPr>
-        <w:t>e</w:t>
-      </w:r>
-      <w:r>
-        <w:t xml:space="preserve"> AI Essentials - Stay Ahead of the AI Curve: </w:t>
-      </w:r>
-      <w:hyperlink r:id="rId19" w:history="1">
-        <w:r>
-          <w:rPr>
-            <w:rStyle w:val="Hyperlink"/>
-          </w:rPr>
-          <w:t>Google / Coursera</w:t>
-        </w:r>
-      </w:hyperlink>
-      <w:r>
-        <w:t xml:space="preserve"> (Oct 7, 2026)</w:t>
-      </w:r>
-    </w:p>
-    <w:p>
-      <w:pPr>
-        <w:pStyle w:val="ListBullet"/>
-        <w:spacing w:after="20"/>
-      </w:pPr>
-      <w:r>
-        <w:rPr>
-          <w:color w:val="0000FF"/>
-        </w:rPr>
-        <w:t>G</w:t>
-      </w:r>
-      <w:r>
-        <w:rPr>
-          <w:color w:val="EE0000"/>
-        </w:rPr>
-        <w:t>o</w:t>
-      </w:r>
-      <w:r>
-        <w:rPr>
-          <w:color w:val="FFC000"/>
-        </w:rPr>
-        <w:t>o</w:t>
-      </w:r>
-      <w:r>
-        <w:rPr>
-          <w:color w:val="0000FF"/>
-        </w:rPr>
-        <w:t>g</w:t>
-      </w:r>
-      <w:r>
-        <w:rPr>
-          <w:color w:val="00B050"/>
-        </w:rPr>
-        <w:t>l</w:t>
-      </w:r>
-      <w:r>
-        <w:rPr>
-          <w:color w:val="EE0000"/>
-        </w:rPr>
-        <w:t>e</w:t>
-      </w:r>
-      <w:r>
-        <w:t xml:space="preserve"> AI Essentials - Maximize Productivity </w:t>
-      </w:r>
-      <w:proofErr w:type="gramStart"/>
-      <w:r>
-        <w:t>With</w:t>
-      </w:r>
-      <w:proofErr w:type="gramEnd"/>
-      <w:r>
-        <w:t xml:space="preserve"> AI Tools: </w:t>
-      </w:r>
-      <w:hyperlink r:id="rId20" w:history="1">
-        <w:r>
-          <w:rPr>
-            <w:rStyle w:val="Hyperlink"/>
-          </w:rPr>
-          <w:t>Google / Coursera</w:t>
-        </w:r>
-      </w:hyperlink>
-      <w:r>
-        <w:t xml:space="preserve"> (June 10, 2026)</w:t>
-      </w:r>
-      <w:r>
-        <w:t xml:space="preserve"> </w:t>
-      </w:r>
-    </w:p>
-    <w:p>
-      <w:pPr>
-        <w:pStyle w:val="ListBullet"/>
-        <w:spacing w:after="20"/>
-      </w:pPr>
-      <w:r>
-        <w:rPr>
-          <w:color w:val="0000FF"/>
-        </w:rPr>
-        <w:t>G</w:t>
-      </w:r>
-      <w:r>
-        <w:rPr>
-          <w:color w:val="EE0000"/>
-        </w:rPr>
-        <w:t>o</w:t>
-      </w:r>
-      <w:r>
-        <w:rPr>
-          <w:color w:val="FFC000"/>
-        </w:rPr>
-        <w:t>o</w:t>
-      </w:r>
-      <w:r>
-        <w:rPr>
-          <w:color w:val="0000FF"/>
-        </w:rPr>
-        <w:t>g</w:t>
-      </w:r>
-      <w:r>
-        <w:rPr>
-          <w:color w:val="00B050"/>
-        </w:rPr>
-        <w:t>l</w:t>
-      </w:r>
-      <w:r>
-        <w:rPr>
-          <w:color w:val="EE0000"/>
-        </w:rPr>
-        <w:t>e</w:t>
-      </w:r>
-      <w:r>
-        <w:rPr>
-          <w:color w:val="EE0000"/>
-        </w:rPr>
-        <w:t xml:space="preserve"> </w:t>
-      </w:r>
-      <w:r>
-        <w:t xml:space="preserve">Arcade Simulator: Site Reliability Engineer — </w:t>
-      </w:r>
-      <w:hyperlink r:id="rId21" w:history="1">
-        <w:r>
-          <w:rPr>
-            <w:rStyle w:val="Hyperlink"/>
-          </w:rPr>
-          <w:t>Game Badge ID 28742645</w:t>
-        </w:r>
-      </w:hyperlink>
-      <w:r>
-        <w:t xml:space="preserve"> — Oct 8, 2026 </w:t>
-      </w:r>
-    </w:p>
-    <w:p>
-      <w:pPr>
-        <w:pStyle w:val="ListBullet"/>
-        <w:spacing w:after="20"/>
-      </w:pPr>
-      <w:r>
-        <w:rPr>
-          <w:color w:val="0000FF"/>
-        </w:rPr>
-        <w:t>G</w:t>
-      </w:r>
-      <w:r>
-        <w:rPr>
-          <w:color w:val="EE0000"/>
-        </w:rPr>
-        <w:t>o</w:t>
-      </w:r>
-      <w:r>
-        <w:rPr>
-          <w:color w:val="FFC000"/>
-        </w:rPr>
-        <w:t>o</w:t>
-      </w:r>
-      <w:r>
-        <w:rPr>
-          <w:color w:val="0000FF"/>
-        </w:rPr>
-        <w:t>g</w:t>
-      </w:r>
-      <w:r>
-        <w:rPr>
-          <w:color w:val="00B050"/>
-        </w:rPr>
-        <w:t>l</w:t>
-      </w:r>
-      <w:r>
-        <w:rPr>
-          <w:color w:val="EE0000"/>
-        </w:rPr>
-        <w:t>e</w:t>
-      </w:r>
-      <w:r>
-        <w:rPr>
-          <w:color w:val="EE0000"/>
-        </w:rPr>
-        <w:t xml:space="preserve"> </w:t>
-      </w:r>
-      <w:r>
-        <w:t xml:space="preserve">Set Up a Google Cloud Network — </w:t>
-      </w:r>
-      <w:hyperlink r:id="rId22" w:history="1">
-        <w:r>
-          <w:rPr>
-            <w:rStyle w:val="Hyperlink"/>
-          </w:rPr>
-          <w:t>Badge ID 28742711</w:t>
-        </w:r>
-      </w:hyperlink>
-      <w:r>
-        <w:t xml:space="preserve"> — Oct 8, 2026 — Infrastructure Modernization</w:t>
-      </w:r>
-      <w:r>
-        <w:t>.</w:t>
-      </w:r>
-      <w:r>
-        <w:t xml:space="preserve"> </w:t>
-      </w:r>
-    </w:p>
-    <w:p>
-      <w:pPr>
-        <w:pStyle w:val="ListBullet"/>
-        <w:spacing w:after="20"/>
-      </w:pPr>
-      <w:r>
-        <w:rPr>
-          <w:color w:val="0000FF"/>
-        </w:rPr>
-        <w:t>G</w:t>
-      </w:r>
-      <w:r>
-        <w:rPr>
-          <w:color w:val="EE0000"/>
-        </w:rPr>
-        <w:t>o</w:t>
-      </w:r>
-      <w:r>
-        <w:rPr>
-          <w:color w:val="FFC000"/>
-        </w:rPr>
-        <w:t>o</w:t>
-      </w:r>
-      <w:r>
-        <w:rPr>
-          <w:color w:val="0000FF"/>
-        </w:rPr>
-        <w:t>g</w:t>
-      </w:r>
-      <w:r>
-        <w:rPr>
-          <w:color w:val="00B050"/>
-        </w:rPr>
-        <w:t>l</w:t>
-      </w:r>
-      <w:r>
-        <w:rPr>
-          <w:color w:val="EE0000"/>
-        </w:rPr>
-        <w:t>e</w:t>
-      </w:r>
-      <w:r>
-        <w:rPr>
-          <w:color w:val="0000FF"/>
-        </w:rPr>
-        <w:t xml:space="preserve"> </w:t>
-      </w:r>
-      <w:r>
-        <w:t xml:space="preserve">Implement DevOps Workflows — </w:t>
-      </w:r>
-      <w:hyperlink r:id="rId23" w:history="1">
-        <w:r>
-          <w:rPr>
-            <w:rStyle w:val="Hyperlink"/>
-          </w:rPr>
-          <w:t>Badge ID 28742694</w:t>
-        </w:r>
-      </w:hyperlink>
-      <w:r>
-        <w:t xml:space="preserve"> — Oct 8, 2026 — Application Modernization</w:t>
-      </w:r>
-      <w:r>
-        <w:t>.</w:t>
-      </w:r>
-      <w:r>
-        <w:t xml:space="preserve"> </w:t>
-      </w:r>
-    </w:p>
-    <w:p>
-      <w:pPr>
-        <w:pStyle w:val="ListBullet"/>
-        <w:spacing w:after="20"/>
-      </w:pPr>
-      <w:r>
-        <w:t xml:space="preserve">Cisco Networking Academy: — </w:t>
-      </w:r>
-      <w:hyperlink r:id="rId24" w:history="1">
-        <w:r>
-          <w:rPr>
-            <w:rStyle w:val="Hyperlink"/>
-          </w:rPr>
-          <w:t>Introduction to Cybersecurity</w:t>
-        </w:r>
-      </w:hyperlink>
-      <w:r>
-        <w:t xml:space="preserve"> (May 2026)</w:t>
-      </w:r>
-    </w:p>
-    <w:p>
-      <w:pPr>
-        <w:pStyle w:val="ListBullet"/>
-        <w:spacing w:after="20"/>
-      </w:pPr>
-      <w:r>
-        <w:t>CS50 for Business Professionals — Harvard / edX — Weeks 0-</w:t>
-      </w:r>
-      <w:r>
-        <w:t>9</w:t>
-      </w:r>
-      <w:r>
-        <w:t xml:space="preserve"> completed May</w:t>
-      </w:r>
-      <w:r>
-        <w:t>/August</w:t>
-      </w:r>
-      <w:r>
-        <w:t xml:space="preserve"> 2026 (In Progress)</w:t>
-      </w:r>
-    </w:p>
-    <w:p>
-      <w:pPr>
-        <w:pStyle w:val="ListBullet"/>
-        <w:spacing w:after="20"/>
-      </w:pPr>
-      <w:r>
-        <w:rPr>
-          <w:color w:val="0000FF"/>
-        </w:rPr>
-        <w:t>G</w:t>
-      </w:r>
-      <w:r>
-        <w:rPr>
-          <w:color w:val="EE0000"/>
-        </w:rPr>
-        <w:t>o</w:t>
-      </w:r>
-      <w:r>
-        <w:rPr>
-          <w:color w:val="FFC000"/>
-        </w:rPr>
-        <w:t>o</w:t>
-      </w:r>
-      <w:r>
-        <w:rPr>
-          <w:color w:val="0000FF"/>
-        </w:rPr>
-        <w:t>g</w:t>
-      </w:r>
-      <w:r>
-        <w:rPr>
-          <w:color w:val="00B050"/>
-        </w:rPr>
-        <w:t>l</w:t>
-      </w:r>
-      <w:r>
-        <w:rPr>
-          <w:color w:val="EE0000"/>
-        </w:rPr>
-        <w:t>e</w:t>
-      </w:r>
-      <w:r>
-        <w:t xml:space="preserve"> Analytics Certification — </w:t>
-      </w:r>
-      <w:hyperlink r:id="rId25" w:anchor="acc.0DyAnwUh" w:history="1">
-        <w:r>
-          <w:rPr>
-            <w:rStyle w:val="Hyperlink"/>
-          </w:rPr>
-          <w:t>Google Skills</w:t>
-        </w:r>
-      </w:hyperlink>
-      <w:r>
-        <w:t xml:space="preserve"> </w:t>
-      </w:r>
-      <w:r>
-        <w:t>April 2026 (</w:t>
-      </w:r>
-      <w:r>
-        <w:t>G-2BZDPM9EZM</w:t>
-      </w:r>
-      <w:r>
-        <w:t xml:space="preserve"> </w:t>
-      </w:r>
-      <w:r>
-        <w:t xml:space="preserve">active on </w:t>
-      </w:r>
-      <w:r>
-        <w:t>venadglobal</w:t>
-      </w:r>
-      <w:r>
-        <w:t>.github.io)</w:t>
-      </w:r>
-    </w:p>
-    <w:p>
-      <w:pPr>
-        <w:pStyle w:val="ListBullet"/>
-        <w:spacing w:after="20"/>
-      </w:pPr>
-      <w:r>
-        <w:t xml:space="preserve">Cisco Networking Academy — </w:t>
-      </w:r>
-      <w:hyperlink r:id="rId26" w:history="1">
-        <w:r>
-          <w:rPr>
-            <w:rStyle w:val="Hyperlink"/>
-          </w:rPr>
-          <w:t>Create Digital Content</w:t>
-        </w:r>
-      </w:hyperlink>
-      <w:r>
-        <w:t>, Communicate &amp; Collaborate Online — April 2026</w:t>
-      </w:r>
-    </w:p>
-    <w:p>
-      <w:pPr>
-        <w:pStyle w:val="ListBullet"/>
-        <w:spacing w:after="20"/>
-      </w:pPr>
-      <w:r>
-        <w:t>IOSH Managing Safely — OrientMCT UAE (2018) | Child Protection Awareness — British Council UAE (2019)</w:t>
-      </w:r>
-    </w:p>
-    <w:p>
-      <w:pPr>
-        <w:pStyle w:val="ListBullet"/>
-        <w:spacing w:after="20"/>
-      </w:pPr>
-      <w:r>
-        <w:t>HABC Level 2 Emergency First Aid — OrientMCT (2017) Basic Fire Fighting — NFPA | Creativity &amp; Innovation — ABAMI</w:t>
-      </w:r>
-      <w:r>
-        <w:t>.</w:t>
-      </w:r>
-    </w:p>
+    <w:tbl>
+      <w:tblPr>
+        <w:tblStyle w:val="TableGrid"/>
+        <w:tblW w:w="0" w:type="auto"/>
+        <w:tblBorders>
+          <w:top w:val="none" w:sz="0" w:space="0" w:color="auto"/>
+          <w:left w:val="none" w:sz="0" w:space="0" w:color="auto"/>
+          <w:bottom w:val="none" w:sz="0" w:space="0" w:color="auto"/>
+          <w:right w:val="none" w:sz="0" w:space="0" w:color="auto"/>
+          <w:insideH w:val="none" w:sz="0" w:space="0" w:color="auto"/>
+          <w:insideV w:val="none" w:sz="0" w:space="0" w:color="auto"/>
+        </w:tblBorders>
+        <w:tblLook w:val="04A0" w:firstRow="1" w:lastRow="0" w:firstColumn="1" w:lastColumn="0" w:noHBand="0" w:noVBand="1"/>
+      </w:tblPr>
+      <w:tblGrid>
+        <w:gridCol w:w="567"/>
+        <w:gridCol w:w="4924"/>
+        <w:gridCol w:w="429"/>
+        <w:gridCol w:w="4678"/>
+      </w:tblGrid>
+      <w:tr>
+        <w:tc>
+          <w:tcPr>
+            <w:tcW w:w="10460" w:type="dxa"/>
+            <w:gridSpan w:val="4"/>
+            <w:shd w:val="clear" w:color="auto" w:fill="FF6B00"/>
+          </w:tcPr>
+          <w:p>
+            <w:r>
+              <w:rPr>
+                <w:b/>
+                <w:color w:val="FFFFFF"/>
+                <w:sz w:val="18"/>
+              </w:rPr>
+              <w:t>☁️ GOOGLE CLOUD — CREDLY BY PEARSON — 15 Verified</w:t>
+            </w:r>
+          </w:p>
+        </w:tc>
+      </w:tr>
+      <w:tr>
+        <w:tc>
+          <w:tcPr>
+            <w:tcW w:w="567" w:type="dxa"/>
+          </w:tcPr>
+          <w:p>
+            <w:r>
+              <w:rPr>
+                <w:b/>
+                <w:sz w:val="16"/>
+              </w:rPr>
+              <w:t>1</w:t>
+            </w:r>
+          </w:p>
+        </w:tc>
+        <w:tc>
+          <w:tcPr>
+            <w:tcW w:w="4924" w:type="dxa"/>
+          </w:tcPr>
+          <w:p>
+            <w:pPr>
+              <w:spacing w:after="20"/>
+            </w:pPr>
+            <w:r>
+              <w:rPr>
+                <w:sz w:val="16"/>
+              </w:rPr>
+              <w:t xml:space="preserve">Build a Secure Google Cloud Network Skill Badge </w:t>
+            </w:r>
+            <w:hyperlink r:id="rId14">
+              <w:r>
+                <w:rPr>
+                  <w:color w:val="0563C1"/>
+                  <w:sz w:val="16"/>
+                  <w:u w:val="single"/>
+                </w:rPr>
+                <w:t>[Verify]</w:t>
+              </w:r>
+            </w:hyperlink>
+          </w:p>
+        </w:tc>
+        <w:tc>
+          <w:tcPr>
+            <w:tcW w:w="429" w:type="dxa"/>
+          </w:tcPr>
+          <w:p>
+            <w:r>
+              <w:rPr>
+                <w:b/>
+                <w:sz w:val="16"/>
+              </w:rPr>
+              <w:t>2</w:t>
+            </w:r>
+          </w:p>
+        </w:tc>
+        <w:tc>
+          <w:tcPr>
+            <w:tcW w:w="4678" w:type="dxa"/>
+          </w:tcPr>
+          <w:p>
+            <w:pPr>
+              <w:spacing w:after="20"/>
+            </w:pPr>
+            <w:r>
+              <w:rPr>
+                <w:sz w:val="16"/>
+              </w:rPr>
+              <w:t xml:space="preserve">Create and Manage AlloyDB Instances Skill Badge </w:t>
+            </w:r>
+            <w:hyperlink r:id="rId15">
+              <w:r>
+                <w:rPr>
+                  <w:color w:val="0563C1"/>
+                  <w:sz w:val="16"/>
+                  <w:u w:val="single"/>
+                </w:rPr>
+                <w:t>[Verify]</w:t>
+              </w:r>
+            </w:hyperlink>
+          </w:p>
+        </w:tc>
+      </w:tr>
+      <w:tr>
+        <w:tc>
+          <w:tcPr>
+            <w:tcW w:w="567" w:type="dxa"/>
+          </w:tcPr>
+          <w:p>
+            <w:r>
+              <w:rPr>
+                <w:b/>
+                <w:sz w:val="16"/>
+              </w:rPr>
+              <w:t>3</w:t>
+            </w:r>
+          </w:p>
+        </w:tc>
+        <w:tc>
+          <w:tcPr>
+            <w:tcW w:w="4924" w:type="dxa"/>
+          </w:tcPr>
+          <w:p>
+            <w:pPr>
+              <w:spacing w:after="20"/>
+            </w:pPr>
+            <w:r>
+              <w:rPr>
+                <w:sz w:val="16"/>
+              </w:rPr>
+              <w:t xml:space="preserve">Create Digital Content, Communicate and Collaborate Online </w:t>
+            </w:r>
+            <w:hyperlink r:id="rId16">
+              <w:r>
+                <w:rPr>
+                  <w:color w:val="0563C1"/>
+                  <w:sz w:val="16"/>
+                  <w:u w:val="single"/>
+                </w:rPr>
+                <w:t>[Verify]</w:t>
+              </w:r>
+            </w:hyperlink>
+          </w:p>
+        </w:tc>
+        <w:tc>
+          <w:tcPr>
+            <w:tcW w:w="429" w:type="dxa"/>
+          </w:tcPr>
+          <w:p>
+            <w:r>
+              <w:rPr>
+                <w:b/>
+                <w:sz w:val="16"/>
+              </w:rPr>
+              <w:t>4</w:t>
+            </w:r>
+          </w:p>
+        </w:tc>
+        <w:tc>
+          <w:tcPr>
+            <w:tcW w:w="4678" w:type="dxa"/>
+          </w:tcPr>
+          <w:p>
+            <w:pPr>
+              <w:spacing w:after="20"/>
+            </w:pPr>
+            <w:r>
+              <w:rPr>
+                <w:b/>
+                <w:color w:val="C4922A"/>
+                <w:sz w:val="16"/>
+              </w:rPr>
+              <w:t xml:space="preserve">Develop Your Google Cloud Network Skill Badge </w:t>
+            </w:r>
+            <w:hyperlink r:id="rId17">
+              <w:r>
+                <w:rPr>
+                  <w:color w:val="0563C1"/>
+                  <w:sz w:val="16"/>
+                  <w:u w:val="single"/>
+                </w:rPr>
+                <w:t>[Verify]</w:t>
+              </w:r>
+            </w:hyperlink>
+          </w:p>
+        </w:tc>
+      </w:tr>
+      <w:tr>
+        <w:tc>
+          <w:tcPr>
+            <w:tcW w:w="567" w:type="dxa"/>
+          </w:tcPr>
+          <w:p>
+            <w:r>
+              <w:rPr>
+                <w:b/>
+                <w:sz w:val="16"/>
+              </w:rPr>
+              <w:t>5</w:t>
+            </w:r>
+          </w:p>
+        </w:tc>
+        <w:tc>
+          <w:tcPr>
+            <w:tcW w:w="4924" w:type="dxa"/>
+          </w:tcPr>
+          <w:p>
+            <w:pPr>
+              <w:spacing w:after="20"/>
+            </w:pPr>
+            <w:r>
+              <w:rPr>
+                <w:sz w:val="16"/>
+              </w:rPr>
+              <w:t xml:space="preserve">Discovering Entrepreneurship </w:t>
+            </w:r>
+            <w:hyperlink r:id="rId18">
+              <w:r>
+                <w:rPr>
+                  <w:color w:val="0563C1"/>
+                  <w:sz w:val="16"/>
+                  <w:u w:val="single"/>
+                </w:rPr>
+                <w:t>[Verify]</w:t>
+              </w:r>
+            </w:hyperlink>
+          </w:p>
+        </w:tc>
+        <w:tc>
+          <w:tcPr>
+            <w:tcW w:w="429" w:type="dxa"/>
+          </w:tcPr>
+          <w:p>
+            <w:r>
+              <w:rPr>
+                <w:b/>
+                <w:sz w:val="16"/>
+              </w:rPr>
+              <w:t>6</w:t>
+            </w:r>
+          </w:p>
+        </w:tc>
+        <w:tc>
+          <w:tcPr>
+            <w:tcW w:w="4678" w:type="dxa"/>
+          </w:tcPr>
+          <w:p>
+            <w:pPr>
+              <w:spacing w:after="20"/>
+            </w:pPr>
+            <w:r>
+              <w:rPr>
+                <w:sz w:val="16"/>
+              </w:rPr>
+              <w:t xml:space="preserve">Google Cloud Computing Foundations Certificate </w:t>
+            </w:r>
+            <w:hyperlink r:id="rId19">
+              <w:r>
+                <w:rPr>
+                  <w:color w:val="0563C1"/>
+                  <w:sz w:val="16"/>
+                  <w:u w:val="single"/>
+                </w:rPr>
+                <w:t>[Verify]</w:t>
+              </w:r>
+            </w:hyperlink>
+          </w:p>
+        </w:tc>
+      </w:tr>
+      <w:tr>
+        <w:tc>
+          <w:tcPr>
+            <w:tcW w:w="567" w:type="dxa"/>
+          </w:tcPr>
+          <w:p>
+            <w:r>
+              <w:rPr>
+                <w:b/>
+                <w:sz w:val="16"/>
+              </w:rPr>
+              <w:t>7</w:t>
+            </w:r>
+          </w:p>
+        </w:tc>
+        <w:tc>
+          <w:tcPr>
+            <w:tcW w:w="4924" w:type="dxa"/>
+          </w:tcPr>
+          <w:p>
+            <w:pPr>
+              <w:spacing w:after="20"/>
+            </w:pPr>
+            <w:r>
+              <w:rPr>
+                <w:sz w:val="16"/>
+              </w:rPr>
+              <w:t xml:space="preserve">Implement DevOps Workflows in Google Cloud </w:t>
+            </w:r>
+            <w:hyperlink r:id="rId20">
+              <w:r>
+                <w:rPr>
+                  <w:color w:val="0563C1"/>
+                  <w:sz w:val="16"/>
+                  <w:u w:val="single"/>
+                </w:rPr>
+                <w:t>[Verify]</w:t>
+              </w:r>
+            </w:hyperlink>
+          </w:p>
+        </w:tc>
+        <w:tc>
+          <w:tcPr>
+            <w:tcW w:w="429" w:type="dxa"/>
+          </w:tcPr>
+          <w:p>
+            <w:r>
+              <w:rPr>
+                <w:b/>
+                <w:sz w:val="16"/>
+              </w:rPr>
+              <w:t>8</w:t>
+            </w:r>
+          </w:p>
+        </w:tc>
+        <w:tc>
+          <w:tcPr>
+            <w:tcW w:w="4678" w:type="dxa"/>
+          </w:tcPr>
+          <w:p>
+            <w:pPr>
+              <w:spacing w:after="20"/>
+            </w:pPr>
+            <w:r>
+              <w:rPr>
+                <w:sz w:val="16"/>
+              </w:rPr>
+              <w:t xml:space="preserve">Implement Event-Driven Messaging and Automation Workflows </w:t>
+            </w:r>
+            <w:hyperlink r:id="rId21">
+              <w:r>
+                <w:rPr>
+                  <w:color w:val="0563C1"/>
+                  <w:sz w:val="16"/>
+                  <w:u w:val="single"/>
+                </w:rPr>
+                <w:t>[Verify]</w:t>
+              </w:r>
+            </w:hyperlink>
+          </w:p>
+        </w:tc>
+      </w:tr>
+      <w:tr>
+        <w:tc>
+          <w:tcPr>
+            <w:tcW w:w="567" w:type="dxa"/>
+          </w:tcPr>
+          <w:p>
+            <w:r>
+              <w:rPr>
+                <w:b/>
+                <w:sz w:val="16"/>
+              </w:rPr>
+              <w:t>9</w:t>
+            </w:r>
+          </w:p>
+        </w:tc>
+        <w:tc>
+          <w:tcPr>
+            <w:tcW w:w="4924" w:type="dxa"/>
+          </w:tcPr>
+          <w:p>
+            <w:pPr>
+              <w:spacing w:after="20"/>
+            </w:pPr>
+            <w:r>
+              <w:rPr>
+                <w:sz w:val="16"/>
+              </w:rPr>
+              <w:t xml:space="preserve">Implement Load Balancing on Compute Engine </w:t>
+            </w:r>
+            <w:hyperlink r:id="rId22">
+              <w:r>
+                <w:rPr>
+                  <w:color w:val="0563C1"/>
+                  <w:sz w:val="16"/>
+                  <w:u w:val="single"/>
+                </w:rPr>
+                <w:t>[Verify]</w:t>
+              </w:r>
+            </w:hyperlink>
+          </w:p>
+        </w:tc>
+        <w:tc>
+          <w:tcPr>
+            <w:tcW w:w="429" w:type="dxa"/>
+          </w:tcPr>
+          <w:p>
+            <w:r>
+              <w:rPr>
+                <w:b/>
+                <w:sz w:val="16"/>
+              </w:rPr>
+              <w:t>10</w:t>
+            </w:r>
+          </w:p>
+        </w:tc>
+        <w:tc>
+          <w:tcPr>
+            <w:tcW w:w="4678" w:type="dxa"/>
+          </w:tcPr>
+          <w:p>
+            <w:pPr>
+              <w:spacing w:after="20"/>
+            </w:pPr>
+            <w:r>
+              <w:rPr>
+                <w:sz w:val="16"/>
+              </w:rPr>
+              <w:t xml:space="preserve">Introduction to Cybersecurity </w:t>
+            </w:r>
+            <w:hyperlink r:id="rId23">
+              <w:r>
+                <w:rPr>
+                  <w:color w:val="0563C1"/>
+                  <w:sz w:val="16"/>
+                  <w:u w:val="single"/>
+                </w:rPr>
+                <w:t>[Verify]</w:t>
+              </w:r>
+            </w:hyperlink>
+          </w:p>
+        </w:tc>
+      </w:tr>
+      <w:tr>
+        <w:tc>
+          <w:tcPr>
+            <w:tcW w:w="567" w:type="dxa"/>
+          </w:tcPr>
+          <w:p>
+            <w:r>
+              <w:rPr>
+                <w:b/>
+                <w:sz w:val="16"/>
+              </w:rPr>
+              <w:t>11</w:t>
+            </w:r>
+          </w:p>
+        </w:tc>
+        <w:tc>
+          <w:tcPr>
+            <w:tcW w:w="4924" w:type="dxa"/>
+          </w:tcPr>
+          <w:p>
+            <w:pPr>
+              <w:spacing w:after="20"/>
+            </w:pPr>
+            <w:r>
+              <w:rPr>
+                <w:sz w:val="16"/>
+              </w:rPr>
+              <w:t xml:space="preserve">Monitor Environments with Google Cloud Managed Service for Prometheus </w:t>
+            </w:r>
+            <w:hyperlink r:id="rId24">
+              <w:r>
+                <w:rPr>
+                  <w:color w:val="0563C1"/>
+                  <w:sz w:val="16"/>
+                  <w:u w:val="single"/>
+                </w:rPr>
+                <w:t>[Verify]</w:t>
+              </w:r>
+            </w:hyperlink>
+          </w:p>
+        </w:tc>
+        <w:tc>
+          <w:tcPr>
+            <w:tcW w:w="429" w:type="dxa"/>
+          </w:tcPr>
+          <w:p>
+            <w:r>
+              <w:rPr>
+                <w:b/>
+                <w:sz w:val="16"/>
+              </w:rPr>
+              <w:t>12</w:t>
+            </w:r>
+          </w:p>
+        </w:tc>
+        <w:tc>
+          <w:tcPr>
+            <w:tcW w:w="4678" w:type="dxa"/>
+          </w:tcPr>
+          <w:p>
+            <w:pPr>
+              <w:spacing w:after="20"/>
+            </w:pPr>
+            <w:r>
+              <w:rPr>
+                <w:sz w:val="16"/>
+              </w:rPr>
+              <w:t xml:space="preserve">Prepare Data for ML APIs on Google Cloud </w:t>
+            </w:r>
+            <w:hyperlink r:id="rId25">
+              <w:r>
+                <w:rPr>
+                  <w:color w:val="0563C1"/>
+                  <w:sz w:val="16"/>
+                  <w:u w:val="single"/>
+                </w:rPr>
+                <w:t>[Verify]</w:t>
+              </w:r>
+            </w:hyperlink>
+          </w:p>
+        </w:tc>
+      </w:tr>
+      <w:tr>
+        <w:tc>
+          <w:tcPr>
+            <w:tcW w:w="567" w:type="dxa"/>
+          </w:tcPr>
+          <w:p>
+            <w:r>
+              <w:rPr>
+                <w:b/>
+                <w:sz w:val="16"/>
+              </w:rPr>
+              <w:t>13</w:t>
+            </w:r>
+          </w:p>
+        </w:tc>
+        <w:tc>
+          <w:tcPr>
+            <w:tcW w:w="4924" w:type="dxa"/>
+          </w:tcPr>
+          <w:p>
+            <w:pPr>
+              <w:spacing w:after="20"/>
+            </w:pPr>
+            <w:r>
+              <w:rPr>
+                <w:sz w:val="16"/>
+              </w:rPr>
+              <w:t xml:space="preserve">Python Essentials 1 </w:t>
+            </w:r>
+            <w:hyperlink r:id="rId26">
+              <w:r>
+                <w:rPr>
+                  <w:color w:val="0563C1"/>
+                  <w:sz w:val="16"/>
+                  <w:u w:val="single"/>
+                </w:rPr>
+                <w:t>[Verify]</w:t>
+              </w:r>
+            </w:hyperlink>
+          </w:p>
+        </w:tc>
+        <w:tc>
+          <w:tcPr>
+            <w:tcW w:w="429" w:type="dxa"/>
+          </w:tcPr>
+          <w:p>
+            <w:r>
+              <w:rPr>
+                <w:b/>
+                <w:sz w:val="16"/>
+              </w:rPr>
+              <w:t>14</w:t>
+            </w:r>
+          </w:p>
+        </w:tc>
+        <w:tc>
+          <w:tcPr>
+            <w:tcW w:w="4678" w:type="dxa"/>
+          </w:tcPr>
+          <w:p>
+            <w:pPr>
+              <w:spacing w:after="20"/>
+            </w:pPr>
+            <w:r>
+              <w:rPr>
+                <w:sz w:val="16"/>
+              </w:rPr>
+              <w:t xml:space="preserve">Set Up a Google Cloud Network </w:t>
+            </w:r>
+            <w:hyperlink r:id="rId27">
+              <w:r>
+                <w:rPr>
+                  <w:color w:val="0563C1"/>
+                  <w:sz w:val="16"/>
+                  <w:u w:val="single"/>
+                </w:rPr>
+                <w:t>[Verify]</w:t>
+              </w:r>
+            </w:hyperlink>
+          </w:p>
+        </w:tc>
+      </w:tr>
+      <w:tr>
+        <w:tc>
+          <w:tcPr>
+            <w:tcW w:w="567" w:type="dxa"/>
+          </w:tcPr>
+          <w:p>
+            <w:r>
+              <w:rPr>
+                <w:b/>
+                <w:sz w:val="16"/>
+              </w:rPr>
+              <w:t>15</w:t>
+            </w:r>
+          </w:p>
+        </w:tc>
+        <w:tc>
+          <w:tcPr>
+            <w:tcW w:w="4924" w:type="dxa"/>
+          </w:tcPr>
+          <w:p>
+            <w:pPr>
+              <w:spacing w:after="20"/>
+            </w:pPr>
+            <w:r>
+              <w:rPr>
+                <w:sz w:val="16"/>
+              </w:rPr>
+              <w:t xml:space="preserve">Set Up an App Dev Environment on Google Cloud </w:t>
+            </w:r>
+            <w:hyperlink r:id="rId28">
+              <w:r>
+                <w:rPr>
+                  <w:color w:val="0563C1"/>
+                  <w:sz w:val="16"/>
+                  <w:u w:val="single"/>
+                </w:rPr>
+                <w:t>[Verify]</w:t>
+              </w:r>
+            </w:hyperlink>
+          </w:p>
+        </w:tc>
+        <w:tc>
+          <w:tcPr>
+            <w:tcW w:w="429" w:type="dxa"/>
+          </w:tcPr>
+          <w:p/>
+        </w:tc>
+        <w:tc>
+          <w:tcPr>
+            <w:tcW w:w="4678" w:type="dxa"/>
+          </w:tcPr>
+          <w:p/>
+        </w:tc>
+      </w:tr>
+      <w:tr>
+        <w:tc>
+          <w:tcPr>
+            <w:tcW w:w="10460" w:type="dxa"/>
+            <w:gridSpan w:val="4"/>
+            <w:shd w:val="clear" w:color="auto" w:fill="4285F4"/>
+          </w:tcPr>
+          <w:p>
+            <w:r>
+              <w:rPr>
+                <w:b/>
+                <w:color w:val="FFFFFF"/>
+                <w:sz w:val="18"/>
+              </w:rPr>
+              <w:t>🎓 GOOGLE CLOUD SKILLS BOOST — 28 BADGES (Incl. NEW Oct 11) — 28 Verified</w:t>
+            </w:r>
+          </w:p>
+        </w:tc>
+      </w:tr>
+      <w:tr>
+        <w:tc>
+          <w:tcPr>
+            <w:tcW w:w="567" w:type="dxa"/>
+          </w:tcPr>
+          <w:p>
+            <w:r>
+              <w:rPr>
+                <w:b/>
+                <w:sz w:val="16"/>
+              </w:rPr>
+              <w:t>16</w:t>
+            </w:r>
+          </w:p>
+        </w:tc>
+        <w:tc>
+          <w:tcPr>
+            <w:tcW w:w="4924" w:type="dxa"/>
+          </w:tcPr>
+          <w:p>
+            <w:pPr>
+              <w:spacing w:after="20"/>
+            </w:pPr>
+            <w:r>
+              <w:rPr>
+                <w:b/>
+                <w:color w:val="C4922A"/>
+                <w:sz w:val="16"/>
+              </w:rPr>
+              <w:t xml:space="preserve">Develop Your Google Cloud Network — Badge 28786818 </w:t>
+            </w:r>
+            <w:hyperlink r:id="rId29">
+              <w:r>
+                <w:rPr>
+                  <w:color w:val="0563C1"/>
+                  <w:sz w:val="16"/>
+                  <w:u w:val="single"/>
+                </w:rPr>
+                <w:t>[Verify]</w:t>
+              </w:r>
+            </w:hyperlink>
+          </w:p>
+        </w:tc>
+        <w:tc>
+          <w:tcPr>
+            <w:tcW w:w="429" w:type="dxa"/>
+          </w:tcPr>
+          <w:p>
+            <w:r>
+              <w:rPr>
+                <w:b/>
+                <w:sz w:val="16"/>
+              </w:rPr>
+              <w:t>17</w:t>
+            </w:r>
+          </w:p>
+        </w:tc>
+        <w:tc>
+          <w:tcPr>
+            <w:tcW w:w="4678" w:type="dxa"/>
+          </w:tcPr>
+          <w:p>
+            <w:pPr>
+              <w:spacing w:after="20"/>
+            </w:pPr>
+            <w:r>
+              <w:rPr>
+                <w:sz w:val="16"/>
+              </w:rPr>
+              <w:t xml:space="preserve">Arcade Base Camp October 2026 — </w:t>
+            </w:r>
+            <w:hyperlink r:id="rId30">
+              <w:r>
+                <w:rPr>
+                  <w:color w:val="0563C1"/>
+                  <w:sz w:val="16"/>
+                  <w:u w:val="single"/>
+                </w:rPr>
+                <w:t>[Verify]</w:t>
+              </w:r>
+            </w:hyperlink>
+          </w:p>
+        </w:tc>
+      </w:tr>
+      <w:tr>
+        <w:tc>
+          <w:tcPr>
+            <w:tcW w:w="567" w:type="dxa"/>
+          </w:tcPr>
+          <w:p>
+            <w:r>
+              <w:rPr>
+                <w:b/>
+                <w:sz w:val="16"/>
+              </w:rPr>
+              <w:t>18</w:t>
+            </w:r>
+          </w:p>
+        </w:tc>
+        <w:tc>
+          <w:tcPr>
+            <w:tcW w:w="4924" w:type="dxa"/>
+          </w:tcPr>
+          <w:p>
+            <w:pPr>
+              <w:spacing w:after="20"/>
+            </w:pPr>
+            <w:r>
+              <w:rPr>
+                <w:sz w:val="16"/>
+              </w:rPr>
+              <w:t xml:space="preserve">Implement Event-Driven Messaging and Automation Workflows </w:t>
+            </w:r>
+            <w:hyperlink r:id="rId31">
+              <w:r>
+                <w:rPr>
+                  <w:color w:val="0563C1"/>
+                  <w:sz w:val="16"/>
+                  <w:u w:val="single"/>
+                </w:rPr>
+                <w:t>[Verify]</w:t>
+              </w:r>
+            </w:hyperlink>
+          </w:p>
+        </w:tc>
+        <w:tc>
+          <w:tcPr>
+            <w:tcW w:w="429" w:type="dxa"/>
+          </w:tcPr>
+          <w:p>
+            <w:r>
+              <w:rPr>
+                <w:b/>
+                <w:sz w:val="16"/>
+              </w:rPr>
+              <w:t>19</w:t>
+            </w:r>
+          </w:p>
+        </w:tc>
+        <w:tc>
+          <w:tcPr>
+            <w:tcW w:w="4678" w:type="dxa"/>
+          </w:tcPr>
+          <w:p>
+            <w:pPr>
+              <w:spacing w:after="20"/>
+            </w:pPr>
+            <w:r>
+              <w:rPr>
+                <w:sz w:val="16"/>
+              </w:rPr>
+              <w:t xml:space="preserve">Create and Manage AlloyDB Instances — </w:t>
+            </w:r>
+            <w:hyperlink r:id="rId32">
+              <w:r>
+                <w:rPr>
+                  <w:color w:val="0563C1"/>
+                  <w:sz w:val="16"/>
+                  <w:u w:val="single"/>
+                </w:rPr>
+                <w:t>[Verify]</w:t>
+              </w:r>
+            </w:hyperlink>
+          </w:p>
+        </w:tc>
+      </w:tr>
+      <w:tr>
+        <w:tc>
+          <w:tcPr>
+            <w:tcW w:w="567" w:type="dxa"/>
+          </w:tcPr>
+          <w:p>
+            <w:r>
+              <w:rPr>
+                <w:b/>
+                <w:sz w:val="16"/>
+              </w:rPr>
+              <w:t>20</w:t>
+            </w:r>
+          </w:p>
+        </w:tc>
+        <w:tc>
+          <w:tcPr>
+            <w:tcW w:w="4924" w:type="dxa"/>
+          </w:tcPr>
+          <w:p>
+            <w:pPr>
+              <w:spacing w:after="20"/>
+            </w:pPr>
+            <w:r>
+              <w:rPr>
+                <w:sz w:val="16"/>
+              </w:rPr>
+              <w:t xml:space="preserve">Trick-or-Metric — </w:t>
+            </w:r>
+            <w:hyperlink r:id="rId33">
+              <w:r>
+                <w:rPr>
+                  <w:color w:val="0563C1"/>
+                  <w:sz w:val="16"/>
+                  <w:u w:val="single"/>
+                </w:rPr>
+                <w:t>[Verify]</w:t>
+              </w:r>
+            </w:hyperlink>
+          </w:p>
+        </w:tc>
+        <w:tc>
+          <w:tcPr>
+            <w:tcW w:w="429" w:type="dxa"/>
+          </w:tcPr>
+          <w:p>
+            <w:r>
+              <w:rPr>
+                <w:b/>
+                <w:sz w:val="16"/>
+              </w:rPr>
+              <w:t>21</w:t>
+            </w:r>
+          </w:p>
+        </w:tc>
+        <w:tc>
+          <w:tcPr>
+            <w:tcW w:w="4678" w:type="dxa"/>
+          </w:tcPr>
+          <w:p>
+            <w:pPr>
+              <w:spacing w:after="20"/>
+            </w:pPr>
+            <w:r>
+              <w:rPr>
+                <w:sz w:val="16"/>
+              </w:rPr>
+              <w:t xml:space="preserve">Monitor Environments with Google Cloud Managed Service for Prometheus </w:t>
+            </w:r>
+            <w:hyperlink r:id="rId34">
+              <w:r>
+                <w:rPr>
+                  <w:color w:val="0563C1"/>
+                  <w:sz w:val="16"/>
+                  <w:u w:val="single"/>
+                </w:rPr>
+                <w:t>[Verify]</w:t>
+              </w:r>
+            </w:hyperlink>
+          </w:p>
+        </w:tc>
+      </w:tr>
+      <w:tr>
+        <w:tc>
+          <w:tcPr>
+            <w:tcW w:w="567" w:type="dxa"/>
+          </w:tcPr>
+          <w:p>
+            <w:r>
+              <w:rPr>
+                <w:b/>
+                <w:sz w:val="16"/>
+              </w:rPr>
+              <w:t>22</w:t>
+            </w:r>
+          </w:p>
+        </w:tc>
+        <w:tc>
+          <w:tcPr>
+            <w:tcW w:w="4924" w:type="dxa"/>
+          </w:tcPr>
+          <w:p>
+            <w:pPr>
+              <w:spacing w:after="20"/>
+            </w:pPr>
+            <w:r>
+              <w:rPr>
+                <w:sz w:val="16"/>
+              </w:rPr>
+              <w:t xml:space="preserve">Set Up a Google Cloud Network </w:t>
+            </w:r>
+            <w:hyperlink r:id="rId35">
+              <w:r>
+                <w:rPr>
+                  <w:color w:val="0563C1"/>
+                  <w:sz w:val="16"/>
+                  <w:u w:val="single"/>
+                </w:rPr>
+                <w:t>[Verify]</w:t>
+              </w:r>
+            </w:hyperlink>
+          </w:p>
+        </w:tc>
+        <w:tc>
+          <w:tcPr>
+            <w:tcW w:w="429" w:type="dxa"/>
+          </w:tcPr>
+          <w:p>
+            <w:r>
+              <w:rPr>
+                <w:b/>
+                <w:sz w:val="16"/>
+              </w:rPr>
+              <w:t>23</w:t>
+            </w:r>
+          </w:p>
+        </w:tc>
+        <w:tc>
+          <w:tcPr>
+            <w:tcW w:w="4678" w:type="dxa"/>
+          </w:tcPr>
+          <w:p>
+            <w:pPr>
+              <w:spacing w:after="20"/>
+            </w:pPr>
+            <w:r>
+              <w:rPr>
+                <w:sz w:val="16"/>
+              </w:rPr>
+              <w:t xml:space="preserve">Implement DevOps Workflows in Google Cloud </w:t>
+            </w:r>
+            <w:hyperlink r:id="rId36">
+              <w:r>
+                <w:rPr>
+                  <w:color w:val="0563C1"/>
+                  <w:sz w:val="16"/>
+                  <w:u w:val="single"/>
+                </w:rPr>
+                <w:t>[Verify]</w:t>
+              </w:r>
+            </w:hyperlink>
+          </w:p>
+        </w:tc>
+      </w:tr>
+      <w:tr>
+        <w:tc>
+          <w:tcPr>
+            <w:tcW w:w="567" w:type="dxa"/>
+          </w:tcPr>
+          <w:p>
+            <w:r>
+              <w:rPr>
+                <w:b/>
+                <w:sz w:val="16"/>
+              </w:rPr>
+              <w:t>24</w:t>
+            </w:r>
+          </w:p>
+        </w:tc>
+        <w:tc>
+          <w:tcPr>
+            <w:tcW w:w="4924" w:type="dxa"/>
+          </w:tcPr>
+          <w:p>
+            <w:pPr>
+              <w:spacing w:after="20"/>
+            </w:pPr>
+            <w:r>
+              <w:rPr>
+                <w:sz w:val="16"/>
+              </w:rPr>
+              <w:t xml:space="preserve">Arcade Simulator: Site Reliability Engineer </w:t>
+            </w:r>
+            <w:hyperlink r:id="rId37">
+              <w:r>
+                <w:rPr>
+                  <w:color w:val="0563C1"/>
+                  <w:sz w:val="16"/>
+                  <w:u w:val="single"/>
+                </w:rPr>
+                <w:t>[Verify]</w:t>
+              </w:r>
+            </w:hyperlink>
+          </w:p>
+        </w:tc>
+        <w:tc>
+          <w:tcPr>
+            <w:tcW w:w="429" w:type="dxa"/>
+          </w:tcPr>
+          <w:p>
+            <w:r>
+              <w:rPr>
+                <w:b/>
+                <w:sz w:val="16"/>
+              </w:rPr>
+              <w:t>25</w:t>
+            </w:r>
+          </w:p>
+        </w:tc>
+        <w:tc>
+          <w:tcPr>
+            <w:tcW w:w="4678" w:type="dxa"/>
+          </w:tcPr>
+          <w:p>
+            <w:pPr>
+              <w:spacing w:after="20"/>
+            </w:pPr>
+            <w:r>
+              <w:rPr>
+                <w:sz w:val="16"/>
+              </w:rPr>
+              <w:t xml:space="preserve">AI Infrastructure: Deployment Types </w:t>
+            </w:r>
+            <w:hyperlink r:id="rId38">
+              <w:r>
+                <w:rPr>
+                  <w:color w:val="0563C1"/>
+                  <w:sz w:val="16"/>
+                  <w:u w:val="single"/>
+                </w:rPr>
+                <w:t>[Verify]</w:t>
+              </w:r>
+            </w:hyperlink>
+          </w:p>
+        </w:tc>
+      </w:tr>
+      <w:tr>
+        <w:tc>
+          <w:tcPr>
+            <w:tcW w:w="567" w:type="dxa"/>
+          </w:tcPr>
+          <w:p>
+            <w:r>
+              <w:rPr>
+                <w:b/>
+                <w:sz w:val="16"/>
+              </w:rPr>
+              <w:t>26</w:t>
+            </w:r>
+          </w:p>
+        </w:tc>
+        <w:tc>
+          <w:tcPr>
+            <w:tcW w:w="4924" w:type="dxa"/>
+          </w:tcPr>
+          <w:p>
+            <w:pPr>
+              <w:spacing w:after="20"/>
+            </w:pPr>
+            <w:r>
+              <w:rPr>
+                <w:sz w:val="16"/>
+              </w:rPr>
+              <w:t xml:space="preserve">AI Infrastructure: Cloud TPUs </w:t>
+            </w:r>
+            <w:hyperlink r:id="rId39">
+              <w:r>
+                <w:rPr>
+                  <w:color w:val="0563C1"/>
+                  <w:sz w:val="16"/>
+                  <w:u w:val="single"/>
+                </w:rPr>
+                <w:t>[Verify]</w:t>
+              </w:r>
+            </w:hyperlink>
+          </w:p>
+        </w:tc>
+        <w:tc>
+          <w:tcPr>
+            <w:tcW w:w="429" w:type="dxa"/>
+          </w:tcPr>
+          <w:p>
+            <w:r>
+              <w:rPr>
+                <w:b/>
+                <w:sz w:val="16"/>
+              </w:rPr>
+              <w:t>27</w:t>
+            </w:r>
+          </w:p>
+        </w:tc>
+        <w:tc>
+          <w:tcPr>
+            <w:tcW w:w="4678" w:type="dxa"/>
+          </w:tcPr>
+          <w:p>
+            <w:pPr>
+              <w:spacing w:after="20"/>
+            </w:pPr>
+            <w:r>
+              <w:rPr>
+                <w:sz w:val="16"/>
+              </w:rPr>
+              <w:t xml:space="preserve">AI Infrastructure: Cloud GPUs </w:t>
+            </w:r>
+            <w:hyperlink r:id="rId40">
+              <w:r>
+                <w:rPr>
+                  <w:color w:val="0563C1"/>
+                  <w:sz w:val="16"/>
+                  <w:u w:val="single"/>
+                </w:rPr>
+                <w:t>[Verify]</w:t>
+              </w:r>
+            </w:hyperlink>
+          </w:p>
+        </w:tc>
+      </w:tr>
+      <w:tr>
+        <w:tc>
+          <w:tcPr>
+            <w:tcW w:w="567" w:type="dxa"/>
+          </w:tcPr>
+          <w:p>
+            <w:r>
+              <w:rPr>
+                <w:b/>
+                <w:sz w:val="16"/>
+              </w:rPr>
+              <w:t>28</w:t>
+            </w:r>
+          </w:p>
+        </w:tc>
+        <w:tc>
+          <w:tcPr>
+            <w:tcW w:w="4924" w:type="dxa"/>
+          </w:tcPr>
+          <w:p>
+            <w:pPr>
+              <w:spacing w:after="20"/>
+            </w:pPr>
+            <w:r>
+              <w:rPr>
+                <w:sz w:val="16"/>
+              </w:rPr>
+              <w:t xml:space="preserve">Developing Applications with Cloud Run on Google Cloud: Fundamentals </w:t>
+            </w:r>
+            <w:hyperlink r:id="rId41">
+              <w:r>
+                <w:rPr>
+                  <w:color w:val="0563C1"/>
+                  <w:sz w:val="16"/>
+                  <w:u w:val="single"/>
+                </w:rPr>
+                <w:t>[Verify]</w:t>
+              </w:r>
+            </w:hyperlink>
+          </w:p>
+        </w:tc>
+        <w:tc>
+          <w:tcPr>
+            <w:tcW w:w="429" w:type="dxa"/>
+          </w:tcPr>
+          <w:p>
+            <w:r>
+              <w:rPr>
+                <w:b/>
+                <w:sz w:val="16"/>
+              </w:rPr>
+              <w:t>29</w:t>
+            </w:r>
+          </w:p>
+        </w:tc>
+        <w:tc>
+          <w:tcPr>
+            <w:tcW w:w="4678" w:type="dxa"/>
+          </w:tcPr>
+          <w:p>
+            <w:pPr>
+              <w:spacing w:after="20"/>
+            </w:pPr>
+            <w:r>
+              <w:rPr>
+                <w:sz w:val="16"/>
+              </w:rPr>
+              <w:t xml:space="preserve">Getting Started with Google Kubernetes Engine </w:t>
+            </w:r>
+            <w:hyperlink r:id="rId42">
+              <w:r>
+                <w:rPr>
+                  <w:color w:val="0563C1"/>
+                  <w:sz w:val="16"/>
+                  <w:u w:val="single"/>
+                </w:rPr>
+                <w:t>[Verify]</w:t>
+              </w:r>
+            </w:hyperlink>
+          </w:p>
+        </w:tc>
+      </w:tr>
+      <w:tr>
+        <w:tc>
+          <w:tcPr>
+            <w:tcW w:w="567" w:type="dxa"/>
+          </w:tcPr>
+          <w:p>
+            <w:r>
+              <w:rPr>
+                <w:b/>
+                <w:sz w:val="16"/>
+              </w:rPr>
+              <w:t>30</w:t>
+            </w:r>
+          </w:p>
+        </w:tc>
+        <w:tc>
+          <w:tcPr>
+            <w:tcW w:w="4924" w:type="dxa"/>
+          </w:tcPr>
+          <w:p>
+            <w:pPr>
+              <w:spacing w:after="20"/>
+            </w:pPr>
+            <w:r>
+              <w:rPr>
+                <w:sz w:val="16"/>
+              </w:rPr>
+              <w:t xml:space="preserve">Elastic Google Cloud Infrastructure: Scaling and Automation </w:t>
+            </w:r>
+            <w:hyperlink r:id="rId43">
+              <w:r>
+                <w:rPr>
+                  <w:color w:val="0563C1"/>
+                  <w:sz w:val="16"/>
+                  <w:u w:val="single"/>
+                </w:rPr>
+                <w:t>[Verify]</w:t>
+              </w:r>
+            </w:hyperlink>
+          </w:p>
+        </w:tc>
+        <w:tc>
+          <w:tcPr>
+            <w:tcW w:w="429" w:type="dxa"/>
+          </w:tcPr>
+          <w:p>
+            <w:r>
+              <w:rPr>
+                <w:b/>
+                <w:sz w:val="16"/>
+              </w:rPr>
+              <w:t>31</w:t>
+            </w:r>
+          </w:p>
+        </w:tc>
+        <w:tc>
+          <w:tcPr>
+            <w:tcW w:w="4678" w:type="dxa"/>
+          </w:tcPr>
+          <w:p>
+            <w:pPr>
+              <w:spacing w:after="20"/>
+            </w:pPr>
+            <w:r>
+              <w:rPr>
+                <w:sz w:val="16"/>
+              </w:rPr>
+              <w:t xml:space="preserve">Essential Google Cloud Infrastructure: Core Services </w:t>
+            </w:r>
+            <w:hyperlink r:id="rId44">
+              <w:r>
+                <w:rPr>
+                  <w:color w:val="0563C1"/>
+                  <w:sz w:val="16"/>
+                  <w:u w:val="single"/>
+                </w:rPr>
+                <w:t>[Verify]</w:t>
+              </w:r>
+            </w:hyperlink>
+          </w:p>
+        </w:tc>
+      </w:tr>
+      <w:tr>
+        <w:tc>
+          <w:tcPr>
+            <w:tcW w:w="567" w:type="dxa"/>
+          </w:tcPr>
+          <w:p>
+            <w:r>
+              <w:rPr>
+                <w:b/>
+                <w:sz w:val="16"/>
+              </w:rPr>
+              <w:t>32</w:t>
+            </w:r>
+          </w:p>
+        </w:tc>
+        <w:tc>
+          <w:tcPr>
+            <w:tcW w:w="4924" w:type="dxa"/>
+          </w:tcPr>
+          <w:p>
+            <w:pPr>
+              <w:spacing w:after="20"/>
+            </w:pPr>
+            <w:r>
+              <w:rPr>
+                <w:sz w:val="16"/>
+              </w:rPr>
+              <w:t xml:space="preserve">Build a Secure Google Cloud Network </w:t>
+            </w:r>
+            <w:hyperlink r:id="rId45">
+              <w:r>
+                <w:rPr>
+                  <w:color w:val="0563C1"/>
+                  <w:sz w:val="16"/>
+                  <w:u w:val="single"/>
+                </w:rPr>
+                <w:t>[Verify]</w:t>
+              </w:r>
+            </w:hyperlink>
+          </w:p>
+        </w:tc>
+        <w:tc>
+          <w:tcPr>
+            <w:tcW w:w="429" w:type="dxa"/>
+          </w:tcPr>
+          <w:p>
+            <w:r>
+              <w:rPr>
+                <w:b/>
+                <w:sz w:val="16"/>
+              </w:rPr>
+              <w:t>33</w:t>
+            </w:r>
+          </w:p>
+        </w:tc>
+        <w:tc>
+          <w:tcPr>
+            <w:tcW w:w="4678" w:type="dxa"/>
+          </w:tcPr>
+          <w:p>
+            <w:pPr>
+              <w:spacing w:after="20"/>
+            </w:pPr>
+            <w:r>
+              <w:rPr>
+                <w:sz w:val="16"/>
+              </w:rPr>
+              <w:t xml:space="preserve">Prepare Data for ML APIs on Google Cloud </w:t>
+            </w:r>
+            <w:hyperlink r:id="rId46">
+              <w:r>
+                <w:rPr>
+                  <w:color w:val="0563C1"/>
+                  <w:sz w:val="16"/>
+                  <w:u w:val="single"/>
+                </w:rPr>
+                <w:t>[Verify]</w:t>
+              </w:r>
+            </w:hyperlink>
+          </w:p>
+        </w:tc>
+      </w:tr>
+      <w:tr>
+        <w:tc>
+          <w:tcPr>
+            <w:tcW w:w="567" w:type="dxa"/>
+          </w:tcPr>
+          <w:p>
+            <w:r>
+              <w:rPr>
+                <w:b/>
+                <w:sz w:val="16"/>
+              </w:rPr>
+              <w:t>34</w:t>
+            </w:r>
+          </w:p>
+        </w:tc>
+        <w:tc>
+          <w:tcPr>
+            <w:tcW w:w="4924" w:type="dxa"/>
+          </w:tcPr>
+          <w:p>
+            <w:pPr>
+              <w:spacing w:after="20"/>
+            </w:pPr>
+            <w:r>
+              <w:rPr>
+                <w:sz w:val="16"/>
+              </w:rPr>
+              <w:t xml:space="preserve">Google Cloud Computing Foundations: Data, ML, and AI </w:t>
+            </w:r>
+            <w:hyperlink r:id="rId47">
+              <w:r>
+                <w:rPr>
+                  <w:color w:val="0563C1"/>
+                  <w:sz w:val="16"/>
+                  <w:u w:val="single"/>
+                </w:rPr>
+                <w:t>[Verify]</w:t>
+              </w:r>
+            </w:hyperlink>
+          </w:p>
+        </w:tc>
+        <w:tc>
+          <w:tcPr>
+            <w:tcW w:w="429" w:type="dxa"/>
+          </w:tcPr>
+          <w:p>
+            <w:r>
+              <w:rPr>
+                <w:b/>
+                <w:sz w:val="16"/>
+              </w:rPr>
+              <w:t>35</w:t>
+            </w:r>
+          </w:p>
+        </w:tc>
+        <w:tc>
+          <w:tcPr>
+            <w:tcW w:w="4678" w:type="dxa"/>
+          </w:tcPr>
+          <w:p>
+            <w:pPr>
+              <w:spacing w:after="20"/>
+            </w:pPr>
+            <w:r>
+              <w:rPr>
+                <w:sz w:val="16"/>
+              </w:rPr>
+              <w:t xml:space="preserve">Essential Google Cloud Infrastructure: Foundation </w:t>
+            </w:r>
+            <w:hyperlink r:id="rId48">
+              <w:r>
+                <w:rPr>
+                  <w:color w:val="0563C1"/>
+                  <w:sz w:val="16"/>
+                  <w:u w:val="single"/>
+                </w:rPr>
+                <w:t>[Verify]</w:t>
+              </w:r>
+            </w:hyperlink>
+          </w:p>
+        </w:tc>
+      </w:tr>
+      <w:tr>
+        <w:tc>
+          <w:tcPr>
+            <w:tcW w:w="567" w:type="dxa"/>
+          </w:tcPr>
+          <w:p>
+            <w:r>
+              <w:rPr>
+                <w:b/>
+                <w:sz w:val="16"/>
+              </w:rPr>
+              <w:t>36</w:t>
+            </w:r>
+          </w:p>
+        </w:tc>
+        <w:tc>
+          <w:tcPr>
+            <w:tcW w:w="4924" w:type="dxa"/>
+          </w:tcPr>
+          <w:p>
+            <w:pPr>
+              <w:spacing w:after="20"/>
+            </w:pPr>
+            <w:r>
+              <w:rPr>
+                <w:sz w:val="16"/>
+              </w:rPr>
+              <w:t xml:space="preserve">Google Cloud Computing Foundations: Networking &amp; Security </w:t>
+            </w:r>
+            <w:hyperlink r:id="rId49">
+              <w:r>
+                <w:rPr>
+                  <w:color w:val="0563C1"/>
+                  <w:sz w:val="16"/>
+                  <w:u w:val="single"/>
+                </w:rPr>
+                <w:t>[Verify]</w:t>
+              </w:r>
+            </w:hyperlink>
+          </w:p>
+        </w:tc>
+        <w:tc>
+          <w:tcPr>
+            <w:tcW w:w="429" w:type="dxa"/>
+          </w:tcPr>
+          <w:p>
+            <w:r>
+              <w:rPr>
+                <w:b/>
+                <w:sz w:val="16"/>
+              </w:rPr>
+              <w:t>37</w:t>
+            </w:r>
+          </w:p>
+        </w:tc>
+        <w:tc>
+          <w:tcPr>
+            <w:tcW w:w="4678" w:type="dxa"/>
+          </w:tcPr>
+          <w:p>
+            <w:pPr>
+              <w:spacing w:after="20"/>
+            </w:pPr>
+            <w:r>
+              <w:rPr>
+                <w:sz w:val="16"/>
+              </w:rPr>
+              <w:t xml:space="preserve">Set Up an App Dev Environment on Google Cloud </w:t>
+            </w:r>
+            <w:hyperlink r:id="rId50">
+              <w:r>
+                <w:rPr>
+                  <w:color w:val="0563C1"/>
+                  <w:sz w:val="16"/>
+                  <w:u w:val="single"/>
+                </w:rPr>
+                <w:t>[Verify]</w:t>
+              </w:r>
+            </w:hyperlink>
+          </w:p>
+        </w:tc>
+      </w:tr>
+      <w:tr>
+        <w:tc>
+          <w:tcPr>
+            <w:tcW w:w="567" w:type="dxa"/>
+          </w:tcPr>
+          <w:p>
+            <w:r>
+              <w:rPr>
+                <w:b/>
+                <w:sz w:val="16"/>
+              </w:rPr>
+              <w:t>38</w:t>
+            </w:r>
+          </w:p>
+        </w:tc>
+        <w:tc>
+          <w:tcPr>
+            <w:tcW w:w="4924" w:type="dxa"/>
+          </w:tcPr>
+          <w:p>
+            <w:pPr>
+              <w:spacing w:after="20"/>
+            </w:pPr>
+            <w:r>
+              <w:rPr>
+                <w:sz w:val="16"/>
+              </w:rPr>
+              <w:t xml:space="preserve">Google Cloud Computing Foundations: Infrastructure </w:t>
+            </w:r>
+            <w:hyperlink r:id="rId51">
+              <w:r>
+                <w:rPr>
+                  <w:color w:val="0563C1"/>
+                  <w:sz w:val="16"/>
+                  <w:u w:val="single"/>
+                </w:rPr>
+                <w:t>[Verify]</w:t>
+              </w:r>
+            </w:hyperlink>
+          </w:p>
+        </w:tc>
+        <w:tc>
+          <w:tcPr>
+            <w:tcW w:w="429" w:type="dxa"/>
+          </w:tcPr>
+          <w:p>
+            <w:r>
+              <w:rPr>
+                <w:b/>
+                <w:sz w:val="16"/>
+              </w:rPr>
+              <w:t>39</w:t>
+            </w:r>
+          </w:p>
+        </w:tc>
+        <w:tc>
+          <w:tcPr>
+            <w:tcW w:w="4678" w:type="dxa"/>
+          </w:tcPr>
+          <w:p>
+            <w:pPr>
+              <w:spacing w:after="20"/>
+            </w:pPr>
+            <w:r>
+              <w:rPr>
+                <w:sz w:val="16"/>
+              </w:rPr>
+              <w:t xml:space="preserve">Build a Certification Study Guide: ACE Exam Prep </w:t>
+            </w:r>
+            <w:hyperlink r:id="rId52">
+              <w:r>
+                <w:rPr>
+                  <w:color w:val="0563C1"/>
+                  <w:sz w:val="16"/>
+                  <w:u w:val="single"/>
+                </w:rPr>
+                <w:t>[Verify]</w:t>
+              </w:r>
+            </w:hyperlink>
+          </w:p>
+        </w:tc>
+      </w:tr>
+      <w:tr>
+        <w:tc>
+          <w:tcPr>
+            <w:tcW w:w="567" w:type="dxa"/>
+          </w:tcPr>
+          <w:p>
+            <w:r>
+              <w:rPr>
+                <w:b/>
+                <w:sz w:val="16"/>
+              </w:rPr>
+              <w:t>40</w:t>
+            </w:r>
+          </w:p>
+        </w:tc>
+        <w:tc>
+          <w:tcPr>
+            <w:tcW w:w="4924" w:type="dxa"/>
+          </w:tcPr>
+          <w:p>
+            <w:pPr>
+              <w:spacing w:after="20"/>
+            </w:pPr>
+            <w:r>
+              <w:rPr>
+                <w:sz w:val="16"/>
+              </w:rPr>
+              <w:t xml:space="preserve">Google Cloud Computing Foundations: Cloud Fundamentals </w:t>
+            </w:r>
+            <w:hyperlink r:id="rId53">
+              <w:r>
+                <w:rPr>
+                  <w:color w:val="0563C1"/>
+                  <w:sz w:val="16"/>
+                  <w:u w:val="single"/>
+                </w:rPr>
+                <w:t>[Verify]</w:t>
+              </w:r>
+            </w:hyperlink>
+          </w:p>
+        </w:tc>
+        <w:tc>
+          <w:tcPr>
+            <w:tcW w:w="429" w:type="dxa"/>
+          </w:tcPr>
+          <w:p>
+            <w:r>
+              <w:rPr>
+                <w:b/>
+                <w:sz w:val="16"/>
+              </w:rPr>
+              <w:t>41</w:t>
+            </w:r>
+          </w:p>
+        </w:tc>
+        <w:tc>
+          <w:tcPr>
+            <w:tcW w:w="4678" w:type="dxa"/>
+          </w:tcPr>
+          <w:p>
+            <w:pPr>
+              <w:spacing w:after="20"/>
+            </w:pPr>
+            <w:r>
+              <w:rPr>
+                <w:sz w:val="16"/>
+              </w:rPr>
+              <w:t xml:space="preserve">Implementing Cloud Load Balancing for Compute Engine </w:t>
+            </w:r>
+            <w:hyperlink r:id="rId54">
+              <w:r>
+                <w:rPr>
+                  <w:color w:val="0563C1"/>
+                  <w:sz w:val="16"/>
+                  <w:u w:val="single"/>
+                </w:rPr>
+                <w:t>[Verify]</w:t>
+              </w:r>
+            </w:hyperlink>
+          </w:p>
+        </w:tc>
+      </w:tr>
+      <w:tr>
+        <w:tc>
+          <w:tcPr>
+            <w:tcW w:w="567" w:type="dxa"/>
+          </w:tcPr>
+          <w:p>
+            <w:r>
+              <w:rPr>
+                <w:b/>
+                <w:sz w:val="16"/>
+              </w:rPr>
+              <w:t>42</w:t>
+            </w:r>
+          </w:p>
+        </w:tc>
+        <w:tc>
+          <w:tcPr>
+            <w:tcW w:w="4924" w:type="dxa"/>
+          </w:tcPr>
+          <w:p>
+            <w:pPr>
+              <w:spacing w:after="20"/>
+            </w:pPr>
+            <w:r>
+              <w:rPr>
+                <w:sz w:val="16"/>
+              </w:rPr>
+              <w:t xml:space="preserve">Digital Transformation with Google Cloud </w:t>
+            </w:r>
+            <w:hyperlink r:id="rId55">
+              <w:r>
+                <w:rPr>
+                  <w:color w:val="0563C1"/>
+                  <w:sz w:val="16"/>
+                  <w:u w:val="single"/>
+                </w:rPr>
+                <w:t>[Verify]</w:t>
+              </w:r>
+            </w:hyperlink>
+          </w:p>
+        </w:tc>
+        <w:tc>
+          <w:tcPr>
+            <w:tcW w:w="429" w:type="dxa"/>
+          </w:tcPr>
+          <w:p>
+            <w:r>
+              <w:rPr>
+                <w:b/>
+                <w:sz w:val="16"/>
+              </w:rPr>
+              <w:t>43</w:t>
+            </w:r>
+          </w:p>
+        </w:tc>
+        <w:tc>
+          <w:tcPr>
+            <w:tcW w:w="4678" w:type="dxa"/>
+          </w:tcPr>
+          <w:p>
+            <w:pPr>
+              <w:spacing w:after="20"/>
+            </w:pPr>
+            <w:r>
+              <w:rPr>
+                <w:sz w:val="16"/>
+              </w:rPr>
+              <w:t xml:space="preserve">Introduction to Generative AI </w:t>
+            </w:r>
+            <w:hyperlink r:id="rId56">
+              <w:r>
+                <w:rPr>
+                  <w:color w:val="0563C1"/>
+                  <w:sz w:val="16"/>
+                  <w:u w:val="single"/>
+                </w:rPr>
+                <w:t>[Verify]</w:t>
+              </w:r>
+            </w:hyperlink>
+          </w:p>
+        </w:tc>
+      </w:tr>
+      <w:tr>
+        <w:tc>
+          <w:tcPr>
+            <w:tcW w:w="10460" w:type="dxa"/>
+            <w:gridSpan w:val="4"/>
+            <w:shd w:val="clear" w:color="auto" w:fill="0D5C63"/>
+          </w:tcPr>
+          <w:p>
+            <w:r>
+              <w:rPr>
+                <w:b/>
+                <w:color w:val="FFFFFF"/>
+                <w:sz w:val="18"/>
+              </w:rPr>
+              <w:t>🤖 AI &amp; PRODUCTIVITY — COURSERA / GOOGLE — 7 Verified</w:t>
+            </w:r>
+          </w:p>
+        </w:tc>
+      </w:tr>
+      <w:tr>
+        <w:tc>
+          <w:tcPr>
+            <w:tcW w:w="567" w:type="dxa"/>
+          </w:tcPr>
+          <w:p>
+            <w:r>
+              <w:rPr>
+                <w:b/>
+                <w:sz w:val="16"/>
+              </w:rPr>
+              <w:t>44</w:t>
+            </w:r>
+          </w:p>
+        </w:tc>
+        <w:tc>
+          <w:tcPr>
+            <w:tcW w:w="4924" w:type="dxa"/>
+          </w:tcPr>
+          <w:p>
+            <w:pPr>
+              <w:spacing w:after="20"/>
+            </w:pPr>
+            <w:r>
+              <w:rPr>
+                <w:sz w:val="16"/>
+              </w:rPr>
+              <w:t xml:space="preserve">Google AI Essentials Specialization — 5 Courses Complete </w:t>
+            </w:r>
+            <w:hyperlink r:id="rId57">
+              <w:r>
+                <w:rPr>
+                  <w:color w:val="0563C1"/>
+                  <w:sz w:val="16"/>
+                  <w:u w:val="single"/>
+                </w:rPr>
+                <w:t>[Verify]</w:t>
+              </w:r>
+            </w:hyperlink>
+          </w:p>
+        </w:tc>
+        <w:tc>
+          <w:tcPr>
+            <w:tcW w:w="429" w:type="dxa"/>
+          </w:tcPr>
+          <w:p>
+            <w:r>
+              <w:rPr>
+                <w:b/>
+                <w:sz w:val="16"/>
+              </w:rPr>
+              <w:t>45</w:t>
+            </w:r>
+          </w:p>
+        </w:tc>
+        <w:tc>
+          <w:tcPr>
+            <w:tcW w:w="4678" w:type="dxa"/>
+          </w:tcPr>
+          <w:p>
+            <w:pPr>
+              <w:spacing w:after="20"/>
+            </w:pPr>
+            <w:r>
+              <w:rPr>
+                <w:sz w:val="16"/>
+              </w:rPr>
+              <w:t xml:space="preserve">Stay Ahead of the AI Curve — </w:t>
+            </w:r>
+            <w:hyperlink r:id="rId58">
+              <w:r>
+                <w:rPr>
+                  <w:color w:val="0563C1"/>
+                  <w:sz w:val="16"/>
+                  <w:u w:val="single"/>
+                </w:rPr>
+                <w:t>[Verify]</w:t>
+              </w:r>
+            </w:hyperlink>
+          </w:p>
+        </w:tc>
+      </w:tr>
+      <w:tr>
+        <w:tc>
+          <w:tcPr>
+            <w:tcW w:w="567" w:type="dxa"/>
+          </w:tcPr>
+          <w:p>
+            <w:r>
+              <w:rPr>
+                <w:b/>
+                <w:sz w:val="16"/>
+              </w:rPr>
+              <w:t>46</w:t>
+            </w:r>
+          </w:p>
+        </w:tc>
+        <w:tc>
+          <w:tcPr>
+            <w:tcW w:w="4924" w:type="dxa"/>
+          </w:tcPr>
+          <w:p>
+            <w:pPr>
+              <w:spacing w:after="20"/>
+            </w:pPr>
+            <w:r>
+              <w:rPr>
+                <w:sz w:val="16"/>
+              </w:rPr>
+              <w:t xml:space="preserve">Use AI Responsibly — </w:t>
+            </w:r>
+            <w:hyperlink r:id="rId59">
+              <w:r>
+                <w:rPr>
+                  <w:color w:val="0563C1"/>
+                  <w:sz w:val="16"/>
+                  <w:u w:val="single"/>
+                </w:rPr>
+                <w:t>[Verify]</w:t>
+              </w:r>
+            </w:hyperlink>
+          </w:p>
+        </w:tc>
+        <w:tc>
+          <w:tcPr>
+            <w:tcW w:w="429" w:type="dxa"/>
+          </w:tcPr>
+          <w:p>
+            <w:r>
+              <w:rPr>
+                <w:b/>
+                <w:sz w:val="16"/>
+              </w:rPr>
+              <w:t>47</w:t>
+            </w:r>
+          </w:p>
+        </w:tc>
+        <w:tc>
+          <w:tcPr>
+            <w:tcW w:w="4678" w:type="dxa"/>
+          </w:tcPr>
+          <w:p>
+            <w:pPr>
+              <w:spacing w:after="20"/>
+            </w:pPr>
+            <w:r>
+              <w:rPr>
+                <w:sz w:val="16"/>
+              </w:rPr>
+              <w:t xml:space="preserve">Discover the Art of Prompting — </w:t>
+            </w:r>
+            <w:hyperlink r:id="rId60">
+              <w:r>
+                <w:rPr>
+                  <w:color w:val="0563C1"/>
+                  <w:sz w:val="16"/>
+                  <w:u w:val="single"/>
+                </w:rPr>
+                <w:t>[Verify]</w:t>
+              </w:r>
+            </w:hyperlink>
+          </w:p>
+        </w:tc>
+      </w:tr>
+      <w:tr>
+        <w:tc>
+          <w:tcPr>
+            <w:tcW w:w="567" w:type="dxa"/>
+          </w:tcPr>
+          <w:p>
+            <w:r>
+              <w:rPr>
+                <w:b/>
+                <w:sz w:val="16"/>
+              </w:rPr>
+              <w:t>48</w:t>
+            </w:r>
+          </w:p>
+        </w:tc>
+        <w:tc>
+          <w:tcPr>
+            <w:tcW w:w="4924" w:type="dxa"/>
+          </w:tcPr>
+          <w:p>
+            <w:pPr>
+              <w:spacing w:after="20"/>
+            </w:pPr>
+            <w:r>
+              <w:rPr>
+                <w:sz w:val="16"/>
+              </w:rPr>
+              <w:t xml:space="preserve">Introduction to AI — </w:t>
+            </w:r>
+            <w:hyperlink r:id="rId61">
+              <w:r>
+                <w:rPr>
+                  <w:color w:val="0563C1"/>
+                  <w:sz w:val="16"/>
+                  <w:u w:val="single"/>
+                </w:rPr>
+                <w:t>[Verify]</w:t>
+              </w:r>
+            </w:hyperlink>
+          </w:p>
+        </w:tc>
+        <w:tc>
+          <w:tcPr>
+            <w:tcW w:w="429" w:type="dxa"/>
+          </w:tcPr>
+          <w:p>
+            <w:r>
+              <w:rPr>
+                <w:b/>
+                <w:sz w:val="16"/>
+              </w:rPr>
+              <w:t>49</w:t>
+            </w:r>
+          </w:p>
+        </w:tc>
+        <w:tc>
+          <w:tcPr>
+            <w:tcW w:w="4678" w:type="dxa"/>
+          </w:tcPr>
+          <w:p>
+            <w:pPr>
+              <w:spacing w:after="20"/>
+            </w:pPr>
+            <w:r>
+              <w:rPr>
+                <w:sz w:val="16"/>
+              </w:rPr>
+              <w:t xml:space="preserve">Maximize Productivity </w:t>
+            </w:r>
+            <w:proofErr w:type="gramStart"/>
+            <w:r>
+              <w:rPr>
+                <w:sz w:val="16"/>
+              </w:rPr>
+              <w:t>With</w:t>
+            </w:r>
+            <w:proofErr w:type="gramEnd"/>
+            <w:r>
+              <w:rPr>
+                <w:sz w:val="16"/>
+              </w:rPr>
+              <w:t xml:space="preserve"> AI Tools — </w:t>
+            </w:r>
+            <w:hyperlink r:id="rId62">
+              <w:r>
+                <w:rPr>
+                  <w:color w:val="0563C1"/>
+                  <w:sz w:val="16"/>
+                  <w:u w:val="single"/>
+                </w:rPr>
+                <w:t>[Verify]</w:t>
+              </w:r>
+            </w:hyperlink>
+          </w:p>
+        </w:tc>
+      </w:tr>
+      <w:tr>
+        <w:tc>
+          <w:tcPr>
+            <w:tcW w:w="567" w:type="dxa"/>
+          </w:tcPr>
+          <w:p>
+            <w:r>
+              <w:rPr>
+                <w:b/>
+                <w:sz w:val="16"/>
+              </w:rPr>
+              <w:t>50</w:t>
+            </w:r>
+          </w:p>
+        </w:tc>
+        <w:tc>
+          <w:tcPr>
+            <w:tcW w:w="4924" w:type="dxa"/>
+          </w:tcPr>
+          <w:p>
+            <w:pPr>
+              <w:spacing w:after="20"/>
+            </w:pPr>
+            <w:r>
+              <w:rPr>
+                <w:sz w:val="16"/>
+              </w:rPr>
+              <w:t xml:space="preserve">Digital Marketing — Wadhwani Foundation </w:t>
+            </w:r>
+            <w:hyperlink r:id="rId63">
+              <w:r>
+                <w:rPr>
+                  <w:color w:val="0563C1"/>
+                  <w:sz w:val="16"/>
+                  <w:u w:val="single"/>
+                </w:rPr>
+                <w:t>[Verify]</w:t>
+              </w:r>
+            </w:hyperlink>
+          </w:p>
+        </w:tc>
+        <w:tc>
+          <w:tcPr>
+            <w:tcW w:w="429" w:type="dxa"/>
+          </w:tcPr>
+          <w:p/>
+        </w:tc>
+        <w:tc>
+          <w:tcPr>
+            <w:tcW w:w="4678" w:type="dxa"/>
+          </w:tcPr>
+          <w:p/>
+        </w:tc>
+      </w:tr>
+      <w:tr>
+        <w:tc>
+          <w:tcPr>
+            <w:tcW w:w="10460" w:type="dxa"/>
+            <w:gridSpan w:val="4"/>
+            <w:shd w:val="clear" w:color="auto" w:fill="059669"/>
+          </w:tcPr>
+          <w:p>
+            <w:r>
+              <w:rPr>
+                <w:b/>
+                <w:color w:val="FFFFFF"/>
+                <w:sz w:val="18"/>
+              </w:rPr>
+              <w:lastRenderedPageBreak/>
+              <w:t>🛡️ SAFETY, COMPLIANCE &amp; AWARDS — 10 Verified</w:t>
+            </w:r>
+          </w:p>
+        </w:tc>
+      </w:tr>
+      <w:tr>
+        <w:tc>
+          <w:tcPr>
+            <w:tcW w:w="567" w:type="dxa"/>
+          </w:tcPr>
+          <w:p>
+            <w:r>
+              <w:rPr>
+                <w:b/>
+                <w:sz w:val="16"/>
+              </w:rPr>
+              <w:t>51</w:t>
+            </w:r>
+          </w:p>
+        </w:tc>
+        <w:tc>
+          <w:tcPr>
+            <w:tcW w:w="4924" w:type="dxa"/>
+          </w:tcPr>
+          <w:p>
+            <w:pPr>
+              <w:spacing w:after="20"/>
+            </w:pPr>
+            <w:r>
+              <w:rPr>
+                <w:sz w:val="16"/>
+              </w:rPr>
+              <w:t xml:space="preserve">Child Protection Awareness — British Council UAE </w:t>
+            </w:r>
+            <w:hyperlink r:id="rId64">
+              <w:r>
+                <w:rPr>
+                  <w:color w:val="0563C1"/>
+                  <w:sz w:val="16"/>
+                  <w:u w:val="single"/>
+                </w:rPr>
+                <w:t>[Verify]</w:t>
+              </w:r>
+            </w:hyperlink>
+          </w:p>
+        </w:tc>
+        <w:tc>
+          <w:tcPr>
+            <w:tcW w:w="429" w:type="dxa"/>
+          </w:tcPr>
+          <w:p>
+            <w:r>
+              <w:rPr>
+                <w:b/>
+                <w:sz w:val="16"/>
+              </w:rPr>
+              <w:t>52</w:t>
+            </w:r>
+          </w:p>
+        </w:tc>
+        <w:tc>
+          <w:tcPr>
+            <w:tcW w:w="4678" w:type="dxa"/>
+          </w:tcPr>
+          <w:p>
+            <w:pPr>
+              <w:spacing w:after="20"/>
+            </w:pPr>
+            <w:r>
+              <w:rPr>
+                <w:sz w:val="16"/>
+              </w:rPr>
+              <w:t xml:space="preserve">Child Protection Module3 — British Council UAE </w:t>
+            </w:r>
+            <w:hyperlink r:id="rId65">
+              <w:r>
+                <w:rPr>
+                  <w:color w:val="0563C1"/>
+                  <w:sz w:val="16"/>
+                  <w:u w:val="single"/>
+                </w:rPr>
+                <w:t>[Verify]</w:t>
+              </w:r>
+            </w:hyperlink>
+          </w:p>
+        </w:tc>
+      </w:tr>
+      <w:tr>
+        <w:tc>
+          <w:tcPr>
+            <w:tcW w:w="567" w:type="dxa"/>
+          </w:tcPr>
+          <w:p>
+            <w:r>
+              <w:rPr>
+                <w:b/>
+                <w:sz w:val="16"/>
+              </w:rPr>
+              <w:t>53</w:t>
+            </w:r>
+          </w:p>
+        </w:tc>
+        <w:tc>
+          <w:tcPr>
+            <w:tcW w:w="4924" w:type="dxa"/>
+          </w:tcPr>
+          <w:p>
+            <w:pPr>
+              <w:spacing w:after="20"/>
+            </w:pPr>
+            <w:r>
+              <w:rPr>
+                <w:sz w:val="16"/>
+              </w:rPr>
+              <w:t xml:space="preserve">HABC Level 2 Emergency First Aid </w:t>
+            </w:r>
+            <w:hyperlink r:id="rId66">
+              <w:r>
+                <w:rPr>
+                  <w:color w:val="0563C1"/>
+                  <w:sz w:val="16"/>
+                  <w:u w:val="single"/>
+                </w:rPr>
+                <w:t>[Verify]</w:t>
+              </w:r>
+            </w:hyperlink>
+          </w:p>
+        </w:tc>
+        <w:tc>
+          <w:tcPr>
+            <w:tcW w:w="429" w:type="dxa"/>
+          </w:tcPr>
+          <w:p>
+            <w:r>
+              <w:rPr>
+                <w:b/>
+                <w:sz w:val="16"/>
+              </w:rPr>
+              <w:t>54</w:t>
+            </w:r>
+          </w:p>
+        </w:tc>
+        <w:tc>
+          <w:tcPr>
+            <w:tcW w:w="4678" w:type="dxa"/>
+          </w:tcPr>
+          <w:p>
+            <w:pPr>
+              <w:spacing w:after="20"/>
+            </w:pPr>
+            <w:r>
+              <w:rPr>
+                <w:sz w:val="16"/>
+              </w:rPr>
+              <w:t xml:space="preserve">Basic Fire Fighting — NFPA </w:t>
+            </w:r>
+            <w:hyperlink r:id="rId67">
+              <w:r>
+                <w:rPr>
+                  <w:color w:val="0563C1"/>
+                  <w:sz w:val="16"/>
+                  <w:u w:val="single"/>
+                </w:rPr>
+                <w:t>[Verify]</w:t>
+              </w:r>
+            </w:hyperlink>
+          </w:p>
+        </w:tc>
+      </w:tr>
+      <w:tr>
+        <w:tc>
+          <w:tcPr>
+            <w:tcW w:w="567" w:type="dxa"/>
+          </w:tcPr>
+          <w:p>
+            <w:r>
+              <w:rPr>
+                <w:b/>
+                <w:sz w:val="16"/>
+              </w:rPr>
+              <w:t>55</w:t>
+            </w:r>
+          </w:p>
+        </w:tc>
+        <w:tc>
+          <w:tcPr>
+            <w:tcW w:w="4924" w:type="dxa"/>
+          </w:tcPr>
+          <w:p>
+            <w:pPr>
+              <w:spacing w:after="20"/>
+            </w:pPr>
+            <w:r>
+              <w:rPr>
+                <w:sz w:val="16"/>
+              </w:rPr>
+              <w:t xml:space="preserve">IOSH Managing Safely — IOSH · OrientMCT UAE </w:t>
+            </w:r>
+            <w:hyperlink r:id="rId68">
+              <w:r>
+                <w:rPr>
+                  <w:color w:val="0563C1"/>
+                  <w:sz w:val="16"/>
+                  <w:u w:val="single"/>
+                </w:rPr>
+                <w:t>[Verify]</w:t>
+              </w:r>
+            </w:hyperlink>
+          </w:p>
+        </w:tc>
+        <w:tc>
+          <w:tcPr>
+            <w:tcW w:w="429" w:type="dxa"/>
+          </w:tcPr>
+          <w:p>
+            <w:r>
+              <w:rPr>
+                <w:b/>
+                <w:sz w:val="16"/>
+              </w:rPr>
+              <w:t>56</w:t>
+            </w:r>
+          </w:p>
+        </w:tc>
+        <w:tc>
+          <w:tcPr>
+            <w:tcW w:w="4678" w:type="dxa"/>
+          </w:tcPr>
+          <w:p>
+            <w:pPr>
+              <w:spacing w:after="20"/>
+            </w:pPr>
+            <w:r>
+              <w:rPr>
+                <w:sz w:val="16"/>
+              </w:rPr>
+              <w:t xml:space="preserve">Excel Advanced Expert — Microsoft/Lynda.com </w:t>
+            </w:r>
+            <w:hyperlink r:id="rId69">
+              <w:r>
+                <w:rPr>
+                  <w:color w:val="0563C1"/>
+                  <w:sz w:val="16"/>
+                  <w:u w:val="single"/>
+                </w:rPr>
+                <w:t>[Verify]</w:t>
+              </w:r>
+            </w:hyperlink>
+          </w:p>
+        </w:tc>
+      </w:tr>
+      <w:tr>
+        <w:tc>
+          <w:tcPr>
+            <w:tcW w:w="567" w:type="dxa"/>
+          </w:tcPr>
+          <w:p>
+            <w:r>
+              <w:rPr>
+                <w:b/>
+                <w:sz w:val="16"/>
+              </w:rPr>
+              <w:t>57</w:t>
+            </w:r>
+          </w:p>
+        </w:tc>
+        <w:tc>
+          <w:tcPr>
+            <w:tcW w:w="4924" w:type="dxa"/>
+          </w:tcPr>
+          <w:p>
+            <w:pPr>
+              <w:spacing w:after="20"/>
+            </w:pPr>
+            <w:r>
+              <w:rPr>
+                <w:sz w:val="16"/>
+              </w:rPr>
+              <w:t xml:space="preserve">HCT 10-Year Long Service Award — Higher Colleges of Technology UAE </w:t>
+            </w:r>
+            <w:hyperlink r:id="rId70">
+              <w:r>
+                <w:rPr>
+                  <w:color w:val="0563C1"/>
+                  <w:sz w:val="16"/>
+                  <w:u w:val="single"/>
+                </w:rPr>
+                <w:t>[Verify]</w:t>
+              </w:r>
+            </w:hyperlink>
+          </w:p>
+        </w:tc>
+        <w:tc>
+          <w:tcPr>
+            <w:tcW w:w="429" w:type="dxa"/>
+          </w:tcPr>
+          <w:p>
+            <w:r>
+              <w:rPr>
+                <w:b/>
+                <w:sz w:val="16"/>
+              </w:rPr>
+              <w:t>58</w:t>
+            </w:r>
+          </w:p>
+        </w:tc>
+        <w:tc>
+          <w:tcPr>
+            <w:tcW w:w="4678" w:type="dxa"/>
+          </w:tcPr>
+          <w:p>
+            <w:pPr>
+              <w:spacing w:after="20"/>
+            </w:pPr>
+            <w:r>
+              <w:rPr>
+                <w:sz w:val="16"/>
+              </w:rPr>
+              <w:t xml:space="preserve">HCT Support Staff Award — Exemplary Service </w:t>
+            </w:r>
+            <w:hyperlink r:id="rId71">
+              <w:r>
+                <w:rPr>
+                  <w:color w:val="0563C1"/>
+                  <w:sz w:val="16"/>
+                  <w:u w:val="single"/>
+                </w:rPr>
+                <w:t>[Verify]</w:t>
+              </w:r>
+            </w:hyperlink>
+          </w:p>
+        </w:tc>
+      </w:tr>
+      <w:tr>
+        <w:tc>
+          <w:tcPr>
+            <w:tcW w:w="567" w:type="dxa"/>
+          </w:tcPr>
+          <w:p>
+            <w:r>
+              <w:rPr>
+                <w:b/>
+                <w:sz w:val="16"/>
+              </w:rPr>
+              <w:t>59</w:t>
+            </w:r>
+          </w:p>
+        </w:tc>
+        <w:tc>
+          <w:tcPr>
+            <w:tcW w:w="4924" w:type="dxa"/>
+          </w:tcPr>
+          <w:p>
+            <w:pPr>
+              <w:spacing w:after="20"/>
+            </w:pPr>
+            <w:r>
+              <w:rPr>
+                <w:sz w:val="16"/>
+              </w:rPr>
+              <w:t xml:space="preserve">Emirates Red Crescent · UAE — Certified </w:t>
+            </w:r>
+            <w:hyperlink r:id="rId72">
+              <w:r>
+                <w:rPr>
+                  <w:color w:val="0563C1"/>
+                  <w:sz w:val="16"/>
+                  <w:u w:val="single"/>
+                </w:rPr>
+                <w:t>[Verify]</w:t>
+              </w:r>
+            </w:hyperlink>
+          </w:p>
+        </w:tc>
+        <w:tc>
+          <w:tcPr>
+            <w:tcW w:w="429" w:type="dxa"/>
+          </w:tcPr>
+          <w:p>
+            <w:r>
+              <w:rPr>
+                <w:b/>
+                <w:sz w:val="16"/>
+              </w:rPr>
+              <w:t>60</w:t>
+            </w:r>
+          </w:p>
+        </w:tc>
+        <w:tc>
+          <w:tcPr>
+            <w:tcW w:w="4678" w:type="dxa"/>
+          </w:tcPr>
+          <w:p>
+            <w:pPr>
+              <w:spacing w:after="20"/>
+            </w:pPr>
+            <w:r>
+              <w:rPr>
+                <w:sz w:val="16"/>
+              </w:rPr>
+              <w:t xml:space="preserve">First Flight Certificate Aviation · UAE </w:t>
+            </w:r>
+            <w:hyperlink r:id="rId73">
+              <w:r>
+                <w:rPr>
+                  <w:color w:val="0563C1"/>
+                  <w:sz w:val="16"/>
+                  <w:u w:val="single"/>
+                </w:rPr>
+                <w:t>[Verify]</w:t>
+              </w:r>
+            </w:hyperlink>
+          </w:p>
+        </w:tc>
+      </w:tr>
+    </w:tbl>
     <w:p>
       <w:pPr>
         <w:pStyle w:val="Heading1"/>
@@ -1797,15 +3724,7 @@
         <w:spacing w:after="40"/>
       </w:pPr>
       <w:r>
-        <w:t xml:space="preserve">Prof. Trevor Davison — Associate Vice Chancellor, </w:t>
-      </w:r>
-      <w:proofErr w:type="spellStart"/>
-      <w:r>
-        <w:t>CQUniversity</w:t>
-      </w:r>
-      <w:proofErr w:type="spellEnd"/>
-      <w:r>
-        <w:t xml:space="preserve"> Australia</w:t>
+        <w:t>Prof. Trevor Davison — Associate Vice Chancellor, CQUniversity Australia</w:t>
       </w:r>
     </w:p>
     <w:p>
@@ -1865,7 +3784,7 @@
       </w:r>
     </w:p>
     <w:sectPr>
-      <w:footerReference w:type="default" r:id="rId27"/>
+      <w:footerReference w:type="default" r:id="rId74"/>
       <w:pgSz w:w="12240" w:h="15840"/>
       <w:pgMar w:top="720" w:right="864" w:bottom="720" w:left="864" w:header="720" w:footer="720" w:gutter="0"/>
       <w:cols w:space="720"/>
@@ -2325,7 +4244,7 @@
     <w:lsdException w:name="Table Web 2" w:semiHidden="1" w:unhideWhenUsed="1"/>
     <w:lsdException w:name="Table Web 3" w:semiHidden="1" w:unhideWhenUsed="1"/>
     <w:lsdException w:name="Balloon Text" w:semiHidden="1" w:unhideWhenUsed="1"/>
-    <w:lsdException w:name="Table Grid" w:uiPriority="59"/>
+    <w:lsdException w:name="Table Grid" w:uiPriority="39"/>
     <w:lsdException w:name="Table Theme" w:semiHidden="1" w:unhideWhenUsed="1"/>
     <w:lsdException w:name="Placeholder Text" w:semiHidden="1"/>
     <w:lsdException w:name="No Spacing" w:uiPriority="1" w:qFormat="1"/>
@@ -3489,7 +5408,7 @@
   <w:style w:type="table" w:styleId="TableGrid">
     <w:name w:val="Table Grid"/>
     <w:basedOn w:val="TableNormal"/>
-    <w:uiPriority w:val="59"/>
+    <w:uiPriority w:val="39"/>
     <w:rsid w:val="00FC693F"/>
     <w:pPr>
       <w:spacing w:after="0" w:line="240" w:lineRule="auto"/>

--- a/Antony-Ancil-CV.docx
+++ b/Antony-Ancil-CV.docx
@@ -1017,19 +1017,11 @@
           </w:tcPr>
           <w:p>
             <w:hyperlink r:id="rId10" w:history="1">
-              <w:proofErr w:type="spellStart"/>
               <w:r>
                 <w:rPr>
                   <w:rStyle w:val="Hyperlink"/>
                 </w:rPr>
-                <w:t>Credly</w:t>
-              </w:r>
-              <w:proofErr w:type="spellEnd"/>
-              <w:r>
-                <w:rPr>
-                  <w:rStyle w:val="Hyperlink"/>
-                </w:rPr>
-                <w:t xml:space="preserve"> by Pearson Verify</w:t>
+                <w:t>Credly by Pearson Verify</w:t>
               </w:r>
             </w:hyperlink>
           </w:p>
@@ -1786,7 +1778,7 @@
                 <w:color w:val="FFFFFF"/>
                 <w:sz w:val="18"/>
               </w:rPr>
-              <w:t>🎓 GOOGLE CLOUD SKILLS BOOST — 28 BADGES (Incl. NEW Oct 11) — 28 Verified</w:t>
+              <w:t>🎓 GOOGLE CLOUD SKILLS BOOST — 32 BADGES</w:t>
             </w:r>
           </w:p>
         </w:tc>
@@ -2944,6 +2936,206 @@
       <w:tr>
         <w:tc>
           <w:tcPr>
+            <w:tcW w:w="0" w:type="auto"/>
+          </w:tcPr>
+          <w:p>
+            <w:pPr>
+              <w:spacing w:after="0"/>
+            </w:pPr>
+            <w:r>
+              <w:t>44</w:t>
+            </w:r>
+          </w:p>
+        </w:tc>
+        <w:tc>
+          <w:tcPr>
+            <w:tcW w:w="0" w:type="auto"/>
+          </w:tcPr>
+          <w:p>
+            <w:pPr>
+              <w:spacing w:after="0"/>
+              <w:rPr>
+                <w:sz w:val="16"/>
+                <w:szCs w:val="16"/>
+              </w:rPr>
+            </w:pPr>
+            <w:r>
+              <w:rPr>
+                <w:sz w:val="16"/>
+                <w:szCs w:val="16"/>
+              </w:rPr>
+              <w:t xml:space="preserve">Analyze Images with the Cloud Vision API </w:t>
+            </w:r>
+            <w:hyperlink r:id="rId57">
+              <w:r>
+                <w:rPr>
+                  <w:color w:val="0000FF"/>
+                  <w:sz w:val="16"/>
+                  <w:szCs w:val="16"/>
+                  <w:u w:val="single"/>
+                </w:rPr>
+                <w:t>[Verify]</w:t>
+              </w:r>
+            </w:hyperlink>
+          </w:p>
+        </w:tc>
+        <w:tc>
+          <w:tcPr>
+            <w:tcW w:w="0" w:type="auto"/>
+          </w:tcPr>
+          <w:p>
+            <w:pPr>
+              <w:spacing w:after="0"/>
+              <w:rPr>
+                <w:sz w:val="16"/>
+                <w:szCs w:val="16"/>
+              </w:rPr>
+            </w:pPr>
+            <w:r>
+              <w:rPr>
+                <w:sz w:val="16"/>
+                <w:szCs w:val="16"/>
+              </w:rPr>
+              <w:t>45</w:t>
+            </w:r>
+          </w:p>
+        </w:tc>
+        <w:tc>
+          <w:tcPr>
+            <w:tcW w:w="0" w:type="auto"/>
+          </w:tcPr>
+          <w:p>
+            <w:pPr>
+              <w:spacing w:after="0"/>
+              <w:rPr>
+                <w:sz w:val="16"/>
+                <w:szCs w:val="16"/>
+              </w:rPr>
+            </w:pPr>
+            <w:r>
+              <w:rPr>
+                <w:sz w:val="16"/>
+                <w:szCs w:val="16"/>
+              </w:rPr>
+              <w:t xml:space="preserve">Arcade Adventure: Google Cloud ML APIs </w:t>
+            </w:r>
+            <w:hyperlink r:id="rId58">
+              <w:r>
+                <w:rPr>
+                  <w:color w:val="0000FF"/>
+                  <w:sz w:val="16"/>
+                  <w:szCs w:val="16"/>
+                  <w:u w:val="single"/>
+                </w:rPr>
+                <w:t>[Verify]</w:t>
+              </w:r>
+            </w:hyperlink>
+          </w:p>
+        </w:tc>
+      </w:tr>
+      <w:tr>
+        <w:tc>
+          <w:tcPr>
+            <w:tcW w:w="0" w:type="auto"/>
+          </w:tcPr>
+          <w:p>
+            <w:pPr>
+              <w:spacing w:after="0"/>
+            </w:pPr>
+            <w:r>
+              <w:t>46</w:t>
+            </w:r>
+          </w:p>
+        </w:tc>
+        <w:tc>
+          <w:tcPr>
+            <w:tcW w:w="0" w:type="auto"/>
+          </w:tcPr>
+          <w:p>
+            <w:pPr>
+              <w:spacing w:after="0"/>
+              <w:rPr>
+                <w:sz w:val="16"/>
+                <w:szCs w:val="16"/>
+              </w:rPr>
+            </w:pPr>
+            <w:r>
+              <w:rPr>
+                <w:sz w:val="16"/>
+                <w:szCs w:val="16"/>
+              </w:rPr>
+              <w:t xml:space="preserve">Using the Google Cloud Speech API </w:t>
+            </w:r>
+            <w:hyperlink r:id="rId59">
+              <w:r>
+                <w:rPr>
+                  <w:color w:val="0000FF"/>
+                  <w:sz w:val="16"/>
+                  <w:szCs w:val="16"/>
+                  <w:u w:val="single"/>
+                </w:rPr>
+                <w:t>[Verify]</w:t>
+              </w:r>
+            </w:hyperlink>
+          </w:p>
+        </w:tc>
+        <w:tc>
+          <w:tcPr>
+            <w:tcW w:w="0" w:type="auto"/>
+          </w:tcPr>
+          <w:p>
+            <w:pPr>
+              <w:spacing w:after="0"/>
+              <w:rPr>
+                <w:sz w:val="16"/>
+                <w:szCs w:val="16"/>
+              </w:rPr>
+            </w:pPr>
+            <w:r>
+              <w:rPr>
+                <w:sz w:val="16"/>
+                <w:szCs w:val="16"/>
+              </w:rPr>
+              <w:t>47</w:t>
+            </w:r>
+          </w:p>
+        </w:tc>
+        <w:tc>
+          <w:tcPr>
+            <w:tcW w:w="0" w:type="auto"/>
+          </w:tcPr>
+          <w:p>
+            <w:pPr>
+              <w:spacing w:after="0"/>
+              <w:rPr>
+                <w:sz w:val="16"/>
+                <w:szCs w:val="16"/>
+              </w:rPr>
+            </w:pPr>
+            <w:r>
+              <w:rPr>
+                <w:sz w:val="16"/>
+                <w:szCs w:val="16"/>
+              </w:rPr>
+              <w:t xml:space="preserve">Deploy Kubernetes Applications on Google Cloud </w:t>
+            </w:r>
+            <w:hyperlink r:id="rId60">
+              <w:r>
+                <w:rPr>
+                  <w:color w:val="0000FF"/>
+                  <w:sz w:val="16"/>
+                  <w:szCs w:val="16"/>
+                  <w:u w:val="single"/>
+                </w:rPr>
+                <w:t>[Verify]</w:t>
+              </w:r>
+            </w:hyperlink>
+          </w:p>
+        </w:tc>
+      </w:tr>
+      <w:tr>
+        <w:tc>
+          <w:tcPr>
             <w:tcW w:w="10460" w:type="dxa"/>
             <w:gridSpan w:val="4"/>
             <w:shd w:val="clear" w:color="auto" w:fill="0D5C63"/>
@@ -2967,11 +3159,7 @@
           </w:tcPr>
           <w:p>
             <w:r>
-              <w:rPr>
-                <w:b/>
-                <w:sz w:val="16"/>
-              </w:rPr>
-              <w:t>44</w:t>
+              <w:t>48</w:t>
             </w:r>
           </w:p>
         </w:tc>
@@ -2988,170 +3176,6 @@
                 <w:sz w:val="16"/>
               </w:rPr>
               <w:t xml:space="preserve">Google AI Essentials Specialization — 5 Courses Complete </w:t>
-            </w:r>
-            <w:hyperlink r:id="rId57">
-              <w:r>
-                <w:rPr>
-                  <w:color w:val="0563C1"/>
-                  <w:sz w:val="16"/>
-                  <w:u w:val="single"/>
-                </w:rPr>
-                <w:t>[Verify]</w:t>
-              </w:r>
-            </w:hyperlink>
-          </w:p>
-        </w:tc>
-        <w:tc>
-          <w:tcPr>
-            <w:tcW w:w="429" w:type="dxa"/>
-          </w:tcPr>
-          <w:p>
-            <w:r>
-              <w:rPr>
-                <w:b/>
-                <w:sz w:val="16"/>
-              </w:rPr>
-              <w:t>45</w:t>
-            </w:r>
-          </w:p>
-        </w:tc>
-        <w:tc>
-          <w:tcPr>
-            <w:tcW w:w="4678" w:type="dxa"/>
-          </w:tcPr>
-          <w:p>
-            <w:pPr>
-              <w:spacing w:after="20"/>
-            </w:pPr>
-            <w:r>
-              <w:rPr>
-                <w:sz w:val="16"/>
-              </w:rPr>
-              <w:t xml:space="preserve">Stay Ahead of the AI Curve — </w:t>
-            </w:r>
-            <w:hyperlink r:id="rId58">
-              <w:r>
-                <w:rPr>
-                  <w:color w:val="0563C1"/>
-                  <w:sz w:val="16"/>
-                  <w:u w:val="single"/>
-                </w:rPr>
-                <w:t>[Verify]</w:t>
-              </w:r>
-            </w:hyperlink>
-          </w:p>
-        </w:tc>
-      </w:tr>
-      <w:tr>
-        <w:tc>
-          <w:tcPr>
-            <w:tcW w:w="567" w:type="dxa"/>
-          </w:tcPr>
-          <w:p>
-            <w:r>
-              <w:rPr>
-                <w:b/>
-                <w:sz w:val="16"/>
-              </w:rPr>
-              <w:t>46</w:t>
-            </w:r>
-          </w:p>
-        </w:tc>
-        <w:tc>
-          <w:tcPr>
-            <w:tcW w:w="4924" w:type="dxa"/>
-          </w:tcPr>
-          <w:p>
-            <w:pPr>
-              <w:spacing w:after="20"/>
-            </w:pPr>
-            <w:r>
-              <w:rPr>
-                <w:sz w:val="16"/>
-              </w:rPr>
-              <w:t xml:space="preserve">Use AI Responsibly — </w:t>
-            </w:r>
-            <w:hyperlink r:id="rId59">
-              <w:r>
-                <w:rPr>
-                  <w:color w:val="0563C1"/>
-                  <w:sz w:val="16"/>
-                  <w:u w:val="single"/>
-                </w:rPr>
-                <w:t>[Verify]</w:t>
-              </w:r>
-            </w:hyperlink>
-          </w:p>
-        </w:tc>
-        <w:tc>
-          <w:tcPr>
-            <w:tcW w:w="429" w:type="dxa"/>
-          </w:tcPr>
-          <w:p>
-            <w:r>
-              <w:rPr>
-                <w:b/>
-                <w:sz w:val="16"/>
-              </w:rPr>
-              <w:t>47</w:t>
-            </w:r>
-          </w:p>
-        </w:tc>
-        <w:tc>
-          <w:tcPr>
-            <w:tcW w:w="4678" w:type="dxa"/>
-          </w:tcPr>
-          <w:p>
-            <w:pPr>
-              <w:spacing w:after="20"/>
-            </w:pPr>
-            <w:r>
-              <w:rPr>
-                <w:sz w:val="16"/>
-              </w:rPr>
-              <w:t xml:space="preserve">Discover the Art of Prompting — </w:t>
-            </w:r>
-            <w:hyperlink r:id="rId60">
-              <w:r>
-                <w:rPr>
-                  <w:color w:val="0563C1"/>
-                  <w:sz w:val="16"/>
-                  <w:u w:val="single"/>
-                </w:rPr>
-                <w:t>[Verify]</w:t>
-              </w:r>
-            </w:hyperlink>
-          </w:p>
-        </w:tc>
-      </w:tr>
-      <w:tr>
-        <w:tc>
-          <w:tcPr>
-            <w:tcW w:w="567" w:type="dxa"/>
-          </w:tcPr>
-          <w:p>
-            <w:r>
-              <w:rPr>
-                <w:b/>
-                <w:sz w:val="16"/>
-              </w:rPr>
-              <w:t>48</w:t>
-            </w:r>
-          </w:p>
-        </w:tc>
-        <w:tc>
-          <w:tcPr>
-            <w:tcW w:w="4924" w:type="dxa"/>
-          </w:tcPr>
-          <w:p>
-            <w:pPr>
-              <w:spacing w:after="20"/>
-            </w:pPr>
-            <w:r>
-              <w:rPr>
-                <w:sz w:val="16"/>
-              </w:rPr>
-              <w:t xml:space="preserve">Introduction to AI — </w:t>
             </w:r>
             <w:hyperlink r:id="rId61">
               <w:r>
@@ -3171,10 +3195,6 @@
           </w:tcPr>
           <w:p>
             <w:r>
-              <w:rPr>
-                <w:b/>
-                <w:sz w:val="16"/>
-              </w:rPr>
               <w:t>49</w:t>
             </w:r>
           </w:p>
@@ -3191,21 +3211,7 @@
               <w:rPr>
                 <w:sz w:val="16"/>
               </w:rPr>
-              <w:t xml:space="preserve">Maximize Productivity </w:t>
-            </w:r>
-            <w:proofErr w:type="gramStart"/>
-            <w:r>
-              <w:rPr>
-                <w:sz w:val="16"/>
-              </w:rPr>
-              <w:t>With</w:t>
-            </w:r>
-            <w:proofErr w:type="gramEnd"/>
-            <w:r>
-              <w:rPr>
-                <w:sz w:val="16"/>
-              </w:rPr>
-              <w:t xml:space="preserve"> AI Tools — </w:t>
+              <w:t xml:space="preserve">Stay Ahead of the AI Curve — </w:t>
             </w:r>
             <w:hyperlink r:id="rId62">
               <w:r>
@@ -3227,11 +3233,156 @@
           </w:tcPr>
           <w:p>
             <w:r>
+              <w:t>50</w:t>
+            </w:r>
+          </w:p>
+        </w:tc>
+        <w:tc>
+          <w:tcPr>
+            <w:tcW w:w="4924" w:type="dxa"/>
+          </w:tcPr>
+          <w:p>
+            <w:pPr>
+              <w:spacing w:after="20"/>
+            </w:pPr>
+            <w:r>
               <w:rPr>
-                <w:b/>
                 <w:sz w:val="16"/>
               </w:rPr>
-              <w:t>50</w:t>
+              <w:t xml:space="preserve">Use AI Responsibly — </w:t>
+            </w:r>
+            <w:hyperlink r:id="rId63">
+              <w:r>
+                <w:rPr>
+                  <w:color w:val="0563C1"/>
+                  <w:sz w:val="16"/>
+                  <w:u w:val="single"/>
+                </w:rPr>
+                <w:t>[Verify]</w:t>
+              </w:r>
+            </w:hyperlink>
+          </w:p>
+        </w:tc>
+        <w:tc>
+          <w:tcPr>
+            <w:tcW w:w="429" w:type="dxa"/>
+          </w:tcPr>
+          <w:p>
+            <w:r>
+              <w:t>51</w:t>
+            </w:r>
+          </w:p>
+        </w:tc>
+        <w:tc>
+          <w:tcPr>
+            <w:tcW w:w="4678" w:type="dxa"/>
+          </w:tcPr>
+          <w:p>
+            <w:pPr>
+              <w:spacing w:after="20"/>
+            </w:pPr>
+            <w:r>
+              <w:rPr>
+                <w:sz w:val="16"/>
+              </w:rPr>
+              <w:t xml:space="preserve">Discover the Art of Prompting — </w:t>
+            </w:r>
+            <w:hyperlink r:id="rId64">
+              <w:r>
+                <w:rPr>
+                  <w:color w:val="0563C1"/>
+                  <w:sz w:val="16"/>
+                  <w:u w:val="single"/>
+                </w:rPr>
+                <w:t>[Verify]</w:t>
+              </w:r>
+            </w:hyperlink>
+          </w:p>
+        </w:tc>
+      </w:tr>
+      <w:tr>
+        <w:tc>
+          <w:tcPr>
+            <w:tcW w:w="567" w:type="dxa"/>
+          </w:tcPr>
+          <w:p>
+            <w:r>
+              <w:lastRenderedPageBreak/>
+              <w:t>52</w:t>
+            </w:r>
+          </w:p>
+        </w:tc>
+        <w:tc>
+          <w:tcPr>
+            <w:tcW w:w="4924" w:type="dxa"/>
+          </w:tcPr>
+          <w:p>
+            <w:pPr>
+              <w:spacing w:after="20"/>
+            </w:pPr>
+            <w:r>
+              <w:rPr>
+                <w:sz w:val="16"/>
+              </w:rPr>
+              <w:t xml:space="preserve">Introduction to AI — </w:t>
+            </w:r>
+            <w:hyperlink r:id="rId65">
+              <w:r>
+                <w:rPr>
+                  <w:color w:val="0563C1"/>
+                  <w:sz w:val="16"/>
+                  <w:u w:val="single"/>
+                </w:rPr>
+                <w:t>[Verify]</w:t>
+              </w:r>
+            </w:hyperlink>
+          </w:p>
+        </w:tc>
+        <w:tc>
+          <w:tcPr>
+            <w:tcW w:w="429" w:type="dxa"/>
+          </w:tcPr>
+          <w:p>
+            <w:r>
+              <w:t>53</w:t>
+            </w:r>
+          </w:p>
+        </w:tc>
+        <w:tc>
+          <w:tcPr>
+            <w:tcW w:w="4678" w:type="dxa"/>
+          </w:tcPr>
+          <w:p>
+            <w:pPr>
+              <w:spacing w:after="20"/>
+            </w:pPr>
+            <w:r>
+              <w:rPr>
+                <w:sz w:val="16"/>
+              </w:rPr>
+              <w:t xml:space="preserve">Maximize Productivity With AI Tools — </w:t>
+            </w:r>
+            <w:hyperlink r:id="rId66">
+              <w:r>
+                <w:rPr>
+                  <w:color w:val="0563C1"/>
+                  <w:sz w:val="16"/>
+                  <w:u w:val="single"/>
+                </w:rPr>
+                <w:t>[Verify]</w:t>
+              </w:r>
+            </w:hyperlink>
+          </w:p>
+        </w:tc>
+      </w:tr>
+      <w:tr>
+        <w:tc>
+          <w:tcPr>
+            <w:tcW w:w="567" w:type="dxa"/>
+          </w:tcPr>
+          <w:p>
+            <w:r>
+              <w:t>54</w:t>
             </w:r>
           </w:p>
         </w:tc>
@@ -3249,7 +3400,7 @@
               </w:rPr>
               <w:t xml:space="preserve">Digital Marketing — Wadhwani Foundation </w:t>
             </w:r>
-            <w:hyperlink r:id="rId63">
+            <w:hyperlink r:id="rId67">
               <w:r>
                 <w:rPr>
                   <w:color w:val="0563C1"/>
@@ -3288,7 +3439,6 @@
                 <w:color w:val="FFFFFF"/>
                 <w:sz w:val="18"/>
               </w:rPr>
-              <w:lastRenderedPageBreak/>
               <w:t>🛡️ SAFETY, COMPLIANCE &amp; AWARDS — 10 Verified</w:t>
             </w:r>
           </w:p>
@@ -3301,11 +3451,7 @@
           </w:tcPr>
           <w:p>
             <w:r>
-              <w:rPr>
-                <w:b/>
-                <w:sz w:val="16"/>
-              </w:rPr>
-              <w:t>51</w:t>
+              <w:t>55</w:t>
             </w:r>
           </w:p>
         </w:tc>
@@ -3322,170 +3468,6 @@
                 <w:sz w:val="16"/>
               </w:rPr>
               <w:t xml:space="preserve">Child Protection Awareness — British Council UAE </w:t>
-            </w:r>
-            <w:hyperlink r:id="rId64">
-              <w:r>
-                <w:rPr>
-                  <w:color w:val="0563C1"/>
-                  <w:sz w:val="16"/>
-                  <w:u w:val="single"/>
-                </w:rPr>
-                <w:t>[Verify]</w:t>
-              </w:r>
-            </w:hyperlink>
-          </w:p>
-        </w:tc>
-        <w:tc>
-          <w:tcPr>
-            <w:tcW w:w="429" w:type="dxa"/>
-          </w:tcPr>
-          <w:p>
-            <w:r>
-              <w:rPr>
-                <w:b/>
-                <w:sz w:val="16"/>
-              </w:rPr>
-              <w:t>52</w:t>
-            </w:r>
-          </w:p>
-        </w:tc>
-        <w:tc>
-          <w:tcPr>
-            <w:tcW w:w="4678" w:type="dxa"/>
-          </w:tcPr>
-          <w:p>
-            <w:pPr>
-              <w:spacing w:after="20"/>
-            </w:pPr>
-            <w:r>
-              <w:rPr>
-                <w:sz w:val="16"/>
-              </w:rPr>
-              <w:t xml:space="preserve">Child Protection Module3 — British Council UAE </w:t>
-            </w:r>
-            <w:hyperlink r:id="rId65">
-              <w:r>
-                <w:rPr>
-                  <w:color w:val="0563C1"/>
-                  <w:sz w:val="16"/>
-                  <w:u w:val="single"/>
-                </w:rPr>
-                <w:t>[Verify]</w:t>
-              </w:r>
-            </w:hyperlink>
-          </w:p>
-        </w:tc>
-      </w:tr>
-      <w:tr>
-        <w:tc>
-          <w:tcPr>
-            <w:tcW w:w="567" w:type="dxa"/>
-          </w:tcPr>
-          <w:p>
-            <w:r>
-              <w:rPr>
-                <w:b/>
-                <w:sz w:val="16"/>
-              </w:rPr>
-              <w:t>53</w:t>
-            </w:r>
-          </w:p>
-        </w:tc>
-        <w:tc>
-          <w:tcPr>
-            <w:tcW w:w="4924" w:type="dxa"/>
-          </w:tcPr>
-          <w:p>
-            <w:pPr>
-              <w:spacing w:after="20"/>
-            </w:pPr>
-            <w:r>
-              <w:rPr>
-                <w:sz w:val="16"/>
-              </w:rPr>
-              <w:t xml:space="preserve">HABC Level 2 Emergency First Aid </w:t>
-            </w:r>
-            <w:hyperlink r:id="rId66">
-              <w:r>
-                <w:rPr>
-                  <w:color w:val="0563C1"/>
-                  <w:sz w:val="16"/>
-                  <w:u w:val="single"/>
-                </w:rPr>
-                <w:t>[Verify]</w:t>
-              </w:r>
-            </w:hyperlink>
-          </w:p>
-        </w:tc>
-        <w:tc>
-          <w:tcPr>
-            <w:tcW w:w="429" w:type="dxa"/>
-          </w:tcPr>
-          <w:p>
-            <w:r>
-              <w:rPr>
-                <w:b/>
-                <w:sz w:val="16"/>
-              </w:rPr>
-              <w:t>54</w:t>
-            </w:r>
-          </w:p>
-        </w:tc>
-        <w:tc>
-          <w:tcPr>
-            <w:tcW w:w="4678" w:type="dxa"/>
-          </w:tcPr>
-          <w:p>
-            <w:pPr>
-              <w:spacing w:after="20"/>
-            </w:pPr>
-            <w:r>
-              <w:rPr>
-                <w:sz w:val="16"/>
-              </w:rPr>
-              <w:t xml:space="preserve">Basic Fire Fighting — NFPA </w:t>
-            </w:r>
-            <w:hyperlink r:id="rId67">
-              <w:r>
-                <w:rPr>
-                  <w:color w:val="0563C1"/>
-                  <w:sz w:val="16"/>
-                  <w:u w:val="single"/>
-                </w:rPr>
-                <w:t>[Verify]</w:t>
-              </w:r>
-            </w:hyperlink>
-          </w:p>
-        </w:tc>
-      </w:tr>
-      <w:tr>
-        <w:tc>
-          <w:tcPr>
-            <w:tcW w:w="567" w:type="dxa"/>
-          </w:tcPr>
-          <w:p>
-            <w:r>
-              <w:rPr>
-                <w:b/>
-                <w:sz w:val="16"/>
-              </w:rPr>
-              <w:t>55</w:t>
-            </w:r>
-          </w:p>
-        </w:tc>
-        <w:tc>
-          <w:tcPr>
-            <w:tcW w:w="4924" w:type="dxa"/>
-          </w:tcPr>
-          <w:p>
-            <w:pPr>
-              <w:spacing w:after="20"/>
-            </w:pPr>
-            <w:r>
-              <w:rPr>
-                <w:sz w:val="16"/>
-              </w:rPr>
-              <w:t xml:space="preserve">IOSH Managing Safely — IOSH · OrientMCT UAE </w:t>
             </w:r>
             <w:hyperlink r:id="rId68">
               <w:r>
@@ -3505,10 +3487,6 @@
           </w:tcPr>
           <w:p>
             <w:r>
-              <w:rPr>
-                <w:b/>
-                <w:sz w:val="16"/>
-              </w:rPr>
               <w:t>56</w:t>
             </w:r>
           </w:p>
@@ -3525,7 +3503,7 @@
               <w:rPr>
                 <w:sz w:val="16"/>
               </w:rPr>
-              <w:t xml:space="preserve">Excel Advanced Expert — Microsoft/Lynda.com </w:t>
+              <w:t xml:space="preserve">Child Protection Module3 — British Council UAE </w:t>
             </w:r>
             <w:hyperlink r:id="rId69">
               <w:r>
@@ -3547,10 +3525,6 @@
           </w:tcPr>
           <w:p>
             <w:r>
-              <w:rPr>
-                <w:b/>
-                <w:sz w:val="16"/>
-              </w:rPr>
               <w:t>57</w:t>
             </w:r>
           </w:p>
@@ -3567,7 +3541,7 @@
               <w:rPr>
                 <w:sz w:val="16"/>
               </w:rPr>
-              <w:t xml:space="preserve">HCT 10-Year Long Service Award — Higher Colleges of Technology UAE </w:t>
+              <w:t xml:space="preserve">HABC Level 2 Emergency First Aid </w:t>
             </w:r>
             <w:hyperlink r:id="rId70">
               <w:r>
@@ -3587,10 +3561,6 @@
           </w:tcPr>
           <w:p>
             <w:r>
-              <w:rPr>
-                <w:b/>
-                <w:sz w:val="16"/>
-              </w:rPr>
               <w:t>58</w:t>
             </w:r>
           </w:p>
@@ -3607,7 +3577,7 @@
               <w:rPr>
                 <w:sz w:val="16"/>
               </w:rPr>
-              <w:t xml:space="preserve">HCT Support Staff Award — Exemplary Service </w:t>
+              <w:t xml:space="preserve">Basic Fire Fighting — NFPA </w:t>
             </w:r>
             <w:hyperlink r:id="rId71">
               <w:r>
@@ -3629,10 +3599,6 @@
           </w:tcPr>
           <w:p>
             <w:r>
-              <w:rPr>
-                <w:b/>
-                <w:sz w:val="16"/>
-              </w:rPr>
               <w:t>59</w:t>
             </w:r>
           </w:p>
@@ -3649,7 +3615,7 @@
               <w:rPr>
                 <w:sz w:val="16"/>
               </w:rPr>
-              <w:t xml:space="preserve">Emirates Red Crescent · UAE — Certified </w:t>
+              <w:t xml:space="preserve">IOSH Managing Safely — IOSH · OrientMCT UAE </w:t>
             </w:r>
             <w:hyperlink r:id="rId72">
               <w:r>
@@ -3669,11 +3635,155 @@
           </w:tcPr>
           <w:p>
             <w:r>
+              <w:t>60</w:t>
+            </w:r>
+          </w:p>
+        </w:tc>
+        <w:tc>
+          <w:tcPr>
+            <w:tcW w:w="4678" w:type="dxa"/>
+          </w:tcPr>
+          <w:p>
+            <w:pPr>
+              <w:spacing w:after="20"/>
+            </w:pPr>
+            <w:r>
               <w:rPr>
-                <w:b/>
                 <w:sz w:val="16"/>
               </w:rPr>
-              <w:t>60</w:t>
+              <w:t xml:space="preserve">Excel Advanced Expert — Microsoft/Lynda.com </w:t>
+            </w:r>
+            <w:hyperlink r:id="rId73">
+              <w:r>
+                <w:rPr>
+                  <w:color w:val="0563C1"/>
+                  <w:sz w:val="16"/>
+                  <w:u w:val="single"/>
+                </w:rPr>
+                <w:t>[Verify]</w:t>
+              </w:r>
+            </w:hyperlink>
+          </w:p>
+        </w:tc>
+      </w:tr>
+      <w:tr>
+        <w:tc>
+          <w:tcPr>
+            <w:tcW w:w="567" w:type="dxa"/>
+          </w:tcPr>
+          <w:p>
+            <w:r>
+              <w:t>61</w:t>
+            </w:r>
+          </w:p>
+        </w:tc>
+        <w:tc>
+          <w:tcPr>
+            <w:tcW w:w="4924" w:type="dxa"/>
+          </w:tcPr>
+          <w:p>
+            <w:pPr>
+              <w:spacing w:after="20"/>
+            </w:pPr>
+            <w:r>
+              <w:rPr>
+                <w:sz w:val="16"/>
+              </w:rPr>
+              <w:t xml:space="preserve">HCT 10-Year Long Service Award — Higher Colleges of Technology UAE </w:t>
+            </w:r>
+            <w:hyperlink r:id="rId74">
+              <w:r>
+                <w:rPr>
+                  <w:color w:val="0563C1"/>
+                  <w:sz w:val="16"/>
+                  <w:u w:val="single"/>
+                </w:rPr>
+                <w:t>[Verify]</w:t>
+              </w:r>
+            </w:hyperlink>
+          </w:p>
+        </w:tc>
+        <w:tc>
+          <w:tcPr>
+            <w:tcW w:w="429" w:type="dxa"/>
+          </w:tcPr>
+          <w:p>
+            <w:r>
+              <w:t>62</w:t>
+            </w:r>
+          </w:p>
+        </w:tc>
+        <w:tc>
+          <w:tcPr>
+            <w:tcW w:w="4678" w:type="dxa"/>
+          </w:tcPr>
+          <w:p>
+            <w:pPr>
+              <w:spacing w:after="20"/>
+            </w:pPr>
+            <w:r>
+              <w:rPr>
+                <w:sz w:val="16"/>
+              </w:rPr>
+              <w:t xml:space="preserve">HCT Support Staff Award — Exemplary Service </w:t>
+            </w:r>
+            <w:hyperlink r:id="rId75">
+              <w:r>
+                <w:rPr>
+                  <w:color w:val="0563C1"/>
+                  <w:sz w:val="16"/>
+                  <w:u w:val="single"/>
+                </w:rPr>
+                <w:t>[Verify]</w:t>
+              </w:r>
+            </w:hyperlink>
+          </w:p>
+        </w:tc>
+      </w:tr>
+      <w:tr>
+        <w:tc>
+          <w:tcPr>
+            <w:tcW w:w="567" w:type="dxa"/>
+          </w:tcPr>
+          <w:p>
+            <w:r>
+              <w:t>63</w:t>
+            </w:r>
+          </w:p>
+        </w:tc>
+        <w:tc>
+          <w:tcPr>
+            <w:tcW w:w="4924" w:type="dxa"/>
+          </w:tcPr>
+          <w:p>
+            <w:pPr>
+              <w:spacing w:after="20"/>
+            </w:pPr>
+            <w:r>
+              <w:rPr>
+                <w:sz w:val="16"/>
+              </w:rPr>
+              <w:t xml:space="preserve">Emirates Red Crescent · UAE — Certified </w:t>
+            </w:r>
+            <w:hyperlink r:id="rId76">
+              <w:r>
+                <w:rPr>
+                  <w:color w:val="0563C1"/>
+                  <w:sz w:val="16"/>
+                  <w:u w:val="single"/>
+                </w:rPr>
+                <w:t>[Verify]</w:t>
+              </w:r>
+            </w:hyperlink>
+          </w:p>
+        </w:tc>
+        <w:tc>
+          <w:tcPr>
+            <w:tcW w:w="429" w:type="dxa"/>
+          </w:tcPr>
+          <w:p>
+            <w:r>
+              <w:t>64</w:t>
             </w:r>
           </w:p>
         </w:tc>
@@ -3691,7 +3801,7 @@
               </w:rPr>
               <w:t xml:space="preserve">First Flight Certificate Aviation · UAE </w:t>
             </w:r>
-            <w:hyperlink r:id="rId73">
+            <w:hyperlink r:id="rId77">
               <w:r>
                 <w:rPr>
                   <w:color w:val="0563C1"/>
@@ -3784,7 +3894,7 @@
       </w:r>
     </w:p>
     <w:sectPr>
-      <w:footerReference w:type="default" r:id="rId74"/>
+      <w:footerReference w:type="default" r:id="rId78"/>
       <w:pgSz w:w="12240" w:h="15840"/>
       <w:pgMar w:top="720" w:right="864" w:bottom="720" w:left="864" w:header="720" w:footer="720" w:gutter="0"/>
       <w:cols w:space="720"/>

--- a/Antony-Ancil-CV.docx
+++ b/Antony-Ancil-CV.docx
@@ -219,7 +219,7 @@
         <w:spacing w:after="0"/>
       </w:pPr>
       <w:r>
-        <w:t>Multi-skilled IT Support, Administration, and Facilities Management professional with 36 years of international experience (30 years UAE + 6 years India - hybrid operations &amp; consultancy). Triple-core expertise: (1) IT Infrastructure &amp; AV Systems Management including distance learning pioneering (2008), (2) Full Administrative Operations - ISO 9001, procurement, financial administration, multi-department coordination, and (3) Facilities Management - asset lifecycle control, HSE/NFPA/IOSH compliance, multi-campus coordination. British Council Certified IELTS &amp; OET Test Day Administrator / Supervisor / IT Support - 11 years 9 months continuous across all HCT UAE campuses with zero compliance incidents. Google Generative AI (2026), Google Analytics, Cisco Networking Academy, IOSH Managing Safely, Child Protection Awareness, and 50+ Google Cloud Skills Boost badges. Builder of bilingual digital ecosystems and Python automation tools. Seeking international roles in IT Support, Administration, or Facilities Management.</w:t>
+        <w:t>Multi-skilled IT Support, Administration, and Facilities Management professional with 36 years of international experience (30 years UAE + 6 years India - hybrid operations &amp; consultancy). Triple-core expertise: (1) IT Infrastructure &amp; AV Systems Management including distance learning pioneering (2008), (2) Full Administrative Operations - ISO 9001, procurement, financial administration, multi-department coordination, and (3) Facilities Management - asset lifecycle control, HSE/NFPA/IOSH compliance, multi-campus coordination. British Council Certified IELTS &amp; OET Test Day Administrator / Supervisor / IT Support - 11 years 9 months continuous across all HCT UAE campuses with zero compliance incidents. Google Generative AI (2026), Google Analytics, Cisco Networking Academy, IOSH Managing Safely, Child Protection Awareness, and Harvard CS50x (2026) + 50+ Google Cloud Skills Boost badges. Builder of bilingual digital ecosystems and Python automation tools. Seeking international roles in IT Support, Administration, or Facilities Management.</w:t>
       </w:r>
     </w:p>
     <w:p>
@@ -305,7 +305,7 @@
         <w:spacing w:after="20"/>
       </w:pPr>
       <w:r>
-        <w:t>Digital Tools: MS Office Advanced (Excel Expert), Google Workspace, Google Analytics 4 (Certified - G-2BZDPM9EZM), Python, HTML/CSS, AI Tools, Website Development, Telegram Bot Automation</w:t>
+        <w:t>Digital Tools: MS Office Advanced (Excel Expert), Google Workspace, Google Analytics 4 (Certified - G-2BZDPM9EZM), CS50x Harvard (C, Python, SQL, Flask), HTML/CSS, AI Tools, Website Development, Telegram Bot Automation</w:t>
       </w:r>
     </w:p>
     <w:p>
@@ -863,6 +863,25 @@
     </w:p>
     <w:p>
       <w:pPr>
+        <w:pStyle w:val="ListBullet"/>
+      </w:pPr>
+      <w:r>
+        <w:t xml:space="preserve">🎓 CS50x: Introduction to Computer Science — Harvard University | 2026 | Prof. David J. Malan — 10 Problem Sets + Final Project — Verified: </w:t>
+      </w:r>
+      <w:hyperlink r:id="rId8" w:history="1">
+        <w:r>
+          <w:rPr>
+            <w:rStyle w:val="Hyperlink"/>
+          </w:rPr>
+          <w:t>https://cs50.harvard.edu/certificates/479aaedb-9d22-44be-9cdc-e05136ac228c</w:t>
+        </w:r>
+      </w:hyperlink>
+      <w:r>
+        <w:t xml:space="preserve"> </w:t>
+      </w:r>
+    </w:p>
+    <w:p>
+      <w:pPr>
         <w:pStyle w:val="Heading1"/>
         <w:spacing w:before="0"/>
         <w:rPr>
@@ -904,7 +923,7 @@
             <w:vAlign w:val="center"/>
           </w:tcPr>
           <w:p>
-            <w:hyperlink r:id="rId8" w:history="1">
+            <w:hyperlink r:id="rId9" w:history="1">
               <w:r>
                 <w:rPr>
                   <w:rStyle w:val="Hyperlink"/>
@@ -960,7 +979,7 @@
             <w:vAlign w:val="center"/>
           </w:tcPr>
           <w:p>
-            <w:hyperlink r:id="rId9" w:history="1">
+            <w:hyperlink r:id="rId10" w:history="1">
               <w:r>
                 <w:rPr>
                   <w:rStyle w:val="Hyperlink"/>
@@ -1016,7 +1035,7 @@
             <w:vAlign w:val="center"/>
           </w:tcPr>
           <w:p>
-            <w:hyperlink r:id="rId10" w:history="1">
+            <w:hyperlink r:id="rId11" w:history="1">
               <w:r>
                 <w:rPr>
                   <w:rStyle w:val="Hyperlink"/>
@@ -1034,7 +1053,7 @@
             <w:vAlign w:val="center"/>
           </w:tcPr>
           <w:p>
-            <w:hyperlink r:id="rId11" w:history="1">
+            <w:hyperlink r:id="rId12" w:history="1">
               <w:r>
                 <w:rPr>
                   <w:rStyle w:val="Hyperlink"/>
@@ -1050,7 +1069,7 @@
             <w:vAlign w:val="center"/>
           </w:tcPr>
           <w:p>
-            <w:hyperlink r:id="rId12" w:anchor="cv" w:history="1">
+            <w:hyperlink r:id="rId13" w:anchor="cv" w:history="1">
               <w:r>
                 <w:rPr>
                   <w:rStyle w:val="Hyperlink"/>
@@ -1066,7 +1085,7 @@
             <w:vAlign w:val="center"/>
           </w:tcPr>
           <w:p>
-            <w:hyperlink r:id="rId13" w:anchor="references" w:history="1">
+            <w:hyperlink r:id="rId14" w:anchor="references" w:history="1">
               <w:r>
                 <w:rPr>
                   <w:rStyle w:val="Hyperlink"/>
@@ -1094,6 +1113,23 @@
         </w:rPr>
         <w:t>CERTIFICATIONS &amp; AWARDS</w:t>
       </w:r>
+    </w:p>
+    <w:p>
+      <w:r>
+        <w:rPr>
+          <w:b/>
+        </w:rPr>
+        <w:t xml:space="preserve">HARVARD UNIVERSITY — CS50x 2026 — </w:t>
+      </w:r>
+      <w:hyperlink r:id="rId15" w:history="1">
+        <w:r>
+          <w:rPr>
+            <w:rStyle w:val="Hyperlink"/>
+            <w:b/>
+          </w:rPr>
+          <w:t>Verified Certificate</w:t>
+        </w:r>
+      </w:hyperlink>
     </w:p>
     <w:tbl>
       <w:tblPr>
@@ -1163,7 +1199,7 @@
               </w:rPr>
               <w:t xml:space="preserve">Build a Secure Google Cloud Network Skill Badge </w:t>
             </w:r>
-            <w:hyperlink r:id="rId14">
+            <w:hyperlink r:id="rId16">
               <w:r>
                 <w:rPr>
                   <w:color w:val="0563C1"/>
@@ -1203,7 +1239,7 @@
               </w:rPr>
               <w:t xml:space="preserve">Create and Manage AlloyDB Instances Skill Badge </w:t>
             </w:r>
-            <w:hyperlink r:id="rId15">
+            <w:hyperlink r:id="rId17">
               <w:r>
                 <w:rPr>
                   <w:color w:val="0563C1"/>
@@ -1245,7 +1281,7 @@
               </w:rPr>
               <w:t xml:space="preserve">Create Digital Content, Communicate and Collaborate Online </w:t>
             </w:r>
-            <w:hyperlink r:id="rId16">
+            <w:hyperlink r:id="rId18">
               <w:r>
                 <w:rPr>
                   <w:color w:val="0563C1"/>
@@ -1287,7 +1323,7 @@
               </w:rPr>
               <w:t xml:space="preserve">Develop Your Google Cloud Network Skill Badge </w:t>
             </w:r>
-            <w:hyperlink r:id="rId17">
+            <w:hyperlink r:id="rId19">
               <w:r>
                 <w:rPr>
                   <w:color w:val="0563C1"/>
@@ -1329,7 +1365,7 @@
               </w:rPr>
               <w:t xml:space="preserve">Discovering Entrepreneurship </w:t>
             </w:r>
-            <w:hyperlink r:id="rId18">
+            <w:hyperlink r:id="rId20">
               <w:r>
                 <w:rPr>
                   <w:color w:val="0563C1"/>
@@ -1369,7 +1405,7 @@
               </w:rPr>
               <w:t xml:space="preserve">Google Cloud Computing Foundations Certificate </w:t>
             </w:r>
-            <w:hyperlink r:id="rId19">
+            <w:hyperlink r:id="rId21">
               <w:r>
                 <w:rPr>
                   <w:color w:val="0563C1"/>
@@ -1411,7 +1447,7 @@
               </w:rPr>
               <w:t xml:space="preserve">Implement DevOps Workflows in Google Cloud </w:t>
             </w:r>
-            <w:hyperlink r:id="rId20">
+            <w:hyperlink r:id="rId22">
               <w:r>
                 <w:rPr>
                   <w:color w:val="0563C1"/>
@@ -1451,7 +1487,7 @@
               </w:rPr>
               <w:t xml:space="preserve">Implement Event-Driven Messaging and Automation Workflows </w:t>
             </w:r>
-            <w:hyperlink r:id="rId21">
+            <w:hyperlink r:id="rId23">
               <w:r>
                 <w:rPr>
                   <w:color w:val="0563C1"/>
@@ -1493,7 +1529,7 @@
               </w:rPr>
               <w:t xml:space="preserve">Implement Load Balancing on Compute Engine </w:t>
             </w:r>
-            <w:hyperlink r:id="rId22">
+            <w:hyperlink r:id="rId24">
               <w:r>
                 <w:rPr>
                   <w:color w:val="0563C1"/>
@@ -1533,7 +1569,7 @@
               </w:rPr>
               <w:t xml:space="preserve">Introduction to Cybersecurity </w:t>
             </w:r>
-            <w:hyperlink r:id="rId23">
+            <w:hyperlink r:id="rId25">
               <w:r>
                 <w:rPr>
                   <w:color w:val="0563C1"/>
@@ -1575,7 +1611,7 @@
               </w:rPr>
               <w:t xml:space="preserve">Monitor Environments with Google Cloud Managed Service for Prometheus </w:t>
             </w:r>
-            <w:hyperlink r:id="rId24">
+            <w:hyperlink r:id="rId26">
               <w:r>
                 <w:rPr>
                   <w:color w:val="0563C1"/>
@@ -1615,7 +1651,7 @@
               </w:rPr>
               <w:t xml:space="preserve">Prepare Data for ML APIs on Google Cloud </w:t>
             </w:r>
-            <w:hyperlink r:id="rId25">
+            <w:hyperlink r:id="rId27">
               <w:r>
                 <w:rPr>
                   <w:color w:val="0563C1"/>
@@ -1657,7 +1693,7 @@
               </w:rPr>
               <w:t xml:space="preserve">Python Essentials 1 </w:t>
             </w:r>
-            <w:hyperlink r:id="rId26">
+            <w:hyperlink r:id="rId28">
               <w:r>
                 <w:rPr>
                   <w:color w:val="0563C1"/>
@@ -1697,7 +1733,7 @@
               </w:rPr>
               <w:t xml:space="preserve">Set Up a Google Cloud Network </w:t>
             </w:r>
-            <w:hyperlink r:id="rId27">
+            <w:hyperlink r:id="rId29">
               <w:r>
                 <w:rPr>
                   <w:color w:val="0563C1"/>
@@ -1739,7 +1775,7 @@
               </w:rPr>
               <w:t xml:space="preserve">Set Up an App Dev Environment on Google Cloud </w:t>
             </w:r>
-            <w:hyperlink r:id="rId28">
+            <w:hyperlink r:id="rId30">
               <w:r>
                 <w:rPr>
                   <w:color w:val="0563C1"/>
@@ -1814,7 +1850,7 @@
               </w:rPr>
               <w:t xml:space="preserve">Develop Your Google Cloud Network — Badge 28786818 </w:t>
             </w:r>
-            <w:hyperlink r:id="rId29">
+            <w:hyperlink r:id="rId31">
               <w:r>
                 <w:rPr>
                   <w:color w:val="0563C1"/>
@@ -1854,7 +1890,7 @@
               </w:rPr>
               <w:t xml:space="preserve">Arcade Base Camp October 2026 — </w:t>
             </w:r>
-            <w:hyperlink r:id="rId30">
+            <w:hyperlink r:id="rId32">
               <w:r>
                 <w:rPr>
                   <w:color w:val="0563C1"/>
@@ -1896,7 +1932,7 @@
               </w:rPr>
               <w:t xml:space="preserve">Implement Event-Driven Messaging and Automation Workflows </w:t>
             </w:r>
-            <w:hyperlink r:id="rId31">
+            <w:hyperlink r:id="rId33">
               <w:r>
                 <w:rPr>
                   <w:color w:val="0563C1"/>
@@ -1936,7 +1972,7 @@
               </w:rPr>
               <w:t xml:space="preserve">Create and Manage AlloyDB Instances — </w:t>
             </w:r>
-            <w:hyperlink r:id="rId32">
+            <w:hyperlink r:id="rId34">
               <w:r>
                 <w:rPr>
                   <w:color w:val="0563C1"/>
@@ -1978,7 +2014,7 @@
               </w:rPr>
               <w:t xml:space="preserve">Trick-or-Metric — </w:t>
             </w:r>
-            <w:hyperlink r:id="rId33">
+            <w:hyperlink r:id="rId35">
               <w:r>
                 <w:rPr>
                   <w:color w:val="0563C1"/>
@@ -2018,7 +2054,7 @@
               </w:rPr>
               <w:t xml:space="preserve">Monitor Environments with Google Cloud Managed Service for Prometheus </w:t>
             </w:r>
-            <w:hyperlink r:id="rId34">
+            <w:hyperlink r:id="rId36">
               <w:r>
                 <w:rPr>
                   <w:color w:val="0563C1"/>
@@ -2060,7 +2096,7 @@
               </w:rPr>
               <w:t xml:space="preserve">Set Up a Google Cloud Network </w:t>
             </w:r>
-            <w:hyperlink r:id="rId35">
+            <w:hyperlink r:id="rId37">
               <w:r>
                 <w:rPr>
                   <w:color w:val="0563C1"/>
@@ -2100,7 +2136,7 @@
               </w:rPr>
               <w:t xml:space="preserve">Implement DevOps Workflows in Google Cloud </w:t>
             </w:r>
-            <w:hyperlink r:id="rId36">
+            <w:hyperlink r:id="rId38">
               <w:r>
                 <w:rPr>
                   <w:color w:val="0563C1"/>
@@ -2142,7 +2178,7 @@
               </w:rPr>
               <w:t xml:space="preserve">Arcade Simulator: Site Reliability Engineer </w:t>
             </w:r>
-            <w:hyperlink r:id="rId37">
+            <w:hyperlink r:id="rId39">
               <w:r>
                 <w:rPr>
                   <w:color w:val="0563C1"/>
@@ -2182,7 +2218,7 @@
               </w:rPr>
               <w:t xml:space="preserve">AI Infrastructure: Deployment Types </w:t>
             </w:r>
-            <w:hyperlink r:id="rId38">
+            <w:hyperlink r:id="rId40">
               <w:r>
                 <w:rPr>
                   <w:color w:val="0563C1"/>
@@ -2224,7 +2260,7 @@
               </w:rPr>
               <w:t xml:space="preserve">AI Infrastructure: Cloud TPUs </w:t>
             </w:r>
-            <w:hyperlink r:id="rId39">
+            <w:hyperlink r:id="rId41">
               <w:r>
                 <w:rPr>
                   <w:color w:val="0563C1"/>
@@ -2264,7 +2300,7 @@
               </w:rPr>
               <w:t xml:space="preserve">AI Infrastructure: Cloud GPUs </w:t>
             </w:r>
-            <w:hyperlink r:id="rId40">
+            <w:hyperlink r:id="rId42">
               <w:r>
                 <w:rPr>
                   <w:color w:val="0563C1"/>
@@ -2306,7 +2342,7 @@
               </w:rPr>
               <w:t xml:space="preserve">Developing Applications with Cloud Run on Google Cloud: Fundamentals </w:t>
             </w:r>
-            <w:hyperlink r:id="rId41">
+            <w:hyperlink r:id="rId43">
               <w:r>
                 <w:rPr>
                   <w:color w:val="0563C1"/>
@@ -2346,7 +2382,7 @@
               </w:rPr>
               <w:t xml:space="preserve">Getting Started with Google Kubernetes Engine </w:t>
             </w:r>
-            <w:hyperlink r:id="rId42">
+            <w:hyperlink r:id="rId44">
               <w:r>
                 <w:rPr>
                   <w:color w:val="0563C1"/>
@@ -2388,7 +2424,7 @@
               </w:rPr>
               <w:t xml:space="preserve">Elastic Google Cloud Infrastructure: Scaling and Automation </w:t>
             </w:r>
-            <w:hyperlink r:id="rId43">
+            <w:hyperlink r:id="rId45">
               <w:r>
                 <w:rPr>
                   <w:color w:val="0563C1"/>
@@ -2428,7 +2464,7 @@
               </w:rPr>
               <w:t xml:space="preserve">Essential Google Cloud Infrastructure: Core Services </w:t>
             </w:r>
-            <w:hyperlink r:id="rId44">
+            <w:hyperlink r:id="rId46">
               <w:r>
                 <w:rPr>
                   <w:color w:val="0563C1"/>
@@ -2470,7 +2506,7 @@
               </w:rPr>
               <w:t xml:space="preserve">Build a Secure Google Cloud Network </w:t>
             </w:r>
-            <w:hyperlink r:id="rId45">
+            <w:hyperlink r:id="rId47">
               <w:r>
                 <w:rPr>
                   <w:color w:val="0563C1"/>
@@ -2510,7 +2546,7 @@
               </w:rPr>
               <w:t xml:space="preserve">Prepare Data for ML APIs on Google Cloud </w:t>
             </w:r>
-            <w:hyperlink r:id="rId46">
+            <w:hyperlink r:id="rId48">
               <w:r>
                 <w:rPr>
                   <w:color w:val="0563C1"/>
@@ -2552,7 +2588,7 @@
               </w:rPr>
               <w:t xml:space="preserve">Google Cloud Computing Foundations: Data, ML, and AI </w:t>
             </w:r>
-            <w:hyperlink r:id="rId47">
+            <w:hyperlink r:id="rId49">
               <w:r>
                 <w:rPr>
                   <w:color w:val="0563C1"/>
@@ -2592,7 +2628,7 @@
               </w:rPr>
               <w:t xml:space="preserve">Essential Google Cloud Infrastructure: Foundation </w:t>
             </w:r>
-            <w:hyperlink r:id="rId48">
+            <w:hyperlink r:id="rId50">
               <w:r>
                 <w:rPr>
                   <w:color w:val="0563C1"/>
@@ -2634,7 +2670,7 @@
               </w:rPr>
               <w:t xml:space="preserve">Google Cloud Computing Foundations: Networking &amp; Security </w:t>
             </w:r>
-            <w:hyperlink r:id="rId49">
+            <w:hyperlink r:id="rId51">
               <w:r>
                 <w:rPr>
                   <w:color w:val="0563C1"/>
@@ -2674,7 +2710,7 @@
               </w:rPr>
               <w:t xml:space="preserve">Set Up an App Dev Environment on Google Cloud </w:t>
             </w:r>
-            <w:hyperlink r:id="rId50">
+            <w:hyperlink r:id="rId52">
               <w:r>
                 <w:rPr>
                   <w:color w:val="0563C1"/>
@@ -2716,7 +2752,7 @@
               </w:rPr>
               <w:t xml:space="preserve">Google Cloud Computing Foundations: Infrastructure </w:t>
             </w:r>
-            <w:hyperlink r:id="rId51">
+            <w:hyperlink r:id="rId53">
               <w:r>
                 <w:rPr>
                   <w:color w:val="0563C1"/>
@@ -2756,7 +2792,7 @@
               </w:rPr>
               <w:t xml:space="preserve">Build a Certification Study Guide: ACE Exam Prep </w:t>
             </w:r>
-            <w:hyperlink r:id="rId52">
+            <w:hyperlink r:id="rId54">
               <w:r>
                 <w:rPr>
                   <w:color w:val="0563C1"/>
@@ -2798,7 +2834,7 @@
               </w:rPr>
               <w:t xml:space="preserve">Google Cloud Computing Foundations: Cloud Fundamentals </w:t>
             </w:r>
-            <w:hyperlink r:id="rId53">
+            <w:hyperlink r:id="rId55">
               <w:r>
                 <w:rPr>
                   <w:color w:val="0563C1"/>
@@ -2838,7 +2874,7 @@
               </w:rPr>
               <w:t xml:space="preserve">Implementing Cloud Load Balancing for Compute Engine </w:t>
             </w:r>
-            <w:hyperlink r:id="rId54">
+            <w:hyperlink r:id="rId56">
               <w:r>
                 <w:rPr>
                   <w:color w:val="0563C1"/>
@@ -2880,7 +2916,7 @@
               </w:rPr>
               <w:t xml:space="preserve">Digital Transformation with Google Cloud </w:t>
             </w:r>
-            <w:hyperlink r:id="rId55">
+            <w:hyperlink r:id="rId57">
               <w:r>
                 <w:rPr>
                   <w:color w:val="0563C1"/>
@@ -2920,7 +2956,7 @@
               </w:rPr>
               <w:t xml:space="preserve">Introduction to Generative AI </w:t>
             </w:r>
-            <w:hyperlink r:id="rId56">
+            <w:hyperlink r:id="rId58">
               <w:r>
                 <w:rPr>
                   <w:color w:val="0563C1"/>
@@ -2966,7 +3002,7 @@
               </w:rPr>
               <w:t xml:space="preserve">Analyze Images with the Cloud Vision API </w:t>
             </w:r>
-            <w:hyperlink r:id="rId57">
+            <w:hyperlink r:id="rId59">
               <w:r>
                 <w:rPr>
                   <w:color w:val="0000FF"/>
@@ -3019,7 +3055,7 @@
               </w:rPr>
               <w:t xml:space="preserve">Arcade Adventure: Google Cloud ML APIs </w:t>
             </w:r>
-            <w:hyperlink r:id="rId58">
+            <w:hyperlink r:id="rId60">
               <w:r>
                 <w:rPr>
                   <w:color w:val="0000FF"/>
@@ -3066,7 +3102,7 @@
               </w:rPr>
               <w:t xml:space="preserve">Using the Google Cloud Speech API </w:t>
             </w:r>
-            <w:hyperlink r:id="rId59">
+            <w:hyperlink r:id="rId61">
               <w:r>
                 <w:rPr>
                   <w:color w:val="0000FF"/>
@@ -3119,7 +3155,7 @@
               </w:rPr>
               <w:t xml:space="preserve">Deploy Kubernetes Applications on Google Cloud </w:t>
             </w:r>
-            <w:hyperlink r:id="rId60">
+            <w:hyperlink r:id="rId62">
               <w:r>
                 <w:rPr>
                   <w:color w:val="0000FF"/>
@@ -3147,6 +3183,7 @@
                 <w:color w:val="FFFFFF"/>
                 <w:sz w:val="18"/>
               </w:rPr>
+              <w:lastRenderedPageBreak/>
               <w:t>🤖 AI &amp; PRODUCTIVITY — COURSERA / GOOGLE — 7 Verified</w:t>
             </w:r>
           </w:p>
@@ -3177,7 +3214,7 @@
               </w:rPr>
               <w:t xml:space="preserve">Google AI Essentials Specialization — 5 Courses Complete </w:t>
             </w:r>
-            <w:hyperlink r:id="rId61">
+            <w:hyperlink r:id="rId63">
               <w:r>
                 <w:rPr>
                   <w:color w:val="0563C1"/>
@@ -3213,7 +3250,7 @@
               </w:rPr>
               <w:t xml:space="preserve">Stay Ahead of the AI Curve — </w:t>
             </w:r>
-            <w:hyperlink r:id="rId62">
+            <w:hyperlink r:id="rId64">
               <w:r>
                 <w:rPr>
                   <w:color w:val="0563C1"/>
@@ -3251,7 +3288,7 @@
               </w:rPr>
               <w:t xml:space="preserve">Use AI Responsibly — </w:t>
             </w:r>
-            <w:hyperlink r:id="rId63">
+            <w:hyperlink r:id="rId65">
               <w:r>
                 <w:rPr>
                   <w:color w:val="0563C1"/>
@@ -3287,7 +3324,7 @@
               </w:rPr>
               <w:t xml:space="preserve">Discover the Art of Prompting — </w:t>
             </w:r>
-            <w:hyperlink r:id="rId64">
+            <w:hyperlink r:id="rId66">
               <w:r>
                 <w:rPr>
                   <w:color w:val="0563C1"/>
@@ -3307,7 +3344,6 @@
           </w:tcPr>
           <w:p>
             <w:r>
-              <w:lastRenderedPageBreak/>
               <w:t>52</w:t>
             </w:r>
           </w:p>
@@ -3326,7 +3362,7 @@
               </w:rPr>
               <w:t xml:space="preserve">Introduction to AI — </w:t>
             </w:r>
-            <w:hyperlink r:id="rId65">
+            <w:hyperlink r:id="rId67">
               <w:r>
                 <w:rPr>
                   <w:color w:val="0563C1"/>
@@ -3360,9 +3396,23 @@
               <w:rPr>
                 <w:sz w:val="16"/>
               </w:rPr>
-              <w:t xml:space="preserve">Maximize Productivity With AI Tools — </w:t>
+              <w:t xml:space="preserve">Maximize Productivity </w:t>
             </w:r>
-            <w:hyperlink r:id="rId66">
+            <w:proofErr w:type="gramStart"/>
+            <w:r>
+              <w:rPr>
+                <w:sz w:val="16"/>
+              </w:rPr>
+              <w:t>With</w:t>
+            </w:r>
+            <w:proofErr w:type="gramEnd"/>
+            <w:r>
+              <w:rPr>
+                <w:sz w:val="16"/>
+              </w:rPr>
+              <w:t xml:space="preserve"> AI Tools — </w:t>
+            </w:r>
+            <w:hyperlink r:id="rId68">
               <w:r>
                 <w:rPr>
                   <w:color w:val="0563C1"/>
@@ -3400,7 +3450,7 @@
               </w:rPr>
               <w:t xml:space="preserve">Digital Marketing — Wadhwani Foundation </w:t>
             </w:r>
-            <w:hyperlink r:id="rId67">
+            <w:hyperlink r:id="rId69">
               <w:r>
                 <w:rPr>
                   <w:color w:val="0563C1"/>
@@ -3469,7 +3519,7 @@
               </w:rPr>
               <w:t xml:space="preserve">Child Protection Awareness — British Council UAE </w:t>
             </w:r>
-            <w:hyperlink r:id="rId68">
+            <w:hyperlink r:id="rId70">
               <w:r>
                 <w:rPr>
                   <w:color w:val="0563C1"/>
@@ -3505,7 +3555,7 @@
               </w:rPr>
               <w:t xml:space="preserve">Child Protection Module3 — British Council UAE </w:t>
             </w:r>
-            <w:hyperlink r:id="rId69">
+            <w:hyperlink r:id="rId71">
               <w:r>
                 <w:rPr>
                   <w:color w:val="0563C1"/>
@@ -3543,7 +3593,7 @@
               </w:rPr>
               <w:t xml:space="preserve">HABC Level 2 Emergency First Aid </w:t>
             </w:r>
-            <w:hyperlink r:id="rId70">
+            <w:hyperlink r:id="rId72">
               <w:r>
                 <w:rPr>
                   <w:color w:val="0563C1"/>
@@ -3579,7 +3629,7 @@
               </w:rPr>
               <w:t xml:space="preserve">Basic Fire Fighting — NFPA </w:t>
             </w:r>
-            <w:hyperlink r:id="rId71">
+            <w:hyperlink r:id="rId73">
               <w:r>
                 <w:rPr>
                   <w:color w:val="0563C1"/>
@@ -3617,7 +3667,7 @@
               </w:rPr>
               <w:t xml:space="preserve">IOSH Managing Safely — IOSH · OrientMCT UAE </w:t>
             </w:r>
-            <w:hyperlink r:id="rId72">
+            <w:hyperlink r:id="rId74">
               <w:r>
                 <w:rPr>
                   <w:color w:val="0563C1"/>
@@ -3653,7 +3703,7 @@
               </w:rPr>
               <w:t xml:space="preserve">Excel Advanced Expert — Microsoft/Lynda.com </w:t>
             </w:r>
-            <w:hyperlink r:id="rId73">
+            <w:hyperlink r:id="rId75">
               <w:r>
                 <w:rPr>
                   <w:color w:val="0563C1"/>
@@ -3691,7 +3741,7 @@
               </w:rPr>
               <w:t xml:space="preserve">HCT 10-Year Long Service Award — Higher Colleges of Technology UAE </w:t>
             </w:r>
-            <w:hyperlink r:id="rId74">
+            <w:hyperlink r:id="rId76">
               <w:r>
                 <w:rPr>
                   <w:color w:val="0563C1"/>
@@ -3727,7 +3777,7 @@
               </w:rPr>
               <w:t xml:space="preserve">HCT Support Staff Award — Exemplary Service </w:t>
             </w:r>
-            <w:hyperlink r:id="rId75">
+            <w:hyperlink r:id="rId77">
               <w:r>
                 <w:rPr>
                   <w:color w:val="0563C1"/>
@@ -3765,7 +3815,7 @@
               </w:rPr>
               <w:t xml:space="preserve">Emirates Red Crescent · UAE — Certified </w:t>
             </w:r>
-            <w:hyperlink r:id="rId76">
+            <w:hyperlink r:id="rId78">
               <w:r>
                 <w:rPr>
                   <w:color w:val="0563C1"/>
@@ -3801,7 +3851,7 @@
               </w:rPr>
               <w:t xml:space="preserve">First Flight Certificate Aviation · UAE </w:t>
             </w:r>
-            <w:hyperlink r:id="rId77">
+            <w:hyperlink r:id="rId79">
               <w:r>
                 <w:rPr>
                   <w:color w:val="0563C1"/>
@@ -3894,7 +3944,7 @@
       </w:r>
     </w:p>
     <w:sectPr>
-      <w:footerReference w:type="default" r:id="rId78"/>
+      <w:footerReference w:type="default" r:id="rId80"/>
       <w:pgSz w:w="12240" w:h="15840"/>
       <w:pgMar w:top="720" w:right="864" w:bottom="720" w:left="864" w:header="720" w:footer="720" w:gutter="0"/>
       <w:cols w:space="720"/>
